--- a/docs/Project Task Allocation & Architecture.docx
+++ b/docs/Project Task Allocation & Architecture.docx
@@ -11,7 +11,6 @@
           <w:color w:val="1F1F1F"/>
         </w:rPr>
       </w:pPr>
-      <w:bookmarkStart w:id="0" w:name="_GoBack"/>
       <w:r>
         <w:rPr>
           <w:rFonts w:ascii="Google Sans" w:eastAsia="Google Sans" w:hAnsi="Google Sans" w:cs="Google Sans"/>
@@ -5236,7 +5235,8757 @@
           </w:p>
         </w:tc>
       </w:tr>
+    </w:tbl>
+    <w:p/>
+    <w:p>
+      <w:pPr>
+        <w:widowControl/>
+        <w:rPr>
+          <w:rFonts w:ascii="Times New Roman" w:eastAsia="Times New Roman" w:hAnsi="Times New Roman" w:cs="Times New Roman"/>
+          <w:sz w:val="24"/>
+          <w:szCs w:val="24"/>
+        </w:rPr>
+      </w:pPr>
+    </w:p>
+    <w:p>
+      <w:pPr>
+        <w:widowControl/>
+        <w:rPr>
+          <w:rFonts w:ascii="Times New Roman" w:eastAsia="Times New Roman" w:hAnsi="Times New Roman" w:cs="Times New Roman"/>
+          <w:sz w:val="24"/>
+          <w:szCs w:val="24"/>
+        </w:rPr>
+      </w:pPr>
+      <w:bookmarkStart w:id="0" w:name="_GoBack"/>
       <w:bookmarkEnd w:id="0"/>
+    </w:p>
+    <w:p>
+      <w:pPr>
+        <w:widowControl/>
+        <w:rPr>
+          <w:rFonts w:ascii="Times New Roman" w:eastAsia="Times New Roman" w:hAnsi="Times New Roman" w:cs="Times New Roman"/>
+          <w:sz w:val="24"/>
+          <w:szCs w:val="24"/>
+        </w:rPr>
+      </w:pPr>
+    </w:p>
+    <w:tbl>
+      <w:tblPr>
+        <w:tblW w:w="0" w:type="auto"/>
+        <w:jc w:val="center"/>
+        <w:tblCellMar>
+          <w:top w:w="15" w:type="dxa"/>
+          <w:left w:w="15" w:type="dxa"/>
+          <w:bottom w:w="15" w:type="dxa"/>
+          <w:right w:w="15" w:type="dxa"/>
+        </w:tblCellMar>
+        <w:tblLook w:val="04A0" w:firstRow="1" w:lastRow="0" w:firstColumn="1" w:lastColumn="0" w:noHBand="0" w:noVBand="1"/>
+      </w:tblPr>
+      <w:tblGrid>
+        <w:gridCol w:w="662"/>
+        <w:gridCol w:w="1129"/>
+        <w:gridCol w:w="2317"/>
+        <w:gridCol w:w="3093"/>
+        <w:gridCol w:w="2139"/>
+      </w:tblGrid>
+      <w:tr>
+        <w:trPr>
+          <w:trHeight w:val="525"/>
+          <w:tblHeader/>
+          <w:jc w:val="center"/>
+        </w:trPr>
+        <w:tc>
+          <w:tcPr>
+            <w:tcW w:w="0" w:type="auto"/>
+            <w:tcBorders>
+              <w:top w:val="single" w:sz="8" w:space="0" w:color="FFFFFF"/>
+              <w:left w:val="single" w:sz="8" w:space="0" w:color="FFFFFF"/>
+              <w:bottom w:val="single" w:sz="8" w:space="0" w:color="E0E0E0"/>
+              <w:right w:val="single" w:sz="8" w:space="0" w:color="FFFFFF"/>
+            </w:tcBorders>
+            <w:shd w:val="clear" w:color="auto" w:fill="4A86E8"/>
+            <w:tcMar>
+              <w:top w:w="120" w:type="dxa"/>
+              <w:left w:w="120" w:type="dxa"/>
+              <w:bottom w:w="120" w:type="dxa"/>
+              <w:right w:w="120" w:type="dxa"/>
+            </w:tcMar>
+            <w:vAlign w:val="center"/>
+            <w:hideMark/>
+          </w:tcPr>
+          <w:p>
+            <w:pPr>
+              <w:widowControl/>
+              <w:jc w:val="center"/>
+              <w:rPr>
+                <w:rFonts w:ascii="Times New Roman" w:eastAsia="Times New Roman" w:hAnsi="Times New Roman" w:cs="Times New Roman"/>
+                <w:b/>
+                <w:bCs/>
+                <w:sz w:val="24"/>
+                <w:szCs w:val="24"/>
+              </w:rPr>
+            </w:pPr>
+            <w:proofErr w:type="spellStart"/>
+            <w:r>
+              <w:rPr>
+                <w:rFonts w:eastAsia="Times New Roman"/>
+                <w:b/>
+                <w:bCs/>
+                <w:color w:val="FFFFFF"/>
+                <w:sz w:val="20"/>
+                <w:szCs w:val="20"/>
+              </w:rPr>
+              <w:lastRenderedPageBreak/>
+              <w:t>Tiến</w:t>
+            </w:r>
+            <w:proofErr w:type="spellEnd"/>
+            <w:r>
+              <w:rPr>
+                <w:rFonts w:eastAsia="Times New Roman"/>
+                <w:b/>
+                <w:bCs/>
+                <w:color w:val="FFFFFF"/>
+                <w:sz w:val="20"/>
+                <w:szCs w:val="20"/>
+              </w:rPr>
+              <w:t xml:space="preserve"> </w:t>
+            </w:r>
+            <w:proofErr w:type="spellStart"/>
+            <w:r>
+              <w:rPr>
+                <w:rFonts w:eastAsia="Times New Roman"/>
+                <w:b/>
+                <w:bCs/>
+                <w:color w:val="FFFFFF"/>
+                <w:sz w:val="20"/>
+                <w:szCs w:val="20"/>
+              </w:rPr>
+              <w:t>độ</w:t>
+            </w:r>
+            <w:proofErr w:type="spellEnd"/>
+          </w:p>
+        </w:tc>
+        <w:tc>
+          <w:tcPr>
+            <w:tcW w:w="0" w:type="auto"/>
+            <w:tcBorders>
+              <w:top w:val="single" w:sz="8" w:space="0" w:color="FFFFFF"/>
+              <w:left w:val="single" w:sz="8" w:space="0" w:color="FFFFFF"/>
+              <w:bottom w:val="single" w:sz="8" w:space="0" w:color="E0E0E0"/>
+              <w:right w:val="single" w:sz="8" w:space="0" w:color="FFFFFF"/>
+            </w:tcBorders>
+            <w:shd w:val="clear" w:color="auto" w:fill="4A86E8"/>
+            <w:tcMar>
+              <w:top w:w="120" w:type="dxa"/>
+              <w:left w:w="120" w:type="dxa"/>
+              <w:bottom w:w="120" w:type="dxa"/>
+              <w:right w:w="120" w:type="dxa"/>
+            </w:tcMar>
+            <w:vAlign w:val="center"/>
+            <w:hideMark/>
+          </w:tcPr>
+          <w:p>
+            <w:pPr>
+              <w:widowControl/>
+              <w:jc w:val="center"/>
+              <w:rPr>
+                <w:rFonts w:ascii="Times New Roman" w:eastAsia="Times New Roman" w:hAnsi="Times New Roman" w:cs="Times New Roman"/>
+                <w:b/>
+                <w:bCs/>
+                <w:sz w:val="24"/>
+                <w:szCs w:val="24"/>
+              </w:rPr>
+            </w:pPr>
+            <w:proofErr w:type="spellStart"/>
+            <w:r>
+              <w:rPr>
+                <w:rFonts w:eastAsia="Times New Roman"/>
+                <w:b/>
+                <w:bCs/>
+                <w:color w:val="FFFFFF"/>
+                <w:sz w:val="20"/>
+                <w:szCs w:val="20"/>
+              </w:rPr>
+              <w:t>Thành</w:t>
+            </w:r>
+            <w:proofErr w:type="spellEnd"/>
+            <w:r>
+              <w:rPr>
+                <w:rFonts w:eastAsia="Times New Roman"/>
+                <w:b/>
+                <w:bCs/>
+                <w:color w:val="FFFFFF"/>
+                <w:sz w:val="20"/>
+                <w:szCs w:val="20"/>
+              </w:rPr>
+              <w:t xml:space="preserve"> </w:t>
+            </w:r>
+            <w:proofErr w:type="spellStart"/>
+            <w:r>
+              <w:rPr>
+                <w:rFonts w:eastAsia="Times New Roman"/>
+                <w:b/>
+                <w:bCs/>
+                <w:color w:val="FFFFFF"/>
+                <w:sz w:val="20"/>
+                <w:szCs w:val="20"/>
+              </w:rPr>
+              <w:t>viên</w:t>
+            </w:r>
+            <w:proofErr w:type="spellEnd"/>
+          </w:p>
+        </w:tc>
+        <w:tc>
+          <w:tcPr>
+            <w:tcW w:w="0" w:type="auto"/>
+            <w:tcBorders>
+              <w:top w:val="single" w:sz="8" w:space="0" w:color="FFFFFF"/>
+              <w:left w:val="single" w:sz="8" w:space="0" w:color="FFFFFF"/>
+              <w:bottom w:val="single" w:sz="8" w:space="0" w:color="E0E0E0"/>
+              <w:right w:val="single" w:sz="8" w:space="0" w:color="FFFFFF"/>
+            </w:tcBorders>
+            <w:shd w:val="clear" w:color="auto" w:fill="4A86E8"/>
+            <w:tcMar>
+              <w:top w:w="120" w:type="dxa"/>
+              <w:left w:w="120" w:type="dxa"/>
+              <w:bottom w:w="120" w:type="dxa"/>
+              <w:right w:w="120" w:type="dxa"/>
+            </w:tcMar>
+            <w:vAlign w:val="center"/>
+            <w:hideMark/>
+          </w:tcPr>
+          <w:p>
+            <w:pPr>
+              <w:widowControl/>
+              <w:jc w:val="center"/>
+              <w:rPr>
+                <w:rFonts w:ascii="Times New Roman" w:eastAsia="Times New Roman" w:hAnsi="Times New Roman" w:cs="Times New Roman"/>
+                <w:b/>
+                <w:bCs/>
+                <w:sz w:val="24"/>
+                <w:szCs w:val="24"/>
+              </w:rPr>
+            </w:pPr>
+            <w:r>
+              <w:rPr>
+                <w:rFonts w:eastAsia="Times New Roman"/>
+                <w:b/>
+                <w:bCs/>
+                <w:color w:val="FFFFFF"/>
+                <w:sz w:val="20"/>
+                <w:szCs w:val="20"/>
+              </w:rPr>
+              <w:t xml:space="preserve">File / </w:t>
+            </w:r>
+            <w:proofErr w:type="spellStart"/>
+            <w:r>
+              <w:rPr>
+                <w:rFonts w:eastAsia="Times New Roman"/>
+                <w:b/>
+                <w:bCs/>
+                <w:color w:val="FFFFFF"/>
+                <w:sz w:val="20"/>
+                <w:szCs w:val="20"/>
+              </w:rPr>
+              <w:t>Thư</w:t>
+            </w:r>
+            <w:proofErr w:type="spellEnd"/>
+            <w:r>
+              <w:rPr>
+                <w:rFonts w:eastAsia="Times New Roman"/>
+                <w:b/>
+                <w:bCs/>
+                <w:color w:val="FFFFFF"/>
+                <w:sz w:val="20"/>
+                <w:szCs w:val="20"/>
+              </w:rPr>
+              <w:t xml:space="preserve"> </w:t>
+            </w:r>
+            <w:proofErr w:type="spellStart"/>
+            <w:r>
+              <w:rPr>
+                <w:rFonts w:eastAsia="Times New Roman"/>
+                <w:b/>
+                <w:bCs/>
+                <w:color w:val="FFFFFF"/>
+                <w:sz w:val="20"/>
+                <w:szCs w:val="20"/>
+              </w:rPr>
+              <w:t>mục</w:t>
+            </w:r>
+            <w:proofErr w:type="spellEnd"/>
+            <w:r>
+              <w:rPr>
+                <w:rFonts w:eastAsia="Times New Roman"/>
+                <w:b/>
+                <w:bCs/>
+                <w:color w:val="FFFFFF"/>
+                <w:sz w:val="20"/>
+                <w:szCs w:val="20"/>
+              </w:rPr>
+              <w:t xml:space="preserve"> </w:t>
+            </w:r>
+            <w:proofErr w:type="spellStart"/>
+            <w:r>
+              <w:rPr>
+                <w:rFonts w:eastAsia="Times New Roman"/>
+                <w:b/>
+                <w:bCs/>
+                <w:color w:val="FFFFFF"/>
+                <w:sz w:val="20"/>
+                <w:szCs w:val="20"/>
+              </w:rPr>
+              <w:t>đảm</w:t>
+            </w:r>
+            <w:proofErr w:type="spellEnd"/>
+            <w:r>
+              <w:rPr>
+                <w:rFonts w:eastAsia="Times New Roman"/>
+                <w:b/>
+                <w:bCs/>
+                <w:color w:val="FFFFFF"/>
+                <w:sz w:val="20"/>
+                <w:szCs w:val="20"/>
+              </w:rPr>
+              <w:t xml:space="preserve"> </w:t>
+            </w:r>
+            <w:proofErr w:type="spellStart"/>
+            <w:r>
+              <w:rPr>
+                <w:rFonts w:eastAsia="Times New Roman"/>
+                <w:b/>
+                <w:bCs/>
+                <w:color w:val="FFFFFF"/>
+                <w:sz w:val="20"/>
+                <w:szCs w:val="20"/>
+              </w:rPr>
+              <w:t>nhận</w:t>
+            </w:r>
+            <w:proofErr w:type="spellEnd"/>
+          </w:p>
+        </w:tc>
+        <w:tc>
+          <w:tcPr>
+            <w:tcW w:w="0" w:type="auto"/>
+            <w:tcBorders>
+              <w:top w:val="single" w:sz="8" w:space="0" w:color="FFFFFF"/>
+              <w:left w:val="single" w:sz="8" w:space="0" w:color="FFFFFF"/>
+              <w:bottom w:val="single" w:sz="8" w:space="0" w:color="E0E0E0"/>
+              <w:right w:val="single" w:sz="8" w:space="0" w:color="FFFFFF"/>
+            </w:tcBorders>
+            <w:shd w:val="clear" w:color="auto" w:fill="4A86E8"/>
+            <w:tcMar>
+              <w:top w:w="120" w:type="dxa"/>
+              <w:left w:w="120" w:type="dxa"/>
+              <w:bottom w:w="120" w:type="dxa"/>
+              <w:right w:w="120" w:type="dxa"/>
+            </w:tcMar>
+            <w:vAlign w:val="center"/>
+            <w:hideMark/>
+          </w:tcPr>
+          <w:p>
+            <w:pPr>
+              <w:widowControl/>
+              <w:jc w:val="center"/>
+              <w:rPr>
+                <w:rFonts w:ascii="Times New Roman" w:eastAsia="Times New Roman" w:hAnsi="Times New Roman" w:cs="Times New Roman"/>
+                <w:b/>
+                <w:bCs/>
+                <w:sz w:val="24"/>
+                <w:szCs w:val="24"/>
+              </w:rPr>
+            </w:pPr>
+            <w:proofErr w:type="spellStart"/>
+            <w:r>
+              <w:rPr>
+                <w:rFonts w:eastAsia="Times New Roman"/>
+                <w:b/>
+                <w:bCs/>
+                <w:color w:val="FFFFFF"/>
+                <w:sz w:val="20"/>
+                <w:szCs w:val="20"/>
+              </w:rPr>
+              <w:t>Đầu</w:t>
+            </w:r>
+            <w:proofErr w:type="spellEnd"/>
+            <w:r>
+              <w:rPr>
+                <w:rFonts w:eastAsia="Times New Roman"/>
+                <w:b/>
+                <w:bCs/>
+                <w:color w:val="FFFFFF"/>
+                <w:sz w:val="20"/>
+                <w:szCs w:val="20"/>
+              </w:rPr>
+              <w:t xml:space="preserve"> </w:t>
+            </w:r>
+            <w:proofErr w:type="spellStart"/>
+            <w:r>
+              <w:rPr>
+                <w:rFonts w:eastAsia="Times New Roman"/>
+                <w:b/>
+                <w:bCs/>
+                <w:color w:val="FFFFFF"/>
+                <w:sz w:val="20"/>
+                <w:szCs w:val="20"/>
+              </w:rPr>
+              <w:t>việc</w:t>
+            </w:r>
+            <w:proofErr w:type="spellEnd"/>
+            <w:r>
+              <w:rPr>
+                <w:rFonts w:eastAsia="Times New Roman"/>
+                <w:b/>
+                <w:bCs/>
+                <w:color w:val="FFFFFF"/>
+                <w:sz w:val="20"/>
+                <w:szCs w:val="20"/>
+              </w:rPr>
+              <w:t xml:space="preserve"> </w:t>
+            </w:r>
+            <w:proofErr w:type="spellStart"/>
+            <w:r>
+              <w:rPr>
+                <w:rFonts w:eastAsia="Times New Roman"/>
+                <w:b/>
+                <w:bCs/>
+                <w:color w:val="FFFFFF"/>
+                <w:sz w:val="20"/>
+                <w:szCs w:val="20"/>
+              </w:rPr>
+              <w:t>cụ</w:t>
+            </w:r>
+            <w:proofErr w:type="spellEnd"/>
+            <w:r>
+              <w:rPr>
+                <w:rFonts w:eastAsia="Times New Roman"/>
+                <w:b/>
+                <w:bCs/>
+                <w:color w:val="FFFFFF"/>
+                <w:sz w:val="20"/>
+                <w:szCs w:val="20"/>
+              </w:rPr>
+              <w:t xml:space="preserve"> </w:t>
+            </w:r>
+            <w:proofErr w:type="spellStart"/>
+            <w:r>
+              <w:rPr>
+                <w:rFonts w:eastAsia="Times New Roman"/>
+                <w:b/>
+                <w:bCs/>
+                <w:color w:val="FFFFFF"/>
+                <w:sz w:val="20"/>
+                <w:szCs w:val="20"/>
+              </w:rPr>
+              <w:t>thể</w:t>
+            </w:r>
+            <w:proofErr w:type="spellEnd"/>
+            <w:r>
+              <w:rPr>
+                <w:rFonts w:eastAsia="Times New Roman"/>
+                <w:b/>
+                <w:bCs/>
+                <w:color w:val="FFFFFF"/>
+                <w:sz w:val="20"/>
+                <w:szCs w:val="20"/>
+              </w:rPr>
+              <w:t xml:space="preserve"> (Code </w:t>
+            </w:r>
+            <w:proofErr w:type="spellStart"/>
+            <w:r>
+              <w:rPr>
+                <w:rFonts w:eastAsia="Times New Roman"/>
+                <w:b/>
+                <w:bCs/>
+                <w:color w:val="FFFFFF"/>
+                <w:sz w:val="20"/>
+                <w:szCs w:val="20"/>
+              </w:rPr>
+              <w:t>độc</w:t>
+            </w:r>
+            <w:proofErr w:type="spellEnd"/>
+            <w:r>
+              <w:rPr>
+                <w:rFonts w:eastAsia="Times New Roman"/>
+                <w:b/>
+                <w:bCs/>
+                <w:color w:val="FFFFFF"/>
+                <w:sz w:val="20"/>
+                <w:szCs w:val="20"/>
+              </w:rPr>
+              <w:t xml:space="preserve"> </w:t>
+            </w:r>
+            <w:proofErr w:type="spellStart"/>
+            <w:r>
+              <w:rPr>
+                <w:rFonts w:eastAsia="Times New Roman"/>
+                <w:b/>
+                <w:bCs/>
+                <w:color w:val="FFFFFF"/>
+                <w:sz w:val="20"/>
+                <w:szCs w:val="20"/>
+              </w:rPr>
+              <w:t>lập</w:t>
+            </w:r>
+            <w:proofErr w:type="spellEnd"/>
+            <w:r>
+              <w:rPr>
+                <w:rFonts w:eastAsia="Times New Roman"/>
+                <w:b/>
+                <w:bCs/>
+                <w:color w:val="FFFFFF"/>
+                <w:sz w:val="20"/>
+                <w:szCs w:val="20"/>
+              </w:rPr>
+              <w:t>)</w:t>
+            </w:r>
+          </w:p>
+        </w:tc>
+        <w:tc>
+          <w:tcPr>
+            <w:tcW w:w="0" w:type="auto"/>
+            <w:tcBorders>
+              <w:top w:val="single" w:sz="8" w:space="0" w:color="FFFFFF"/>
+              <w:left w:val="single" w:sz="8" w:space="0" w:color="FFFFFF"/>
+              <w:bottom w:val="single" w:sz="8" w:space="0" w:color="E0E0E0"/>
+              <w:right w:val="single" w:sz="8" w:space="0" w:color="FFFFFF"/>
+            </w:tcBorders>
+            <w:shd w:val="clear" w:color="auto" w:fill="4A86E8"/>
+            <w:tcMar>
+              <w:top w:w="120" w:type="dxa"/>
+              <w:left w:w="120" w:type="dxa"/>
+              <w:bottom w:w="120" w:type="dxa"/>
+              <w:right w:w="120" w:type="dxa"/>
+            </w:tcMar>
+            <w:vAlign w:val="center"/>
+            <w:hideMark/>
+          </w:tcPr>
+          <w:p>
+            <w:pPr>
+              <w:widowControl/>
+              <w:jc w:val="center"/>
+              <w:rPr>
+                <w:rFonts w:ascii="Times New Roman" w:eastAsia="Times New Roman" w:hAnsi="Times New Roman" w:cs="Times New Roman"/>
+                <w:b/>
+                <w:bCs/>
+                <w:sz w:val="24"/>
+                <w:szCs w:val="24"/>
+              </w:rPr>
+            </w:pPr>
+            <w:proofErr w:type="spellStart"/>
+            <w:r>
+              <w:rPr>
+                <w:rFonts w:eastAsia="Times New Roman"/>
+                <w:b/>
+                <w:bCs/>
+                <w:color w:val="FFFFFF"/>
+                <w:sz w:val="20"/>
+                <w:szCs w:val="20"/>
+              </w:rPr>
+              <w:t>Yêu</w:t>
+            </w:r>
+            <w:proofErr w:type="spellEnd"/>
+            <w:r>
+              <w:rPr>
+                <w:rFonts w:eastAsia="Times New Roman"/>
+                <w:b/>
+                <w:bCs/>
+                <w:color w:val="FFFFFF"/>
+                <w:sz w:val="20"/>
+                <w:szCs w:val="20"/>
+              </w:rPr>
+              <w:t xml:space="preserve"> </w:t>
+            </w:r>
+            <w:proofErr w:type="spellStart"/>
+            <w:r>
+              <w:rPr>
+                <w:rFonts w:eastAsia="Times New Roman"/>
+                <w:b/>
+                <w:bCs/>
+                <w:color w:val="FFFFFF"/>
+                <w:sz w:val="20"/>
+                <w:szCs w:val="20"/>
+              </w:rPr>
+              <w:t>cầu</w:t>
+            </w:r>
+            <w:proofErr w:type="spellEnd"/>
+            <w:r>
+              <w:rPr>
+                <w:rFonts w:eastAsia="Times New Roman"/>
+                <w:b/>
+                <w:bCs/>
+                <w:color w:val="FFFFFF"/>
+                <w:sz w:val="20"/>
+                <w:szCs w:val="20"/>
+              </w:rPr>
+              <w:t xml:space="preserve"> </w:t>
+            </w:r>
+            <w:proofErr w:type="spellStart"/>
+            <w:r>
+              <w:rPr>
+                <w:rFonts w:eastAsia="Times New Roman"/>
+                <w:b/>
+                <w:bCs/>
+                <w:color w:val="FFFFFF"/>
+                <w:sz w:val="20"/>
+                <w:szCs w:val="20"/>
+              </w:rPr>
+              <w:t>bàn</w:t>
+            </w:r>
+            <w:proofErr w:type="spellEnd"/>
+            <w:r>
+              <w:rPr>
+                <w:rFonts w:eastAsia="Times New Roman"/>
+                <w:b/>
+                <w:bCs/>
+                <w:color w:val="FFFFFF"/>
+                <w:sz w:val="20"/>
+                <w:szCs w:val="20"/>
+              </w:rPr>
+              <w:t xml:space="preserve"> </w:t>
+            </w:r>
+            <w:proofErr w:type="spellStart"/>
+            <w:r>
+              <w:rPr>
+                <w:rFonts w:eastAsia="Times New Roman"/>
+                <w:b/>
+                <w:bCs/>
+                <w:color w:val="FFFFFF"/>
+                <w:sz w:val="20"/>
+                <w:szCs w:val="20"/>
+              </w:rPr>
+              <w:t>giao</w:t>
+            </w:r>
+            <w:proofErr w:type="spellEnd"/>
+            <w:r>
+              <w:rPr>
+                <w:rFonts w:eastAsia="Times New Roman"/>
+                <w:b/>
+                <w:bCs/>
+                <w:color w:val="FFFFFF"/>
+                <w:sz w:val="20"/>
+                <w:szCs w:val="20"/>
+              </w:rPr>
+              <w:t xml:space="preserve"> &amp; </w:t>
+            </w:r>
+            <w:proofErr w:type="spellStart"/>
+            <w:r>
+              <w:rPr>
+                <w:rFonts w:eastAsia="Times New Roman"/>
+                <w:b/>
+                <w:bCs/>
+                <w:color w:val="FFFFFF"/>
+                <w:sz w:val="20"/>
+                <w:szCs w:val="20"/>
+              </w:rPr>
+              <w:t>Chuẩn</w:t>
+            </w:r>
+            <w:proofErr w:type="spellEnd"/>
+            <w:r>
+              <w:rPr>
+                <w:rFonts w:eastAsia="Times New Roman"/>
+                <w:b/>
+                <w:bCs/>
+                <w:color w:val="FFFFFF"/>
+                <w:sz w:val="20"/>
+                <w:szCs w:val="20"/>
+              </w:rPr>
+              <w:t xml:space="preserve"> Comment</w:t>
+            </w:r>
+          </w:p>
+        </w:tc>
+      </w:tr>
+      <w:tr>
+        <w:trPr>
+          <w:trHeight w:val="5700"/>
+          <w:jc w:val="center"/>
+        </w:trPr>
+        <w:tc>
+          <w:tcPr>
+            <w:tcW w:w="0" w:type="auto"/>
+            <w:tcBorders>
+              <w:top w:val="single" w:sz="8" w:space="0" w:color="E0E0E0"/>
+              <w:left w:val="single" w:sz="8" w:space="0" w:color="E0E0E0"/>
+              <w:bottom w:val="single" w:sz="8" w:space="0" w:color="E0E0E0"/>
+              <w:right w:val="single" w:sz="8" w:space="0" w:color="E0E0E0"/>
+            </w:tcBorders>
+            <w:shd w:val="clear" w:color="auto" w:fill="FFFFFF"/>
+            <w:tcMar>
+              <w:top w:w="120" w:type="dxa"/>
+              <w:left w:w="120" w:type="dxa"/>
+              <w:bottom w:w="120" w:type="dxa"/>
+              <w:right w:w="120" w:type="dxa"/>
+            </w:tcMar>
+            <w:vAlign w:val="center"/>
+            <w:hideMark/>
+          </w:tcPr>
+          <w:p>
+            <w:pPr>
+              <w:widowControl/>
+              <w:numPr>
+                <w:ilvl w:val="0"/>
+                <w:numId w:val="3"/>
+              </w:numPr>
+              <w:spacing w:before="100" w:beforeAutospacing="1" w:after="100" w:afterAutospacing="1"/>
+              <w:textAlignment w:val="baseline"/>
+              <w:rPr>
+                <w:rFonts w:eastAsia="Times New Roman"/>
+                <w:strike/>
+                <w:color w:val="000000"/>
+              </w:rPr>
+            </w:pPr>
+          </w:p>
+        </w:tc>
+        <w:tc>
+          <w:tcPr>
+            <w:tcW w:w="0" w:type="auto"/>
+            <w:tcBorders>
+              <w:top w:val="single" w:sz="8" w:space="0" w:color="E0E0E0"/>
+              <w:left w:val="single" w:sz="8" w:space="0" w:color="E0E0E0"/>
+              <w:bottom w:val="single" w:sz="8" w:space="0" w:color="E0E0E0"/>
+              <w:right w:val="single" w:sz="8" w:space="0" w:color="E0E0E0"/>
+            </w:tcBorders>
+            <w:shd w:val="clear" w:color="auto" w:fill="FFFFFF"/>
+            <w:tcMar>
+              <w:top w:w="120" w:type="dxa"/>
+              <w:left w:w="120" w:type="dxa"/>
+              <w:bottom w:w="120" w:type="dxa"/>
+              <w:right w:w="120" w:type="dxa"/>
+            </w:tcMar>
+            <w:hideMark/>
+          </w:tcPr>
+          <w:p>
+            <w:pPr>
+              <w:widowControl/>
+              <w:rPr>
+                <w:rFonts w:ascii="Times New Roman" w:eastAsia="Times New Roman" w:hAnsi="Times New Roman" w:cs="Times New Roman"/>
+                <w:sz w:val="24"/>
+                <w:szCs w:val="24"/>
+              </w:rPr>
+            </w:pPr>
+            <w:r>
+              <w:rPr>
+                <w:rFonts w:eastAsia="Times New Roman"/>
+                <w:b/>
+                <w:bCs/>
+                <w:color w:val="000000"/>
+                <w:sz w:val="20"/>
+                <w:szCs w:val="20"/>
+              </w:rPr>
+              <w:t>TV1: Hoàng Te (Leader)</w:t>
+            </w:r>
+          </w:p>
+        </w:tc>
+        <w:tc>
+          <w:tcPr>
+            <w:tcW w:w="0" w:type="auto"/>
+            <w:tcBorders>
+              <w:top w:val="single" w:sz="8" w:space="0" w:color="E0E0E0"/>
+              <w:left w:val="single" w:sz="8" w:space="0" w:color="E0E0E0"/>
+              <w:bottom w:val="single" w:sz="8" w:space="0" w:color="E0E0E0"/>
+              <w:right w:val="single" w:sz="8" w:space="0" w:color="E0E0E0"/>
+            </w:tcBorders>
+            <w:shd w:val="clear" w:color="auto" w:fill="FFFFFF"/>
+            <w:tcMar>
+              <w:top w:w="120" w:type="dxa"/>
+              <w:left w:w="120" w:type="dxa"/>
+              <w:bottom w:w="120" w:type="dxa"/>
+              <w:right w:w="120" w:type="dxa"/>
+            </w:tcMar>
+            <w:hideMark/>
+          </w:tcPr>
+          <w:p>
+            <w:pPr>
+              <w:widowControl/>
+              <w:rPr>
+                <w:rFonts w:ascii="Times New Roman" w:eastAsia="Times New Roman" w:hAnsi="Times New Roman" w:cs="Times New Roman"/>
+                <w:sz w:val="24"/>
+                <w:szCs w:val="24"/>
+              </w:rPr>
+            </w:pPr>
+            <w:r>
+              <w:rPr>
+                <w:rFonts w:eastAsia="Times New Roman"/>
+                <w:color w:val="000000"/>
+                <w:sz w:val="20"/>
+                <w:szCs w:val="20"/>
+              </w:rPr>
+              <w:t>main.py</w:t>
+            </w:r>
+            <w:r>
+              <w:rPr>
+                <w:rFonts w:eastAsia="Times New Roman"/>
+                <w:color w:val="000000"/>
+                <w:sz w:val="20"/>
+                <w:szCs w:val="20"/>
+              </w:rPr>
+              <w:br/>
+              <w:t>core/constants.py</w:t>
+            </w:r>
+            <w:r>
+              <w:rPr>
+                <w:rFonts w:eastAsia="Times New Roman"/>
+                <w:color w:val="000000"/>
+                <w:sz w:val="20"/>
+                <w:szCs w:val="20"/>
+              </w:rPr>
+              <w:br/>
+              <w:t>core/game_state.py</w:t>
+            </w:r>
+            <w:r>
+              <w:rPr>
+                <w:rFonts w:eastAsia="Times New Roman"/>
+                <w:color w:val="000000"/>
+                <w:sz w:val="20"/>
+                <w:szCs w:val="20"/>
+              </w:rPr>
+              <w:br/>
+              <w:t>entities/</w:t>
+            </w:r>
+          </w:p>
+        </w:tc>
+        <w:tc>
+          <w:tcPr>
+            <w:tcW w:w="0" w:type="auto"/>
+            <w:tcBorders>
+              <w:top w:val="single" w:sz="8" w:space="0" w:color="E0E0E0"/>
+              <w:left w:val="single" w:sz="8" w:space="0" w:color="E0E0E0"/>
+              <w:bottom w:val="single" w:sz="8" w:space="0" w:color="E0E0E0"/>
+              <w:right w:val="single" w:sz="8" w:space="0" w:color="E0E0E0"/>
+            </w:tcBorders>
+            <w:shd w:val="clear" w:color="auto" w:fill="FFFFFF"/>
+            <w:tcMar>
+              <w:top w:w="120" w:type="dxa"/>
+              <w:left w:w="120" w:type="dxa"/>
+              <w:bottom w:w="120" w:type="dxa"/>
+              <w:right w:w="120" w:type="dxa"/>
+            </w:tcMar>
+            <w:hideMark/>
+          </w:tcPr>
+          <w:p>
+            <w:pPr>
+              <w:widowControl/>
+              <w:rPr>
+                <w:rFonts w:ascii="Times New Roman" w:eastAsia="Times New Roman" w:hAnsi="Times New Roman" w:cs="Times New Roman"/>
+                <w:sz w:val="24"/>
+                <w:szCs w:val="24"/>
+              </w:rPr>
+            </w:pPr>
+            <w:r>
+              <w:rPr>
+                <w:rFonts w:eastAsia="Times New Roman"/>
+                <w:color w:val="000000"/>
+                <w:sz w:val="20"/>
+                <w:szCs w:val="20"/>
+              </w:rPr>
+              <w:t xml:space="preserve">• </w:t>
+            </w:r>
+            <w:proofErr w:type="spellStart"/>
+            <w:r>
+              <w:rPr>
+                <w:rFonts w:eastAsia="Times New Roman"/>
+                <w:color w:val="000000"/>
+                <w:sz w:val="20"/>
+                <w:szCs w:val="20"/>
+              </w:rPr>
+              <w:t>Cấu</w:t>
+            </w:r>
+            <w:proofErr w:type="spellEnd"/>
+            <w:r>
+              <w:rPr>
+                <w:rFonts w:eastAsia="Times New Roman"/>
+                <w:color w:val="000000"/>
+                <w:sz w:val="20"/>
+                <w:szCs w:val="20"/>
+              </w:rPr>
+              <w:t xml:space="preserve"> </w:t>
+            </w:r>
+            <w:proofErr w:type="spellStart"/>
+            <w:r>
+              <w:rPr>
+                <w:rFonts w:eastAsia="Times New Roman"/>
+                <w:color w:val="000000"/>
+                <w:sz w:val="20"/>
+                <w:szCs w:val="20"/>
+              </w:rPr>
+              <w:t>hình</w:t>
+            </w:r>
+            <w:proofErr w:type="spellEnd"/>
+            <w:r>
+              <w:rPr>
+                <w:rFonts w:eastAsia="Times New Roman"/>
+                <w:color w:val="000000"/>
+                <w:sz w:val="20"/>
+                <w:szCs w:val="20"/>
+              </w:rPr>
+              <w:t xml:space="preserve"> </w:t>
+            </w:r>
+            <w:proofErr w:type="spellStart"/>
+            <w:r>
+              <w:rPr>
+                <w:rFonts w:eastAsia="Times New Roman"/>
+                <w:color w:val="000000"/>
+                <w:sz w:val="20"/>
+                <w:szCs w:val="20"/>
+              </w:rPr>
+              <w:t>lại</w:t>
+            </w:r>
+            <w:proofErr w:type="spellEnd"/>
+            <w:r>
+              <w:rPr>
+                <w:rFonts w:eastAsia="Times New Roman"/>
+                <w:color w:val="000000"/>
+                <w:sz w:val="20"/>
+                <w:szCs w:val="20"/>
+              </w:rPr>
+              <w:t xml:space="preserve"> constants.py (</w:t>
+            </w:r>
+            <w:proofErr w:type="spellStart"/>
+            <w:r>
+              <w:rPr>
+                <w:rFonts w:eastAsia="Times New Roman"/>
+                <w:color w:val="000000"/>
+                <w:sz w:val="20"/>
+                <w:szCs w:val="20"/>
+              </w:rPr>
+              <w:t>Lưới</w:t>
+            </w:r>
+            <w:proofErr w:type="spellEnd"/>
+            <w:r>
+              <w:rPr>
+                <w:rFonts w:eastAsia="Times New Roman"/>
+                <w:color w:val="000000"/>
+                <w:sz w:val="20"/>
+                <w:szCs w:val="20"/>
+              </w:rPr>
+              <w:t xml:space="preserve"> 12x12, Tile 40x40 </w:t>
+            </w:r>
+            <w:proofErr w:type="spellStart"/>
+            <w:r>
+              <w:rPr>
+                <w:rFonts w:eastAsia="Times New Roman"/>
+                <w:color w:val="000000"/>
+                <w:sz w:val="20"/>
+                <w:szCs w:val="20"/>
+              </w:rPr>
+              <w:t>px</w:t>
+            </w:r>
+            <w:proofErr w:type="spellEnd"/>
+            <w:r>
+              <w:rPr>
+                <w:rFonts w:eastAsia="Times New Roman"/>
+                <w:color w:val="000000"/>
+                <w:sz w:val="20"/>
+                <w:szCs w:val="20"/>
+              </w:rPr>
+              <w:t xml:space="preserve">, </w:t>
+            </w:r>
+            <w:proofErr w:type="spellStart"/>
+            <w:r>
+              <w:rPr>
+                <w:rFonts w:eastAsia="Times New Roman"/>
+                <w:color w:val="000000"/>
+                <w:sz w:val="20"/>
+                <w:szCs w:val="20"/>
+              </w:rPr>
+              <w:t>cửa</w:t>
+            </w:r>
+            <w:proofErr w:type="spellEnd"/>
+            <w:r>
+              <w:rPr>
+                <w:rFonts w:eastAsia="Times New Roman"/>
+                <w:color w:val="000000"/>
+                <w:sz w:val="20"/>
+                <w:szCs w:val="20"/>
+              </w:rPr>
+              <w:t xml:space="preserve"> </w:t>
+            </w:r>
+            <w:proofErr w:type="spellStart"/>
+            <w:r>
+              <w:rPr>
+                <w:rFonts w:eastAsia="Times New Roman"/>
+                <w:color w:val="000000"/>
+                <w:sz w:val="20"/>
+                <w:szCs w:val="20"/>
+              </w:rPr>
+              <w:t>sổ</w:t>
+            </w:r>
+            <w:proofErr w:type="spellEnd"/>
+            <w:r>
+              <w:rPr>
+                <w:rFonts w:eastAsia="Times New Roman"/>
+                <w:color w:val="000000"/>
+                <w:sz w:val="20"/>
+                <w:szCs w:val="20"/>
+              </w:rPr>
+              <w:t xml:space="preserve"> 740×480).</w:t>
+            </w:r>
+          </w:p>
+          <w:p>
+            <w:pPr>
+              <w:widowControl/>
+              <w:rPr>
+                <w:rFonts w:ascii="Times New Roman" w:eastAsia="Times New Roman" w:hAnsi="Times New Roman" w:cs="Times New Roman"/>
+                <w:sz w:val="24"/>
+                <w:szCs w:val="24"/>
+              </w:rPr>
+            </w:pPr>
+            <w:r>
+              <w:rPr>
+                <w:rFonts w:eastAsia="Times New Roman"/>
+                <w:color w:val="000000"/>
+                <w:sz w:val="20"/>
+                <w:szCs w:val="20"/>
+              </w:rPr>
+              <w:t xml:space="preserve">• </w:t>
+            </w:r>
+            <w:proofErr w:type="spellStart"/>
+            <w:r>
+              <w:rPr>
+                <w:rFonts w:eastAsia="Times New Roman"/>
+                <w:color w:val="000000"/>
+                <w:sz w:val="20"/>
+                <w:szCs w:val="20"/>
+              </w:rPr>
+              <w:t>Viết</w:t>
+            </w:r>
+            <w:proofErr w:type="spellEnd"/>
+            <w:r>
+              <w:rPr>
+                <w:rFonts w:eastAsia="Times New Roman"/>
+                <w:color w:val="000000"/>
+                <w:sz w:val="20"/>
+                <w:szCs w:val="20"/>
+              </w:rPr>
+              <w:t xml:space="preserve"> </w:t>
+            </w:r>
+            <w:proofErr w:type="spellStart"/>
+            <w:r>
+              <w:rPr>
+                <w:rFonts w:eastAsia="Times New Roman"/>
+                <w:color w:val="000000"/>
+                <w:sz w:val="20"/>
+                <w:szCs w:val="20"/>
+              </w:rPr>
+              <w:t>tầng</w:t>
+            </w:r>
+            <w:proofErr w:type="spellEnd"/>
+            <w:r>
+              <w:rPr>
+                <w:rFonts w:eastAsia="Times New Roman"/>
+                <w:color w:val="000000"/>
+                <w:sz w:val="20"/>
+                <w:szCs w:val="20"/>
+              </w:rPr>
+              <w:t xml:space="preserve"> OOP: Class cha Building, </w:t>
+            </w:r>
+            <w:proofErr w:type="spellStart"/>
+            <w:r>
+              <w:rPr>
+                <w:rFonts w:eastAsia="Times New Roman"/>
+                <w:color w:val="000000"/>
+                <w:sz w:val="20"/>
+                <w:szCs w:val="20"/>
+              </w:rPr>
+              <w:t>các</w:t>
+            </w:r>
+            <w:proofErr w:type="spellEnd"/>
+            <w:r>
+              <w:rPr>
+                <w:rFonts w:eastAsia="Times New Roman"/>
+                <w:color w:val="000000"/>
+                <w:sz w:val="20"/>
+                <w:szCs w:val="20"/>
+              </w:rPr>
+              <w:t xml:space="preserve"> class con Woodcutter, Quarry, </w:t>
+            </w:r>
+            <w:proofErr w:type="spellStart"/>
+            <w:r>
+              <w:rPr>
+                <w:rFonts w:eastAsia="Times New Roman"/>
+                <w:color w:val="000000"/>
+                <w:sz w:val="20"/>
+                <w:szCs w:val="20"/>
+              </w:rPr>
+              <w:t>TowerOfLight</w:t>
+            </w:r>
+            <w:proofErr w:type="spellEnd"/>
+            <w:r>
+              <w:rPr>
+                <w:rFonts w:eastAsia="Times New Roman"/>
+                <w:color w:val="000000"/>
+                <w:sz w:val="20"/>
+                <w:szCs w:val="20"/>
+              </w:rPr>
+              <w:t>.</w:t>
+            </w:r>
+          </w:p>
+          <w:p>
+            <w:pPr>
+              <w:widowControl/>
+              <w:rPr>
+                <w:rFonts w:ascii="Times New Roman" w:eastAsia="Times New Roman" w:hAnsi="Times New Roman" w:cs="Times New Roman"/>
+                <w:sz w:val="24"/>
+                <w:szCs w:val="24"/>
+              </w:rPr>
+            </w:pPr>
+            <w:r>
+              <w:rPr>
+                <w:rFonts w:eastAsia="Times New Roman"/>
+                <w:color w:val="000000"/>
+                <w:sz w:val="20"/>
+                <w:szCs w:val="20"/>
+              </w:rPr>
+              <w:t xml:space="preserve">• </w:t>
+            </w:r>
+            <w:proofErr w:type="spellStart"/>
+            <w:r>
+              <w:rPr>
+                <w:rFonts w:eastAsia="Times New Roman"/>
+                <w:color w:val="000000"/>
+                <w:sz w:val="20"/>
+                <w:szCs w:val="20"/>
+              </w:rPr>
+              <w:t>Viết</w:t>
+            </w:r>
+            <w:proofErr w:type="spellEnd"/>
+            <w:r>
+              <w:rPr>
+                <w:rFonts w:eastAsia="Times New Roman"/>
+                <w:color w:val="000000"/>
+                <w:sz w:val="20"/>
+                <w:szCs w:val="20"/>
+              </w:rPr>
+              <w:t xml:space="preserve"> class Tile, </w:t>
+            </w:r>
+            <w:proofErr w:type="spellStart"/>
+            <w:r>
+              <w:rPr>
+                <w:rFonts w:eastAsia="Times New Roman"/>
+                <w:color w:val="000000"/>
+                <w:sz w:val="20"/>
+                <w:szCs w:val="20"/>
+              </w:rPr>
+              <w:t>GameState</w:t>
+            </w:r>
+            <w:proofErr w:type="spellEnd"/>
+            <w:r>
+              <w:rPr>
+                <w:rFonts w:eastAsia="Times New Roman"/>
+                <w:color w:val="000000"/>
+                <w:sz w:val="20"/>
+                <w:szCs w:val="20"/>
+              </w:rPr>
+              <w:t xml:space="preserve">: </w:t>
+            </w:r>
+            <w:proofErr w:type="spellStart"/>
+            <w:r>
+              <w:rPr>
+                <w:rFonts w:eastAsia="Times New Roman"/>
+                <w:color w:val="000000"/>
+                <w:sz w:val="20"/>
+                <w:szCs w:val="20"/>
+              </w:rPr>
+              <w:t>Quản</w:t>
+            </w:r>
+            <w:proofErr w:type="spellEnd"/>
+            <w:r>
+              <w:rPr>
+                <w:rFonts w:eastAsia="Times New Roman"/>
+                <w:color w:val="000000"/>
+                <w:sz w:val="20"/>
+                <w:szCs w:val="20"/>
+              </w:rPr>
+              <w:t xml:space="preserve"> </w:t>
+            </w:r>
+            <w:proofErr w:type="spellStart"/>
+            <w:r>
+              <w:rPr>
+                <w:rFonts w:eastAsia="Times New Roman"/>
+                <w:color w:val="000000"/>
+                <w:sz w:val="20"/>
+                <w:szCs w:val="20"/>
+              </w:rPr>
+              <w:t>lý</w:t>
+            </w:r>
+            <w:proofErr w:type="spellEnd"/>
+            <w:r>
+              <w:rPr>
+                <w:rFonts w:eastAsia="Times New Roman"/>
+                <w:color w:val="000000"/>
+                <w:sz w:val="20"/>
+                <w:szCs w:val="20"/>
+              </w:rPr>
+              <w:t xml:space="preserve"> </w:t>
+            </w:r>
+            <w:proofErr w:type="spellStart"/>
+            <w:r>
+              <w:rPr>
+                <w:rFonts w:eastAsia="Times New Roman"/>
+                <w:color w:val="000000"/>
+                <w:sz w:val="20"/>
+                <w:szCs w:val="20"/>
+              </w:rPr>
+              <w:t>tài</w:t>
+            </w:r>
+            <w:proofErr w:type="spellEnd"/>
+            <w:r>
+              <w:rPr>
+                <w:rFonts w:eastAsia="Times New Roman"/>
+                <w:color w:val="000000"/>
+                <w:sz w:val="20"/>
+                <w:szCs w:val="20"/>
+              </w:rPr>
+              <w:t xml:space="preserve"> </w:t>
+            </w:r>
+            <w:proofErr w:type="spellStart"/>
+            <w:r>
+              <w:rPr>
+                <w:rFonts w:eastAsia="Times New Roman"/>
+                <w:color w:val="000000"/>
+                <w:sz w:val="20"/>
+                <w:szCs w:val="20"/>
+              </w:rPr>
+              <w:t>nguyên</w:t>
+            </w:r>
+            <w:proofErr w:type="spellEnd"/>
+            <w:r>
+              <w:rPr>
+                <w:rFonts w:eastAsia="Times New Roman"/>
+                <w:color w:val="000000"/>
+                <w:sz w:val="20"/>
+                <w:szCs w:val="20"/>
+              </w:rPr>
+              <w:t xml:space="preserve">, </w:t>
+            </w:r>
+            <w:proofErr w:type="spellStart"/>
+            <w:r>
+              <w:rPr>
+                <w:rFonts w:eastAsia="Times New Roman"/>
+                <w:color w:val="000000"/>
+                <w:sz w:val="20"/>
+                <w:szCs w:val="20"/>
+              </w:rPr>
+              <w:t>hàng</w:t>
+            </w:r>
+            <w:proofErr w:type="spellEnd"/>
+            <w:r>
+              <w:rPr>
+                <w:rFonts w:eastAsia="Times New Roman"/>
+                <w:color w:val="000000"/>
+                <w:sz w:val="20"/>
+                <w:szCs w:val="20"/>
+              </w:rPr>
+              <w:t xml:space="preserve"> </w:t>
+            </w:r>
+            <w:proofErr w:type="spellStart"/>
+            <w:r>
+              <w:rPr>
+                <w:rFonts w:eastAsia="Times New Roman"/>
+                <w:color w:val="000000"/>
+                <w:sz w:val="20"/>
+                <w:szCs w:val="20"/>
+              </w:rPr>
+              <w:t>đợi</w:t>
+            </w:r>
+            <w:proofErr w:type="spellEnd"/>
+            <w:r>
+              <w:rPr>
+                <w:rFonts w:eastAsia="Times New Roman"/>
+                <w:color w:val="000000"/>
+                <w:sz w:val="20"/>
+                <w:szCs w:val="20"/>
+              </w:rPr>
+              <w:t xml:space="preserve"> BFS </w:t>
+            </w:r>
+            <w:proofErr w:type="spellStart"/>
+            <w:r>
+              <w:rPr>
+                <w:rFonts w:eastAsia="Times New Roman"/>
+                <w:color w:val="000000"/>
+                <w:sz w:val="20"/>
+                <w:szCs w:val="20"/>
+              </w:rPr>
+              <w:t>loang</w:t>
+            </w:r>
+            <w:proofErr w:type="spellEnd"/>
+            <w:r>
+              <w:rPr>
+                <w:rFonts w:eastAsia="Times New Roman"/>
+                <w:color w:val="000000"/>
+                <w:sz w:val="20"/>
+                <w:szCs w:val="20"/>
+              </w:rPr>
+              <w:t xml:space="preserve"> </w:t>
+            </w:r>
+            <w:proofErr w:type="spellStart"/>
+            <w:r>
+              <w:rPr>
+                <w:rFonts w:eastAsia="Times New Roman"/>
+                <w:color w:val="000000"/>
+                <w:sz w:val="20"/>
+                <w:szCs w:val="20"/>
+              </w:rPr>
+              <w:t>bóng</w:t>
+            </w:r>
+            <w:proofErr w:type="spellEnd"/>
+            <w:r>
+              <w:rPr>
+                <w:rFonts w:eastAsia="Times New Roman"/>
+                <w:color w:val="000000"/>
+                <w:sz w:val="20"/>
+                <w:szCs w:val="20"/>
+              </w:rPr>
+              <w:t xml:space="preserve"> </w:t>
+            </w:r>
+            <w:proofErr w:type="spellStart"/>
+            <w:r>
+              <w:rPr>
+                <w:rFonts w:eastAsia="Times New Roman"/>
+                <w:color w:val="000000"/>
+                <w:sz w:val="20"/>
+                <w:szCs w:val="20"/>
+              </w:rPr>
+              <w:t>tối</w:t>
+            </w:r>
+            <w:proofErr w:type="spellEnd"/>
+            <w:r>
+              <w:rPr>
+                <w:rFonts w:eastAsia="Times New Roman"/>
+                <w:color w:val="000000"/>
+                <w:sz w:val="20"/>
+                <w:szCs w:val="20"/>
+              </w:rPr>
+              <w:t xml:space="preserve"> </w:t>
+            </w:r>
+            <w:proofErr w:type="spellStart"/>
+            <w:r>
+              <w:rPr>
+                <w:rFonts w:eastAsia="Times New Roman"/>
+                <w:color w:val="000000"/>
+                <w:sz w:val="20"/>
+                <w:szCs w:val="20"/>
+              </w:rPr>
+              <w:t>theo</w:t>
+            </w:r>
+            <w:proofErr w:type="spellEnd"/>
+            <w:r>
+              <w:rPr>
+                <w:rFonts w:eastAsia="Times New Roman"/>
+                <w:color w:val="000000"/>
+                <w:sz w:val="20"/>
+                <w:szCs w:val="20"/>
+              </w:rPr>
+              <w:t xml:space="preserve"> ma </w:t>
+            </w:r>
+            <w:proofErr w:type="spellStart"/>
+            <w:r>
+              <w:rPr>
+                <w:rFonts w:eastAsia="Times New Roman"/>
+                <w:color w:val="000000"/>
+                <w:sz w:val="20"/>
+                <w:szCs w:val="20"/>
+              </w:rPr>
+              <w:t>trận</w:t>
+            </w:r>
+            <w:proofErr w:type="spellEnd"/>
+            <w:r>
+              <w:rPr>
+                <w:rFonts w:eastAsia="Times New Roman"/>
+                <w:color w:val="000000"/>
+                <w:sz w:val="20"/>
+                <w:szCs w:val="20"/>
+              </w:rPr>
+              <w:t xml:space="preserve"> 12x12.</w:t>
+            </w:r>
+          </w:p>
+          <w:p>
+            <w:pPr>
+              <w:widowControl/>
+              <w:rPr>
+                <w:rFonts w:ascii="Times New Roman" w:eastAsia="Times New Roman" w:hAnsi="Times New Roman" w:cs="Times New Roman"/>
+                <w:sz w:val="24"/>
+                <w:szCs w:val="24"/>
+              </w:rPr>
+            </w:pPr>
+            <w:r>
+              <w:rPr>
+                <w:rFonts w:eastAsia="Times New Roman"/>
+                <w:color w:val="000000"/>
+                <w:sz w:val="20"/>
+                <w:szCs w:val="20"/>
+              </w:rPr>
+              <w:t xml:space="preserve">• </w:t>
+            </w:r>
+            <w:proofErr w:type="spellStart"/>
+            <w:r>
+              <w:rPr>
+                <w:rFonts w:eastAsia="Times New Roman"/>
+                <w:color w:val="000000"/>
+                <w:sz w:val="20"/>
+                <w:szCs w:val="20"/>
+              </w:rPr>
+              <w:t>Ghép</w:t>
+            </w:r>
+            <w:proofErr w:type="spellEnd"/>
+            <w:r>
+              <w:rPr>
+                <w:rFonts w:eastAsia="Times New Roman"/>
+                <w:color w:val="000000"/>
+                <w:sz w:val="20"/>
+                <w:szCs w:val="20"/>
+              </w:rPr>
+              <w:t xml:space="preserve"> </w:t>
+            </w:r>
+            <w:proofErr w:type="spellStart"/>
+            <w:r>
+              <w:rPr>
+                <w:rFonts w:eastAsia="Times New Roman"/>
+                <w:color w:val="000000"/>
+                <w:sz w:val="20"/>
+                <w:szCs w:val="20"/>
+              </w:rPr>
+              <w:t>nối</w:t>
+            </w:r>
+            <w:proofErr w:type="spellEnd"/>
+            <w:r>
+              <w:rPr>
+                <w:rFonts w:eastAsia="Times New Roman"/>
+                <w:color w:val="000000"/>
+                <w:sz w:val="20"/>
+                <w:szCs w:val="20"/>
+              </w:rPr>
+              <w:t xml:space="preserve"> </w:t>
+            </w:r>
+            <w:proofErr w:type="spellStart"/>
+            <w:r>
+              <w:rPr>
+                <w:rFonts w:eastAsia="Times New Roman"/>
+                <w:color w:val="000000"/>
+                <w:sz w:val="20"/>
+                <w:szCs w:val="20"/>
+              </w:rPr>
+              <w:t>toàn</w:t>
+            </w:r>
+            <w:proofErr w:type="spellEnd"/>
+            <w:r>
+              <w:rPr>
+                <w:rFonts w:eastAsia="Times New Roman"/>
+                <w:color w:val="000000"/>
+                <w:sz w:val="20"/>
+                <w:szCs w:val="20"/>
+              </w:rPr>
+              <w:t xml:space="preserve"> </w:t>
+            </w:r>
+            <w:proofErr w:type="spellStart"/>
+            <w:r>
+              <w:rPr>
+                <w:rFonts w:eastAsia="Times New Roman"/>
+                <w:color w:val="000000"/>
+                <w:sz w:val="20"/>
+                <w:szCs w:val="20"/>
+              </w:rPr>
+              <w:t>bộ</w:t>
+            </w:r>
+            <w:proofErr w:type="spellEnd"/>
+            <w:r>
+              <w:rPr>
+                <w:rFonts w:eastAsia="Times New Roman"/>
+                <w:color w:val="000000"/>
+                <w:sz w:val="20"/>
+                <w:szCs w:val="20"/>
+              </w:rPr>
+              <w:t xml:space="preserve"> module </w:t>
+            </w:r>
+            <w:proofErr w:type="spellStart"/>
+            <w:r>
+              <w:rPr>
+                <w:rFonts w:eastAsia="Times New Roman"/>
+                <w:color w:val="000000"/>
+                <w:sz w:val="20"/>
+                <w:szCs w:val="20"/>
+              </w:rPr>
+              <w:t>của</w:t>
+            </w:r>
+            <w:proofErr w:type="spellEnd"/>
+            <w:r>
+              <w:rPr>
+                <w:rFonts w:eastAsia="Times New Roman"/>
+                <w:color w:val="000000"/>
+                <w:sz w:val="20"/>
+                <w:szCs w:val="20"/>
+              </w:rPr>
+              <w:t xml:space="preserve"> </w:t>
+            </w:r>
+            <w:proofErr w:type="spellStart"/>
+            <w:r>
+              <w:rPr>
+                <w:rFonts w:eastAsia="Times New Roman"/>
+                <w:color w:val="000000"/>
+                <w:sz w:val="20"/>
+                <w:szCs w:val="20"/>
+              </w:rPr>
+              <w:t>các</w:t>
+            </w:r>
+            <w:proofErr w:type="spellEnd"/>
+            <w:r>
+              <w:rPr>
+                <w:rFonts w:eastAsia="Times New Roman"/>
+                <w:color w:val="000000"/>
+                <w:sz w:val="20"/>
+                <w:szCs w:val="20"/>
+              </w:rPr>
+              <w:t xml:space="preserve"> </w:t>
+            </w:r>
+            <w:proofErr w:type="spellStart"/>
+            <w:r>
+              <w:rPr>
+                <w:rFonts w:eastAsia="Times New Roman"/>
+                <w:color w:val="000000"/>
+                <w:sz w:val="20"/>
+                <w:szCs w:val="20"/>
+              </w:rPr>
+              <w:t>bạn</w:t>
+            </w:r>
+            <w:proofErr w:type="spellEnd"/>
+            <w:r>
+              <w:rPr>
+                <w:rFonts w:eastAsia="Times New Roman"/>
+                <w:color w:val="000000"/>
+                <w:sz w:val="20"/>
+                <w:szCs w:val="20"/>
+              </w:rPr>
+              <w:t xml:space="preserve"> </w:t>
+            </w:r>
+            <w:proofErr w:type="spellStart"/>
+            <w:r>
+              <w:rPr>
+                <w:rFonts w:eastAsia="Times New Roman"/>
+                <w:color w:val="000000"/>
+                <w:sz w:val="20"/>
+                <w:szCs w:val="20"/>
+              </w:rPr>
+              <w:t>gửi</w:t>
+            </w:r>
+            <w:proofErr w:type="spellEnd"/>
+            <w:r>
+              <w:rPr>
+                <w:rFonts w:eastAsia="Times New Roman"/>
+                <w:color w:val="000000"/>
+                <w:sz w:val="20"/>
+                <w:szCs w:val="20"/>
+              </w:rPr>
+              <w:t xml:space="preserve"> </w:t>
+            </w:r>
+            <w:proofErr w:type="spellStart"/>
+            <w:r>
+              <w:rPr>
+                <w:rFonts w:eastAsia="Times New Roman"/>
+                <w:color w:val="000000"/>
+                <w:sz w:val="20"/>
+                <w:szCs w:val="20"/>
+              </w:rPr>
+              <w:t>về</w:t>
+            </w:r>
+            <w:proofErr w:type="spellEnd"/>
+            <w:r>
+              <w:rPr>
+                <w:rFonts w:eastAsia="Times New Roman"/>
+                <w:color w:val="000000"/>
+                <w:sz w:val="20"/>
+                <w:szCs w:val="20"/>
+              </w:rPr>
+              <w:t xml:space="preserve"> </w:t>
+            </w:r>
+            <w:proofErr w:type="spellStart"/>
+            <w:r>
+              <w:rPr>
+                <w:rFonts w:eastAsia="Times New Roman"/>
+                <w:color w:val="000000"/>
+                <w:sz w:val="20"/>
+                <w:szCs w:val="20"/>
+              </w:rPr>
+              <w:t>vào</w:t>
+            </w:r>
+            <w:proofErr w:type="spellEnd"/>
+            <w:r>
+              <w:rPr>
+                <w:rFonts w:eastAsia="Times New Roman"/>
+                <w:color w:val="000000"/>
+                <w:sz w:val="20"/>
+                <w:szCs w:val="20"/>
+              </w:rPr>
+              <w:t xml:space="preserve"> main.py.</w:t>
+            </w:r>
+          </w:p>
+        </w:tc>
+        <w:tc>
+          <w:tcPr>
+            <w:tcW w:w="0" w:type="auto"/>
+            <w:tcBorders>
+              <w:top w:val="single" w:sz="8" w:space="0" w:color="E0E0E0"/>
+              <w:left w:val="single" w:sz="8" w:space="0" w:color="E0E0E0"/>
+              <w:bottom w:val="single" w:sz="8" w:space="0" w:color="E0E0E0"/>
+              <w:right w:val="single" w:sz="8" w:space="0" w:color="E0E0E0"/>
+            </w:tcBorders>
+            <w:shd w:val="clear" w:color="auto" w:fill="FFFFFF"/>
+            <w:tcMar>
+              <w:top w:w="120" w:type="dxa"/>
+              <w:left w:w="120" w:type="dxa"/>
+              <w:bottom w:w="120" w:type="dxa"/>
+              <w:right w:w="120" w:type="dxa"/>
+            </w:tcMar>
+            <w:hideMark/>
+          </w:tcPr>
+          <w:p>
+            <w:pPr>
+              <w:widowControl/>
+              <w:rPr>
+                <w:rFonts w:ascii="Times New Roman" w:eastAsia="Times New Roman" w:hAnsi="Times New Roman" w:cs="Times New Roman"/>
+                <w:sz w:val="24"/>
+                <w:szCs w:val="24"/>
+              </w:rPr>
+            </w:pPr>
+            <w:proofErr w:type="spellStart"/>
+            <w:r>
+              <w:rPr>
+                <w:rFonts w:eastAsia="Times New Roman"/>
+                <w:color w:val="000000"/>
+                <w:sz w:val="20"/>
+                <w:szCs w:val="20"/>
+              </w:rPr>
+              <w:t>Vòng</w:t>
+            </w:r>
+            <w:proofErr w:type="spellEnd"/>
+            <w:r>
+              <w:rPr>
+                <w:rFonts w:eastAsia="Times New Roman"/>
+                <w:color w:val="000000"/>
+                <w:sz w:val="20"/>
+                <w:szCs w:val="20"/>
+              </w:rPr>
+              <w:t xml:space="preserve"> </w:t>
+            </w:r>
+            <w:proofErr w:type="spellStart"/>
+            <w:r>
+              <w:rPr>
+                <w:rFonts w:eastAsia="Times New Roman"/>
+                <w:color w:val="000000"/>
+                <w:sz w:val="20"/>
+                <w:szCs w:val="20"/>
+              </w:rPr>
+              <w:t>lặp</w:t>
+            </w:r>
+            <w:proofErr w:type="spellEnd"/>
+            <w:r>
+              <w:rPr>
+                <w:rFonts w:eastAsia="Times New Roman"/>
+                <w:color w:val="000000"/>
+                <w:sz w:val="20"/>
+                <w:szCs w:val="20"/>
+              </w:rPr>
+              <w:t xml:space="preserve"> </w:t>
+            </w:r>
+            <w:proofErr w:type="spellStart"/>
+            <w:r>
+              <w:rPr>
+                <w:rFonts w:eastAsia="Times New Roman"/>
+                <w:color w:val="000000"/>
+                <w:sz w:val="20"/>
+                <w:szCs w:val="20"/>
+              </w:rPr>
+              <w:t>chính</w:t>
+            </w:r>
+            <w:proofErr w:type="spellEnd"/>
+            <w:r>
+              <w:rPr>
+                <w:rFonts w:eastAsia="Times New Roman"/>
+                <w:color w:val="000000"/>
+                <w:sz w:val="20"/>
+                <w:szCs w:val="20"/>
+              </w:rPr>
+              <w:t xml:space="preserve"> </w:t>
+            </w:r>
+            <w:proofErr w:type="spellStart"/>
+            <w:r>
+              <w:rPr>
+                <w:rFonts w:eastAsia="Times New Roman"/>
+                <w:color w:val="000000"/>
+                <w:sz w:val="20"/>
+                <w:szCs w:val="20"/>
+              </w:rPr>
+              <w:t>chạy</w:t>
+            </w:r>
+            <w:proofErr w:type="spellEnd"/>
+            <w:r>
+              <w:rPr>
+                <w:rFonts w:eastAsia="Times New Roman"/>
+                <w:color w:val="000000"/>
+                <w:sz w:val="20"/>
+                <w:szCs w:val="20"/>
+              </w:rPr>
+              <w:t xml:space="preserve"> </w:t>
+            </w:r>
+            <w:proofErr w:type="spellStart"/>
+            <w:r>
+              <w:rPr>
+                <w:rFonts w:eastAsia="Times New Roman"/>
+                <w:color w:val="000000"/>
+                <w:sz w:val="20"/>
+                <w:szCs w:val="20"/>
+              </w:rPr>
+              <w:t>mượt</w:t>
+            </w:r>
+            <w:proofErr w:type="spellEnd"/>
+            <w:r>
+              <w:rPr>
+                <w:rFonts w:eastAsia="Times New Roman"/>
+                <w:color w:val="000000"/>
+                <w:sz w:val="20"/>
+                <w:szCs w:val="20"/>
+              </w:rPr>
+              <w:t xml:space="preserve"> </w:t>
+            </w:r>
+            <w:proofErr w:type="spellStart"/>
+            <w:r>
+              <w:rPr>
+                <w:rFonts w:eastAsia="Times New Roman"/>
+                <w:color w:val="000000"/>
+                <w:sz w:val="20"/>
+                <w:szCs w:val="20"/>
+              </w:rPr>
+              <w:t>trên</w:t>
+            </w:r>
+            <w:proofErr w:type="spellEnd"/>
+            <w:r>
+              <w:rPr>
+                <w:rFonts w:eastAsia="Times New Roman"/>
+                <w:color w:val="000000"/>
+                <w:sz w:val="20"/>
+                <w:szCs w:val="20"/>
+              </w:rPr>
+              <w:t xml:space="preserve"> </w:t>
+            </w:r>
+            <w:proofErr w:type="spellStart"/>
+            <w:r>
+              <w:rPr>
+                <w:rFonts w:eastAsia="Times New Roman"/>
+                <w:color w:val="000000"/>
+                <w:sz w:val="20"/>
+                <w:szCs w:val="20"/>
+              </w:rPr>
+              <w:t>lưới</w:t>
+            </w:r>
+            <w:proofErr w:type="spellEnd"/>
+            <w:r>
+              <w:rPr>
+                <w:rFonts w:eastAsia="Times New Roman"/>
+                <w:color w:val="000000"/>
+                <w:sz w:val="20"/>
+                <w:szCs w:val="20"/>
+              </w:rPr>
+              <w:t xml:space="preserve"> 12x12: </w:t>
+            </w:r>
+            <w:proofErr w:type="spellStart"/>
+            <w:r>
+              <w:rPr>
+                <w:rFonts w:eastAsia="Times New Roman"/>
+                <w:color w:val="000000"/>
+                <w:sz w:val="20"/>
+                <w:szCs w:val="20"/>
+              </w:rPr>
+              <w:t>đếm</w:t>
+            </w:r>
+            <w:proofErr w:type="spellEnd"/>
+            <w:r>
+              <w:rPr>
+                <w:rFonts w:eastAsia="Times New Roman"/>
+                <w:color w:val="000000"/>
+                <w:sz w:val="20"/>
+                <w:szCs w:val="20"/>
+              </w:rPr>
+              <w:t xml:space="preserve"> </w:t>
+            </w:r>
+            <w:proofErr w:type="spellStart"/>
+            <w:r>
+              <w:rPr>
+                <w:rFonts w:eastAsia="Times New Roman"/>
+                <w:color w:val="000000"/>
+                <w:sz w:val="20"/>
+                <w:szCs w:val="20"/>
+              </w:rPr>
+              <w:t>tài</w:t>
+            </w:r>
+            <w:proofErr w:type="spellEnd"/>
+            <w:r>
+              <w:rPr>
+                <w:rFonts w:eastAsia="Times New Roman"/>
+                <w:color w:val="000000"/>
+                <w:sz w:val="20"/>
+                <w:szCs w:val="20"/>
+              </w:rPr>
+              <w:t xml:space="preserve"> </w:t>
+            </w:r>
+            <w:proofErr w:type="spellStart"/>
+            <w:r>
+              <w:rPr>
+                <w:rFonts w:eastAsia="Times New Roman"/>
+                <w:color w:val="000000"/>
+                <w:sz w:val="20"/>
+                <w:szCs w:val="20"/>
+              </w:rPr>
+              <w:t>nguyên</w:t>
+            </w:r>
+            <w:proofErr w:type="spellEnd"/>
+            <w:r>
+              <w:rPr>
+                <w:rFonts w:eastAsia="Times New Roman"/>
+                <w:color w:val="000000"/>
+                <w:sz w:val="20"/>
+                <w:szCs w:val="20"/>
+              </w:rPr>
+              <w:t xml:space="preserve">, </w:t>
+            </w:r>
+            <w:proofErr w:type="spellStart"/>
+            <w:r>
+              <w:rPr>
+                <w:rFonts w:eastAsia="Times New Roman"/>
+                <w:color w:val="000000"/>
+                <w:sz w:val="20"/>
+                <w:szCs w:val="20"/>
+              </w:rPr>
+              <w:t>loang</w:t>
+            </w:r>
+            <w:proofErr w:type="spellEnd"/>
+            <w:r>
+              <w:rPr>
+                <w:rFonts w:eastAsia="Times New Roman"/>
+                <w:color w:val="000000"/>
+                <w:sz w:val="20"/>
+                <w:szCs w:val="20"/>
+              </w:rPr>
+              <w:t xml:space="preserve"> </w:t>
+            </w:r>
+            <w:proofErr w:type="spellStart"/>
+            <w:r>
+              <w:rPr>
+                <w:rFonts w:eastAsia="Times New Roman"/>
+                <w:color w:val="000000"/>
+                <w:sz w:val="20"/>
+                <w:szCs w:val="20"/>
+              </w:rPr>
+              <w:t>bóng</w:t>
+            </w:r>
+            <w:proofErr w:type="spellEnd"/>
+            <w:r>
+              <w:rPr>
+                <w:rFonts w:eastAsia="Times New Roman"/>
+                <w:color w:val="000000"/>
+                <w:sz w:val="20"/>
+                <w:szCs w:val="20"/>
+              </w:rPr>
+              <w:t xml:space="preserve"> </w:t>
+            </w:r>
+            <w:proofErr w:type="spellStart"/>
+            <w:r>
+              <w:rPr>
+                <w:rFonts w:eastAsia="Times New Roman"/>
+                <w:color w:val="000000"/>
+                <w:sz w:val="20"/>
+                <w:szCs w:val="20"/>
+              </w:rPr>
+              <w:t>tối</w:t>
+            </w:r>
+            <w:proofErr w:type="spellEnd"/>
+            <w:r>
+              <w:rPr>
+                <w:rFonts w:eastAsia="Times New Roman"/>
+                <w:color w:val="000000"/>
+                <w:sz w:val="20"/>
+                <w:szCs w:val="20"/>
+              </w:rPr>
+              <w:t xml:space="preserve">, click </w:t>
+            </w:r>
+            <w:proofErr w:type="spellStart"/>
+            <w:r>
+              <w:rPr>
+                <w:rFonts w:eastAsia="Times New Roman"/>
+                <w:color w:val="000000"/>
+                <w:sz w:val="20"/>
+                <w:szCs w:val="20"/>
+              </w:rPr>
+              <w:t>đặt</w:t>
+            </w:r>
+            <w:proofErr w:type="spellEnd"/>
+            <w:r>
+              <w:rPr>
+                <w:rFonts w:eastAsia="Times New Roman"/>
+                <w:color w:val="000000"/>
+                <w:sz w:val="20"/>
+                <w:szCs w:val="20"/>
+              </w:rPr>
+              <w:t xml:space="preserve"> </w:t>
+            </w:r>
+            <w:proofErr w:type="spellStart"/>
+            <w:r>
+              <w:rPr>
+                <w:rFonts w:eastAsia="Times New Roman"/>
+                <w:color w:val="000000"/>
+                <w:sz w:val="20"/>
+                <w:szCs w:val="20"/>
+              </w:rPr>
+              <w:t>công</w:t>
+            </w:r>
+            <w:proofErr w:type="spellEnd"/>
+            <w:r>
+              <w:rPr>
+                <w:rFonts w:eastAsia="Times New Roman"/>
+                <w:color w:val="000000"/>
+                <w:sz w:val="20"/>
+                <w:szCs w:val="20"/>
+              </w:rPr>
+              <w:t xml:space="preserve"> </w:t>
+            </w:r>
+            <w:proofErr w:type="spellStart"/>
+            <w:r>
+              <w:rPr>
+                <w:rFonts w:eastAsia="Times New Roman"/>
+                <w:color w:val="000000"/>
+                <w:sz w:val="20"/>
+                <w:szCs w:val="20"/>
+              </w:rPr>
+              <w:t>trình</w:t>
+            </w:r>
+            <w:proofErr w:type="spellEnd"/>
+            <w:r>
+              <w:rPr>
+                <w:rFonts w:eastAsia="Times New Roman"/>
+                <w:color w:val="000000"/>
+                <w:sz w:val="20"/>
+                <w:szCs w:val="20"/>
+              </w:rPr>
+              <w:t xml:space="preserve"> </w:t>
+            </w:r>
+            <w:proofErr w:type="spellStart"/>
+            <w:r>
+              <w:rPr>
+                <w:rFonts w:eastAsia="Times New Roman"/>
+                <w:color w:val="000000"/>
+                <w:sz w:val="20"/>
+                <w:szCs w:val="20"/>
+              </w:rPr>
+              <w:t>thử</w:t>
+            </w:r>
+            <w:proofErr w:type="spellEnd"/>
+            <w:r>
+              <w:rPr>
+                <w:rFonts w:eastAsia="Times New Roman"/>
+                <w:color w:val="000000"/>
+                <w:sz w:val="20"/>
+                <w:szCs w:val="20"/>
+              </w:rPr>
+              <w:t xml:space="preserve"> </w:t>
+            </w:r>
+            <w:proofErr w:type="spellStart"/>
+            <w:r>
+              <w:rPr>
+                <w:rFonts w:eastAsia="Times New Roman"/>
+                <w:color w:val="000000"/>
+                <w:sz w:val="20"/>
+                <w:szCs w:val="20"/>
+              </w:rPr>
+              <w:t>nghiệm</w:t>
+            </w:r>
+            <w:proofErr w:type="spellEnd"/>
+            <w:r>
+              <w:rPr>
+                <w:rFonts w:eastAsia="Times New Roman"/>
+                <w:color w:val="000000"/>
+                <w:sz w:val="20"/>
+                <w:szCs w:val="20"/>
+              </w:rPr>
+              <w:t>.</w:t>
+            </w:r>
+          </w:p>
+        </w:tc>
+      </w:tr>
+      <w:tr>
+        <w:trPr>
+          <w:trHeight w:val="4575"/>
+          <w:jc w:val="center"/>
+        </w:trPr>
+        <w:tc>
+          <w:tcPr>
+            <w:tcW w:w="0" w:type="auto"/>
+            <w:tcBorders>
+              <w:top w:val="single" w:sz="8" w:space="0" w:color="E0E0E0"/>
+              <w:left w:val="single" w:sz="8" w:space="0" w:color="E0E0E0"/>
+              <w:bottom w:val="single" w:sz="8" w:space="0" w:color="E0E0E0"/>
+              <w:right w:val="single" w:sz="8" w:space="0" w:color="E0E0E0"/>
+            </w:tcBorders>
+            <w:shd w:val="clear" w:color="auto" w:fill="F9F9F9"/>
+            <w:tcMar>
+              <w:top w:w="120" w:type="dxa"/>
+              <w:left w:w="120" w:type="dxa"/>
+              <w:bottom w:w="120" w:type="dxa"/>
+              <w:right w:w="120" w:type="dxa"/>
+            </w:tcMar>
+            <w:vAlign w:val="center"/>
+            <w:hideMark/>
+          </w:tcPr>
+          <w:p>
+            <w:pPr>
+              <w:widowControl/>
+              <w:numPr>
+                <w:ilvl w:val="0"/>
+                <w:numId w:val="4"/>
+              </w:numPr>
+              <w:spacing w:before="100" w:beforeAutospacing="1" w:after="100" w:afterAutospacing="1"/>
+              <w:textAlignment w:val="baseline"/>
+              <w:rPr>
+                <w:rFonts w:eastAsia="Times New Roman"/>
+                <w:color w:val="000000"/>
+              </w:rPr>
+            </w:pPr>
+          </w:p>
+        </w:tc>
+        <w:tc>
+          <w:tcPr>
+            <w:tcW w:w="0" w:type="auto"/>
+            <w:tcBorders>
+              <w:top w:val="single" w:sz="8" w:space="0" w:color="E0E0E0"/>
+              <w:left w:val="single" w:sz="8" w:space="0" w:color="E0E0E0"/>
+              <w:bottom w:val="single" w:sz="8" w:space="0" w:color="E0E0E0"/>
+              <w:right w:val="single" w:sz="8" w:space="0" w:color="E0E0E0"/>
+            </w:tcBorders>
+            <w:shd w:val="clear" w:color="auto" w:fill="F9F9F9"/>
+            <w:tcMar>
+              <w:top w:w="120" w:type="dxa"/>
+              <w:left w:w="120" w:type="dxa"/>
+              <w:bottom w:w="120" w:type="dxa"/>
+              <w:right w:w="120" w:type="dxa"/>
+            </w:tcMar>
+            <w:hideMark/>
+          </w:tcPr>
+          <w:p>
+            <w:pPr>
+              <w:widowControl/>
+              <w:rPr>
+                <w:rFonts w:ascii="Times New Roman" w:eastAsia="Times New Roman" w:hAnsi="Times New Roman" w:cs="Times New Roman"/>
+                <w:sz w:val="24"/>
+                <w:szCs w:val="24"/>
+              </w:rPr>
+            </w:pPr>
+            <w:r>
+              <w:rPr>
+                <w:rFonts w:eastAsia="Times New Roman"/>
+                <w:b/>
+                <w:bCs/>
+                <w:color w:val="000000"/>
+                <w:sz w:val="20"/>
+                <w:szCs w:val="20"/>
+              </w:rPr>
+              <w:t>TV2 (</w:t>
+            </w:r>
+            <w:proofErr w:type="spellStart"/>
+            <w:r>
+              <w:rPr>
+                <w:rFonts w:eastAsia="Times New Roman"/>
+                <w:b/>
+                <w:bCs/>
+                <w:color w:val="000000"/>
+                <w:sz w:val="20"/>
+                <w:szCs w:val="20"/>
+              </w:rPr>
+              <w:t>Đồ</w:t>
+            </w:r>
+            <w:proofErr w:type="spellEnd"/>
+            <w:r>
+              <w:rPr>
+                <w:rFonts w:eastAsia="Times New Roman"/>
+                <w:b/>
+                <w:bCs/>
+                <w:color w:val="000000"/>
+                <w:sz w:val="20"/>
+                <w:szCs w:val="20"/>
+              </w:rPr>
+              <w:t xml:space="preserve"> </w:t>
+            </w:r>
+            <w:proofErr w:type="spellStart"/>
+            <w:r>
+              <w:rPr>
+                <w:rFonts w:eastAsia="Times New Roman"/>
+                <w:b/>
+                <w:bCs/>
+                <w:color w:val="000000"/>
+                <w:sz w:val="20"/>
+                <w:szCs w:val="20"/>
+              </w:rPr>
+              <w:t>họa</w:t>
+            </w:r>
+            <w:proofErr w:type="spellEnd"/>
+            <w:r>
+              <w:rPr>
+                <w:rFonts w:eastAsia="Times New Roman"/>
+                <w:b/>
+                <w:bCs/>
+                <w:color w:val="000000"/>
+                <w:sz w:val="20"/>
+                <w:szCs w:val="20"/>
+              </w:rPr>
+              <w:t xml:space="preserve"> &amp; Render)</w:t>
+            </w:r>
+          </w:p>
+        </w:tc>
+        <w:tc>
+          <w:tcPr>
+            <w:tcW w:w="0" w:type="auto"/>
+            <w:tcBorders>
+              <w:top w:val="single" w:sz="8" w:space="0" w:color="E0E0E0"/>
+              <w:left w:val="single" w:sz="8" w:space="0" w:color="E0E0E0"/>
+              <w:bottom w:val="single" w:sz="8" w:space="0" w:color="E0E0E0"/>
+              <w:right w:val="single" w:sz="8" w:space="0" w:color="E0E0E0"/>
+            </w:tcBorders>
+            <w:shd w:val="clear" w:color="auto" w:fill="F9F9F9"/>
+            <w:tcMar>
+              <w:top w:w="120" w:type="dxa"/>
+              <w:left w:w="120" w:type="dxa"/>
+              <w:bottom w:w="120" w:type="dxa"/>
+              <w:right w:w="120" w:type="dxa"/>
+            </w:tcMar>
+            <w:hideMark/>
+          </w:tcPr>
+          <w:p>
+            <w:pPr>
+              <w:widowControl/>
+              <w:rPr>
+                <w:rFonts w:ascii="Times New Roman" w:eastAsia="Times New Roman" w:hAnsi="Times New Roman" w:cs="Times New Roman"/>
+                <w:sz w:val="24"/>
+                <w:szCs w:val="24"/>
+              </w:rPr>
+            </w:pPr>
+            <w:r>
+              <w:rPr>
+                <w:rFonts w:eastAsia="Times New Roman"/>
+                <w:color w:val="000000"/>
+                <w:sz w:val="20"/>
+                <w:szCs w:val="20"/>
+              </w:rPr>
+              <w:t>assets/images/</w:t>
+            </w:r>
+            <w:r>
+              <w:rPr>
+                <w:rFonts w:eastAsia="Times New Roman"/>
+                <w:color w:val="000000"/>
+                <w:sz w:val="20"/>
+                <w:szCs w:val="20"/>
+              </w:rPr>
+              <w:br/>
+              <w:t>ui/renderer.py</w:t>
+            </w:r>
+          </w:p>
+        </w:tc>
+        <w:tc>
+          <w:tcPr>
+            <w:tcW w:w="0" w:type="auto"/>
+            <w:tcBorders>
+              <w:top w:val="single" w:sz="8" w:space="0" w:color="E0E0E0"/>
+              <w:left w:val="single" w:sz="8" w:space="0" w:color="E0E0E0"/>
+              <w:bottom w:val="single" w:sz="8" w:space="0" w:color="E0E0E0"/>
+              <w:right w:val="single" w:sz="8" w:space="0" w:color="E0E0E0"/>
+            </w:tcBorders>
+            <w:shd w:val="clear" w:color="auto" w:fill="F9F9F9"/>
+            <w:tcMar>
+              <w:top w:w="120" w:type="dxa"/>
+              <w:left w:w="120" w:type="dxa"/>
+              <w:bottom w:w="120" w:type="dxa"/>
+              <w:right w:w="120" w:type="dxa"/>
+            </w:tcMar>
+            <w:hideMark/>
+          </w:tcPr>
+          <w:p>
+            <w:pPr>
+              <w:widowControl/>
+              <w:rPr>
+                <w:rFonts w:ascii="Times New Roman" w:eastAsia="Times New Roman" w:hAnsi="Times New Roman" w:cs="Times New Roman"/>
+                <w:sz w:val="24"/>
+                <w:szCs w:val="24"/>
+              </w:rPr>
+            </w:pPr>
+            <w:r>
+              <w:rPr>
+                <w:rFonts w:eastAsia="Times New Roman"/>
+                <w:color w:val="000000"/>
+                <w:sz w:val="20"/>
+                <w:szCs w:val="20"/>
+              </w:rPr>
+              <w:t xml:space="preserve">• </w:t>
+            </w:r>
+            <w:proofErr w:type="spellStart"/>
+            <w:r>
+              <w:rPr>
+                <w:rFonts w:eastAsia="Times New Roman"/>
+                <w:color w:val="000000"/>
+                <w:sz w:val="20"/>
+                <w:szCs w:val="20"/>
+              </w:rPr>
+              <w:t>Chuẩn</w:t>
+            </w:r>
+            <w:proofErr w:type="spellEnd"/>
+            <w:r>
+              <w:rPr>
+                <w:rFonts w:eastAsia="Times New Roman"/>
+                <w:color w:val="000000"/>
+                <w:sz w:val="20"/>
+                <w:szCs w:val="20"/>
+              </w:rPr>
+              <w:t xml:space="preserve"> </w:t>
+            </w:r>
+            <w:proofErr w:type="spellStart"/>
+            <w:r>
+              <w:rPr>
+                <w:rFonts w:eastAsia="Times New Roman"/>
+                <w:color w:val="000000"/>
+                <w:sz w:val="20"/>
+                <w:szCs w:val="20"/>
+              </w:rPr>
+              <w:t>bị</w:t>
+            </w:r>
+            <w:proofErr w:type="spellEnd"/>
+            <w:r>
+              <w:rPr>
+                <w:rFonts w:eastAsia="Times New Roman"/>
+                <w:color w:val="000000"/>
+                <w:sz w:val="20"/>
+                <w:szCs w:val="20"/>
+              </w:rPr>
+              <w:t xml:space="preserve"> </w:t>
+            </w:r>
+            <w:proofErr w:type="spellStart"/>
+            <w:r>
+              <w:rPr>
+                <w:rFonts w:eastAsia="Times New Roman"/>
+                <w:color w:val="000000"/>
+                <w:sz w:val="20"/>
+                <w:szCs w:val="20"/>
+              </w:rPr>
+              <w:t>bộ</w:t>
+            </w:r>
+            <w:proofErr w:type="spellEnd"/>
+            <w:r>
+              <w:rPr>
+                <w:rFonts w:eastAsia="Times New Roman"/>
+                <w:color w:val="000000"/>
+                <w:sz w:val="20"/>
+                <w:szCs w:val="20"/>
+              </w:rPr>
+              <w:t xml:space="preserve"> Sprite Pixel Art </w:t>
+            </w:r>
+            <w:proofErr w:type="spellStart"/>
+            <w:r>
+              <w:rPr>
+                <w:rFonts w:eastAsia="Times New Roman"/>
+                <w:color w:val="000000"/>
+                <w:sz w:val="20"/>
+                <w:szCs w:val="20"/>
+              </w:rPr>
+              <w:t>kích</w:t>
+            </w:r>
+            <w:proofErr w:type="spellEnd"/>
+            <w:r>
+              <w:rPr>
+                <w:rFonts w:eastAsia="Times New Roman"/>
+                <w:color w:val="000000"/>
+                <w:sz w:val="20"/>
+                <w:szCs w:val="20"/>
+              </w:rPr>
+              <w:t xml:space="preserve"> </w:t>
+            </w:r>
+            <w:proofErr w:type="spellStart"/>
+            <w:r>
+              <w:rPr>
+                <w:rFonts w:eastAsia="Times New Roman"/>
+                <w:color w:val="000000"/>
+                <w:sz w:val="20"/>
+                <w:szCs w:val="20"/>
+              </w:rPr>
+              <w:t>thước</w:t>
+            </w:r>
+            <w:proofErr w:type="spellEnd"/>
+            <w:r>
+              <w:rPr>
+                <w:rFonts w:eastAsia="Times New Roman"/>
+                <w:color w:val="000000"/>
+                <w:sz w:val="20"/>
+                <w:szCs w:val="20"/>
+              </w:rPr>
+              <w:t xml:space="preserve"> 40x40 pixel (</w:t>
+            </w:r>
+            <w:proofErr w:type="spellStart"/>
+            <w:r>
+              <w:rPr>
+                <w:rFonts w:eastAsia="Times New Roman"/>
+                <w:color w:val="000000"/>
+                <w:sz w:val="20"/>
+                <w:szCs w:val="20"/>
+              </w:rPr>
+              <w:t>đất</w:t>
+            </w:r>
+            <w:proofErr w:type="spellEnd"/>
+            <w:r>
+              <w:rPr>
+                <w:rFonts w:eastAsia="Times New Roman"/>
+                <w:color w:val="000000"/>
+                <w:sz w:val="20"/>
+                <w:szCs w:val="20"/>
+              </w:rPr>
+              <w:t xml:space="preserve"> </w:t>
+            </w:r>
+            <w:proofErr w:type="spellStart"/>
+            <w:r>
+              <w:rPr>
+                <w:rFonts w:eastAsia="Times New Roman"/>
+                <w:color w:val="000000"/>
+                <w:sz w:val="20"/>
+                <w:szCs w:val="20"/>
+              </w:rPr>
+              <w:t>cỏ</w:t>
+            </w:r>
+            <w:proofErr w:type="spellEnd"/>
+            <w:r>
+              <w:rPr>
+                <w:rFonts w:eastAsia="Times New Roman"/>
+                <w:color w:val="000000"/>
+                <w:sz w:val="20"/>
+                <w:szCs w:val="20"/>
+              </w:rPr>
+              <w:t xml:space="preserve">, </w:t>
+            </w:r>
+            <w:proofErr w:type="spellStart"/>
+            <w:r>
+              <w:rPr>
+                <w:rFonts w:eastAsia="Times New Roman"/>
+                <w:color w:val="000000"/>
+                <w:sz w:val="20"/>
+                <w:szCs w:val="20"/>
+              </w:rPr>
+              <w:t>rừng</w:t>
+            </w:r>
+            <w:proofErr w:type="spellEnd"/>
+            <w:r>
+              <w:rPr>
+                <w:rFonts w:eastAsia="Times New Roman"/>
+                <w:color w:val="000000"/>
+                <w:sz w:val="20"/>
+                <w:szCs w:val="20"/>
+              </w:rPr>
+              <w:t xml:space="preserve">, </w:t>
+            </w:r>
+            <w:proofErr w:type="spellStart"/>
+            <w:r>
+              <w:rPr>
+                <w:rFonts w:eastAsia="Times New Roman"/>
+                <w:color w:val="000000"/>
+                <w:sz w:val="20"/>
+                <w:szCs w:val="20"/>
+              </w:rPr>
+              <w:t>đá</w:t>
+            </w:r>
+            <w:proofErr w:type="spellEnd"/>
+            <w:r>
+              <w:rPr>
+                <w:rFonts w:eastAsia="Times New Roman"/>
+                <w:color w:val="000000"/>
+                <w:sz w:val="20"/>
+                <w:szCs w:val="20"/>
+              </w:rPr>
+              <w:t xml:space="preserve">, </w:t>
+            </w:r>
+            <w:proofErr w:type="spellStart"/>
+            <w:r>
+              <w:rPr>
+                <w:rFonts w:eastAsia="Times New Roman"/>
+                <w:color w:val="000000"/>
+                <w:sz w:val="20"/>
+                <w:szCs w:val="20"/>
+              </w:rPr>
+              <w:t>nước</w:t>
+            </w:r>
+            <w:proofErr w:type="spellEnd"/>
+            <w:r>
+              <w:rPr>
+                <w:rFonts w:eastAsia="Times New Roman"/>
+                <w:color w:val="000000"/>
+                <w:sz w:val="20"/>
+                <w:szCs w:val="20"/>
+              </w:rPr>
+              <w:t xml:space="preserve">, </w:t>
+            </w:r>
+            <w:proofErr w:type="spellStart"/>
+            <w:r>
+              <w:rPr>
+                <w:rFonts w:eastAsia="Times New Roman"/>
+                <w:color w:val="000000"/>
+                <w:sz w:val="20"/>
+                <w:szCs w:val="20"/>
+              </w:rPr>
+              <w:t>tháp</w:t>
+            </w:r>
+            <w:proofErr w:type="spellEnd"/>
+            <w:r>
+              <w:rPr>
+                <w:rFonts w:eastAsia="Times New Roman"/>
+                <w:color w:val="000000"/>
+                <w:sz w:val="20"/>
+                <w:szCs w:val="20"/>
+              </w:rPr>
+              <w:t xml:space="preserve">, </w:t>
+            </w:r>
+            <w:proofErr w:type="spellStart"/>
+            <w:r>
+              <w:rPr>
+                <w:rFonts w:eastAsia="Times New Roman"/>
+                <w:color w:val="000000"/>
+                <w:sz w:val="20"/>
+                <w:szCs w:val="20"/>
+              </w:rPr>
+              <w:t>xưởng</w:t>
+            </w:r>
+            <w:proofErr w:type="spellEnd"/>
+            <w:r>
+              <w:rPr>
+                <w:rFonts w:eastAsia="Times New Roman"/>
+                <w:color w:val="000000"/>
+                <w:sz w:val="20"/>
+                <w:szCs w:val="20"/>
+              </w:rPr>
+              <w:t xml:space="preserve"> </w:t>
+            </w:r>
+            <w:proofErr w:type="spellStart"/>
+            <w:r>
+              <w:rPr>
+                <w:rFonts w:eastAsia="Times New Roman"/>
+                <w:color w:val="000000"/>
+                <w:sz w:val="20"/>
+                <w:szCs w:val="20"/>
+              </w:rPr>
+              <w:t>gỗ</w:t>
+            </w:r>
+            <w:proofErr w:type="spellEnd"/>
+            <w:r>
+              <w:rPr>
+                <w:rFonts w:eastAsia="Times New Roman"/>
+                <w:color w:val="000000"/>
+                <w:sz w:val="20"/>
+                <w:szCs w:val="20"/>
+              </w:rPr>
+              <w:t xml:space="preserve">, </w:t>
+            </w:r>
+            <w:proofErr w:type="spellStart"/>
+            <w:r>
+              <w:rPr>
+                <w:rFonts w:eastAsia="Times New Roman"/>
+                <w:color w:val="000000"/>
+                <w:sz w:val="20"/>
+                <w:szCs w:val="20"/>
+              </w:rPr>
+              <w:t>bóng</w:t>
+            </w:r>
+            <w:proofErr w:type="spellEnd"/>
+            <w:r>
+              <w:rPr>
+                <w:rFonts w:eastAsia="Times New Roman"/>
+                <w:color w:val="000000"/>
+                <w:sz w:val="20"/>
+                <w:szCs w:val="20"/>
+              </w:rPr>
+              <w:t xml:space="preserve"> </w:t>
+            </w:r>
+            <w:proofErr w:type="spellStart"/>
+            <w:r>
+              <w:rPr>
+                <w:rFonts w:eastAsia="Times New Roman"/>
+                <w:color w:val="000000"/>
+                <w:sz w:val="20"/>
+                <w:szCs w:val="20"/>
+              </w:rPr>
+              <w:t>tối</w:t>
+            </w:r>
+            <w:proofErr w:type="spellEnd"/>
+            <w:r>
+              <w:rPr>
+                <w:rFonts w:eastAsia="Times New Roman"/>
+                <w:color w:val="000000"/>
+                <w:sz w:val="20"/>
+                <w:szCs w:val="20"/>
+              </w:rPr>
+              <w:t>).</w:t>
+            </w:r>
+          </w:p>
+          <w:p>
+            <w:pPr>
+              <w:widowControl/>
+              <w:rPr>
+                <w:rFonts w:ascii="Times New Roman" w:eastAsia="Times New Roman" w:hAnsi="Times New Roman" w:cs="Times New Roman"/>
+                <w:sz w:val="24"/>
+                <w:szCs w:val="24"/>
+              </w:rPr>
+            </w:pPr>
+            <w:r>
+              <w:rPr>
+                <w:rFonts w:eastAsia="Times New Roman"/>
+                <w:color w:val="000000"/>
+                <w:sz w:val="20"/>
+                <w:szCs w:val="20"/>
+              </w:rPr>
+              <w:t xml:space="preserve">• </w:t>
+            </w:r>
+            <w:proofErr w:type="spellStart"/>
+            <w:r>
+              <w:rPr>
+                <w:rFonts w:eastAsia="Times New Roman"/>
+                <w:color w:val="000000"/>
+                <w:sz w:val="20"/>
+                <w:szCs w:val="20"/>
+              </w:rPr>
+              <w:t>Viết</w:t>
+            </w:r>
+            <w:proofErr w:type="spellEnd"/>
+            <w:r>
+              <w:rPr>
+                <w:rFonts w:eastAsia="Times New Roman"/>
+                <w:color w:val="000000"/>
+                <w:sz w:val="20"/>
+                <w:szCs w:val="20"/>
+              </w:rPr>
+              <w:t xml:space="preserve"> class </w:t>
+            </w:r>
+            <w:proofErr w:type="spellStart"/>
+            <w:r>
+              <w:rPr>
+                <w:rFonts w:eastAsia="Times New Roman"/>
+                <w:color w:val="000000"/>
+                <w:sz w:val="20"/>
+                <w:szCs w:val="20"/>
+              </w:rPr>
+              <w:t>MapRenderer</w:t>
+            </w:r>
+            <w:proofErr w:type="spellEnd"/>
+            <w:r>
+              <w:rPr>
+                <w:rFonts w:eastAsia="Times New Roman"/>
+                <w:color w:val="000000"/>
+                <w:sz w:val="20"/>
+                <w:szCs w:val="20"/>
+              </w:rPr>
+              <w:t xml:space="preserve"> </w:t>
+            </w:r>
+            <w:proofErr w:type="spellStart"/>
+            <w:r>
+              <w:rPr>
+                <w:rFonts w:eastAsia="Times New Roman"/>
+                <w:color w:val="000000"/>
+                <w:sz w:val="20"/>
+                <w:szCs w:val="20"/>
+              </w:rPr>
+              <w:t>nạp</w:t>
+            </w:r>
+            <w:proofErr w:type="spellEnd"/>
+            <w:r>
+              <w:rPr>
+                <w:rFonts w:eastAsia="Times New Roman"/>
+                <w:color w:val="000000"/>
+                <w:sz w:val="20"/>
+                <w:szCs w:val="20"/>
+              </w:rPr>
+              <w:t xml:space="preserve"> </w:t>
+            </w:r>
+            <w:proofErr w:type="spellStart"/>
+            <w:r>
+              <w:rPr>
+                <w:rFonts w:eastAsia="Times New Roman"/>
+                <w:color w:val="000000"/>
+                <w:sz w:val="20"/>
+                <w:szCs w:val="20"/>
+              </w:rPr>
+              <w:t>các</w:t>
+            </w:r>
+            <w:proofErr w:type="spellEnd"/>
+            <w:r>
+              <w:rPr>
+                <w:rFonts w:eastAsia="Times New Roman"/>
+                <w:color w:val="000000"/>
+                <w:sz w:val="20"/>
+                <w:szCs w:val="20"/>
+              </w:rPr>
+              <w:t xml:space="preserve"> </w:t>
+            </w:r>
+            <w:proofErr w:type="spellStart"/>
+            <w:r>
+              <w:rPr>
+                <w:rFonts w:eastAsia="Times New Roman"/>
+                <w:color w:val="000000"/>
+                <w:sz w:val="20"/>
+                <w:szCs w:val="20"/>
+              </w:rPr>
+              <w:t>ảnh</w:t>
+            </w:r>
+            <w:proofErr w:type="spellEnd"/>
+            <w:r>
+              <w:rPr>
+                <w:rFonts w:eastAsia="Times New Roman"/>
+                <w:color w:val="000000"/>
+                <w:sz w:val="20"/>
+                <w:szCs w:val="20"/>
+              </w:rPr>
+              <w:t xml:space="preserve"> .</w:t>
+            </w:r>
+            <w:proofErr w:type="spellStart"/>
+            <w:r>
+              <w:rPr>
+                <w:rFonts w:eastAsia="Times New Roman"/>
+                <w:color w:val="000000"/>
+                <w:sz w:val="20"/>
+                <w:szCs w:val="20"/>
+              </w:rPr>
+              <w:t>png</w:t>
+            </w:r>
+            <w:proofErr w:type="spellEnd"/>
+            <w:r>
+              <w:rPr>
+                <w:rFonts w:eastAsia="Times New Roman"/>
+                <w:color w:val="000000"/>
+                <w:sz w:val="20"/>
+                <w:szCs w:val="20"/>
+              </w:rPr>
+              <w:t xml:space="preserve"> </w:t>
+            </w:r>
+            <w:proofErr w:type="spellStart"/>
+            <w:r>
+              <w:rPr>
+                <w:rFonts w:eastAsia="Times New Roman"/>
+                <w:color w:val="000000"/>
+                <w:sz w:val="20"/>
+                <w:szCs w:val="20"/>
+              </w:rPr>
+              <w:t>vào</w:t>
+            </w:r>
+            <w:proofErr w:type="spellEnd"/>
+            <w:r>
+              <w:rPr>
+                <w:rFonts w:eastAsia="Times New Roman"/>
+                <w:color w:val="000000"/>
+                <w:sz w:val="20"/>
+                <w:szCs w:val="20"/>
+              </w:rPr>
+              <w:t xml:space="preserve"> </w:t>
+            </w:r>
+            <w:proofErr w:type="spellStart"/>
+            <w:r>
+              <w:rPr>
+                <w:rFonts w:eastAsia="Times New Roman"/>
+                <w:color w:val="000000"/>
+                <w:sz w:val="20"/>
+                <w:szCs w:val="20"/>
+              </w:rPr>
+              <w:t>bộ</w:t>
+            </w:r>
+            <w:proofErr w:type="spellEnd"/>
+            <w:r>
+              <w:rPr>
+                <w:rFonts w:eastAsia="Times New Roman"/>
+                <w:color w:val="000000"/>
+                <w:sz w:val="20"/>
+                <w:szCs w:val="20"/>
+              </w:rPr>
+              <w:t xml:space="preserve"> </w:t>
+            </w:r>
+            <w:proofErr w:type="spellStart"/>
+            <w:r>
+              <w:rPr>
+                <w:rFonts w:eastAsia="Times New Roman"/>
+                <w:color w:val="000000"/>
+                <w:sz w:val="20"/>
+                <w:szCs w:val="20"/>
+              </w:rPr>
+              <w:t>nhớ</w:t>
+            </w:r>
+            <w:proofErr w:type="spellEnd"/>
+            <w:r>
+              <w:rPr>
+                <w:rFonts w:eastAsia="Times New Roman"/>
+                <w:color w:val="000000"/>
+                <w:sz w:val="20"/>
+                <w:szCs w:val="20"/>
+              </w:rPr>
+              <w:t>.</w:t>
+            </w:r>
+          </w:p>
+          <w:p>
+            <w:pPr>
+              <w:widowControl/>
+              <w:rPr>
+                <w:rFonts w:ascii="Times New Roman" w:eastAsia="Times New Roman" w:hAnsi="Times New Roman" w:cs="Times New Roman"/>
+                <w:sz w:val="24"/>
+                <w:szCs w:val="24"/>
+              </w:rPr>
+            </w:pPr>
+            <w:r>
+              <w:rPr>
+                <w:rFonts w:eastAsia="Times New Roman"/>
+                <w:color w:val="000000"/>
+                <w:sz w:val="20"/>
+                <w:szCs w:val="20"/>
+              </w:rPr>
+              <w:t xml:space="preserve">• </w:t>
+            </w:r>
+            <w:proofErr w:type="spellStart"/>
+            <w:r>
+              <w:rPr>
+                <w:rFonts w:eastAsia="Times New Roman"/>
+                <w:color w:val="000000"/>
+                <w:sz w:val="20"/>
+                <w:szCs w:val="20"/>
+              </w:rPr>
+              <w:t>Viết</w:t>
+            </w:r>
+            <w:proofErr w:type="spellEnd"/>
+            <w:r>
+              <w:rPr>
+                <w:rFonts w:eastAsia="Times New Roman"/>
+                <w:color w:val="000000"/>
+                <w:sz w:val="20"/>
+                <w:szCs w:val="20"/>
+              </w:rPr>
+              <w:t xml:space="preserve"> </w:t>
+            </w:r>
+            <w:proofErr w:type="spellStart"/>
+            <w:r>
+              <w:rPr>
+                <w:rFonts w:eastAsia="Times New Roman"/>
+                <w:color w:val="000000"/>
+                <w:sz w:val="20"/>
+                <w:szCs w:val="20"/>
+              </w:rPr>
+              <w:t>hàm</w:t>
+            </w:r>
+            <w:proofErr w:type="spellEnd"/>
+            <w:r>
+              <w:rPr>
+                <w:rFonts w:eastAsia="Times New Roman"/>
+                <w:color w:val="000000"/>
+                <w:sz w:val="20"/>
+                <w:szCs w:val="20"/>
+              </w:rPr>
+              <w:t xml:space="preserve"> draw(screen, grid) </w:t>
+            </w:r>
+            <w:proofErr w:type="spellStart"/>
+            <w:r>
+              <w:rPr>
+                <w:rFonts w:eastAsia="Times New Roman"/>
+                <w:color w:val="000000"/>
+                <w:sz w:val="20"/>
+                <w:szCs w:val="20"/>
+              </w:rPr>
+              <w:t>duyệt</w:t>
+            </w:r>
+            <w:proofErr w:type="spellEnd"/>
+            <w:r>
+              <w:rPr>
+                <w:rFonts w:eastAsia="Times New Roman"/>
+                <w:color w:val="000000"/>
+                <w:sz w:val="20"/>
+                <w:szCs w:val="20"/>
+              </w:rPr>
+              <w:t xml:space="preserve"> ma </w:t>
+            </w:r>
+            <w:proofErr w:type="spellStart"/>
+            <w:r>
+              <w:rPr>
+                <w:rFonts w:eastAsia="Times New Roman"/>
+                <w:color w:val="000000"/>
+                <w:sz w:val="20"/>
+                <w:szCs w:val="20"/>
+              </w:rPr>
+              <w:t>trận</w:t>
+            </w:r>
+            <w:proofErr w:type="spellEnd"/>
+            <w:r>
+              <w:rPr>
+                <w:rFonts w:eastAsia="Times New Roman"/>
+                <w:color w:val="000000"/>
+                <w:sz w:val="20"/>
+                <w:szCs w:val="20"/>
+              </w:rPr>
+              <w:t xml:space="preserve"> 12x12 </w:t>
+            </w:r>
+            <w:proofErr w:type="spellStart"/>
+            <w:r>
+              <w:rPr>
+                <w:rFonts w:eastAsia="Times New Roman"/>
+                <w:color w:val="000000"/>
+                <w:sz w:val="20"/>
+                <w:szCs w:val="20"/>
+              </w:rPr>
+              <w:t>dán</w:t>
+            </w:r>
+            <w:proofErr w:type="spellEnd"/>
+            <w:r>
+              <w:rPr>
+                <w:rFonts w:eastAsia="Times New Roman"/>
+                <w:color w:val="000000"/>
+                <w:sz w:val="20"/>
+                <w:szCs w:val="20"/>
+              </w:rPr>
+              <w:t xml:space="preserve"> </w:t>
+            </w:r>
+            <w:proofErr w:type="spellStart"/>
+            <w:r>
+              <w:rPr>
+                <w:rFonts w:eastAsia="Times New Roman"/>
+                <w:color w:val="000000"/>
+                <w:sz w:val="20"/>
+                <w:szCs w:val="20"/>
+              </w:rPr>
+              <w:t>ảnh</w:t>
+            </w:r>
+            <w:proofErr w:type="spellEnd"/>
+            <w:r>
+              <w:rPr>
+                <w:rFonts w:eastAsia="Times New Roman"/>
+                <w:color w:val="000000"/>
+                <w:sz w:val="20"/>
+                <w:szCs w:val="20"/>
+              </w:rPr>
+              <w:t xml:space="preserve"> </w:t>
+            </w:r>
+            <w:proofErr w:type="spellStart"/>
+            <w:r>
+              <w:rPr>
+                <w:rFonts w:eastAsia="Times New Roman"/>
+                <w:color w:val="000000"/>
+                <w:sz w:val="20"/>
+                <w:szCs w:val="20"/>
+              </w:rPr>
+              <w:t>tương</w:t>
+            </w:r>
+            <w:proofErr w:type="spellEnd"/>
+            <w:r>
+              <w:rPr>
+                <w:rFonts w:eastAsia="Times New Roman"/>
+                <w:color w:val="000000"/>
+                <w:sz w:val="20"/>
+                <w:szCs w:val="20"/>
+              </w:rPr>
+              <w:t xml:space="preserve"> </w:t>
+            </w:r>
+            <w:proofErr w:type="spellStart"/>
+            <w:r>
+              <w:rPr>
+                <w:rFonts w:eastAsia="Times New Roman"/>
+                <w:color w:val="000000"/>
+                <w:sz w:val="20"/>
+                <w:szCs w:val="20"/>
+              </w:rPr>
+              <w:t>ứng</w:t>
+            </w:r>
+            <w:proofErr w:type="spellEnd"/>
+            <w:r>
+              <w:rPr>
+                <w:rFonts w:eastAsia="Times New Roman"/>
+                <w:color w:val="000000"/>
+                <w:sz w:val="20"/>
+                <w:szCs w:val="20"/>
+              </w:rPr>
+              <w:t xml:space="preserve"> </w:t>
+            </w:r>
+            <w:proofErr w:type="spellStart"/>
+            <w:r>
+              <w:rPr>
+                <w:rFonts w:eastAsia="Times New Roman"/>
+                <w:color w:val="000000"/>
+                <w:sz w:val="20"/>
+                <w:szCs w:val="20"/>
+              </w:rPr>
+              <w:t>thay</w:t>
+            </w:r>
+            <w:proofErr w:type="spellEnd"/>
+            <w:r>
+              <w:rPr>
+                <w:rFonts w:eastAsia="Times New Roman"/>
+                <w:color w:val="000000"/>
+                <w:sz w:val="20"/>
+                <w:szCs w:val="20"/>
+              </w:rPr>
+              <w:t xml:space="preserve"> </w:t>
+            </w:r>
+            <w:proofErr w:type="spellStart"/>
+            <w:r>
+              <w:rPr>
+                <w:rFonts w:eastAsia="Times New Roman"/>
+                <w:color w:val="000000"/>
+                <w:sz w:val="20"/>
+                <w:szCs w:val="20"/>
+              </w:rPr>
+              <w:t>khối</w:t>
+            </w:r>
+            <w:proofErr w:type="spellEnd"/>
+            <w:r>
+              <w:rPr>
+                <w:rFonts w:eastAsia="Times New Roman"/>
+                <w:color w:val="000000"/>
+                <w:sz w:val="20"/>
+                <w:szCs w:val="20"/>
+              </w:rPr>
+              <w:t xml:space="preserve"> </w:t>
+            </w:r>
+            <w:proofErr w:type="spellStart"/>
+            <w:r>
+              <w:rPr>
+                <w:rFonts w:eastAsia="Times New Roman"/>
+                <w:color w:val="000000"/>
+                <w:sz w:val="20"/>
+                <w:szCs w:val="20"/>
+              </w:rPr>
+              <w:t>màu</w:t>
+            </w:r>
+            <w:proofErr w:type="spellEnd"/>
+            <w:r>
+              <w:rPr>
+                <w:rFonts w:eastAsia="Times New Roman"/>
+                <w:color w:val="000000"/>
+                <w:sz w:val="20"/>
+                <w:szCs w:val="20"/>
+              </w:rPr>
+              <w:t xml:space="preserve"> </w:t>
+            </w:r>
+            <w:proofErr w:type="spellStart"/>
+            <w:r>
+              <w:rPr>
+                <w:rFonts w:eastAsia="Times New Roman"/>
+                <w:color w:val="000000"/>
+                <w:sz w:val="20"/>
+                <w:szCs w:val="20"/>
+              </w:rPr>
+              <w:t>thô</w:t>
+            </w:r>
+            <w:proofErr w:type="spellEnd"/>
+            <w:r>
+              <w:rPr>
+                <w:rFonts w:eastAsia="Times New Roman"/>
+                <w:color w:val="000000"/>
+                <w:sz w:val="20"/>
+                <w:szCs w:val="20"/>
+              </w:rPr>
+              <w:t>.</w:t>
+            </w:r>
+          </w:p>
+        </w:tc>
+        <w:tc>
+          <w:tcPr>
+            <w:tcW w:w="0" w:type="auto"/>
+            <w:tcBorders>
+              <w:top w:val="single" w:sz="8" w:space="0" w:color="E0E0E0"/>
+              <w:left w:val="single" w:sz="8" w:space="0" w:color="E0E0E0"/>
+              <w:bottom w:val="single" w:sz="8" w:space="0" w:color="E0E0E0"/>
+              <w:right w:val="single" w:sz="8" w:space="0" w:color="E0E0E0"/>
+            </w:tcBorders>
+            <w:shd w:val="clear" w:color="auto" w:fill="F9F9F9"/>
+            <w:tcMar>
+              <w:top w:w="120" w:type="dxa"/>
+              <w:left w:w="120" w:type="dxa"/>
+              <w:bottom w:w="120" w:type="dxa"/>
+              <w:right w:w="120" w:type="dxa"/>
+            </w:tcMar>
+            <w:hideMark/>
+          </w:tcPr>
+          <w:p>
+            <w:pPr>
+              <w:widowControl/>
+              <w:rPr>
+                <w:rFonts w:ascii="Times New Roman" w:eastAsia="Times New Roman" w:hAnsi="Times New Roman" w:cs="Times New Roman"/>
+                <w:sz w:val="24"/>
+                <w:szCs w:val="24"/>
+              </w:rPr>
+            </w:pPr>
+            <w:r>
+              <w:rPr>
+                <w:rFonts w:eastAsia="Times New Roman"/>
+                <w:color w:val="000000"/>
+                <w:sz w:val="20"/>
+                <w:szCs w:val="20"/>
+              </w:rPr>
+              <w:t xml:space="preserve">• File </w:t>
+            </w:r>
+            <w:proofErr w:type="spellStart"/>
+            <w:r>
+              <w:rPr>
+                <w:rFonts w:eastAsia="Times New Roman"/>
+                <w:color w:val="000000"/>
+                <w:sz w:val="20"/>
+                <w:szCs w:val="20"/>
+              </w:rPr>
+              <w:t>bàn</w:t>
+            </w:r>
+            <w:proofErr w:type="spellEnd"/>
+            <w:r>
+              <w:rPr>
+                <w:rFonts w:eastAsia="Times New Roman"/>
+                <w:color w:val="000000"/>
+                <w:sz w:val="20"/>
+                <w:szCs w:val="20"/>
+              </w:rPr>
+              <w:t xml:space="preserve"> </w:t>
+            </w:r>
+            <w:proofErr w:type="spellStart"/>
+            <w:r>
+              <w:rPr>
+                <w:rFonts w:eastAsia="Times New Roman"/>
+                <w:color w:val="000000"/>
+                <w:sz w:val="20"/>
+                <w:szCs w:val="20"/>
+              </w:rPr>
+              <w:t>giao</w:t>
+            </w:r>
+            <w:proofErr w:type="spellEnd"/>
+            <w:r>
+              <w:rPr>
+                <w:rFonts w:eastAsia="Times New Roman"/>
+                <w:color w:val="000000"/>
+                <w:sz w:val="20"/>
+                <w:szCs w:val="20"/>
+              </w:rPr>
+              <w:t xml:space="preserve">: test_renderer.py </w:t>
+            </w:r>
+            <w:proofErr w:type="spellStart"/>
+            <w:r>
+              <w:rPr>
+                <w:rFonts w:eastAsia="Times New Roman"/>
+                <w:color w:val="000000"/>
+                <w:sz w:val="20"/>
+                <w:szCs w:val="20"/>
+              </w:rPr>
+              <w:t>vẽ</w:t>
+            </w:r>
+            <w:proofErr w:type="spellEnd"/>
+            <w:r>
+              <w:rPr>
+                <w:rFonts w:eastAsia="Times New Roman"/>
+                <w:color w:val="000000"/>
+                <w:sz w:val="20"/>
+                <w:szCs w:val="20"/>
+              </w:rPr>
+              <w:t xml:space="preserve"> </w:t>
+            </w:r>
+            <w:proofErr w:type="spellStart"/>
+            <w:r>
+              <w:rPr>
+                <w:rFonts w:eastAsia="Times New Roman"/>
+                <w:color w:val="000000"/>
+                <w:sz w:val="20"/>
+                <w:szCs w:val="20"/>
+              </w:rPr>
+              <w:t>thử</w:t>
+            </w:r>
+            <w:proofErr w:type="spellEnd"/>
+            <w:r>
+              <w:rPr>
+                <w:rFonts w:eastAsia="Times New Roman"/>
+                <w:color w:val="000000"/>
+                <w:sz w:val="20"/>
+                <w:szCs w:val="20"/>
+              </w:rPr>
+              <w:t xml:space="preserve"> </w:t>
+            </w:r>
+            <w:proofErr w:type="spellStart"/>
+            <w:r>
+              <w:rPr>
+                <w:rFonts w:eastAsia="Times New Roman"/>
+                <w:color w:val="000000"/>
+                <w:sz w:val="20"/>
+                <w:szCs w:val="20"/>
+              </w:rPr>
+              <w:t>được</w:t>
+            </w:r>
+            <w:proofErr w:type="spellEnd"/>
+            <w:r>
+              <w:rPr>
+                <w:rFonts w:eastAsia="Times New Roman"/>
+                <w:color w:val="000000"/>
+                <w:sz w:val="20"/>
+                <w:szCs w:val="20"/>
+              </w:rPr>
+              <w:t xml:space="preserve"> </w:t>
+            </w:r>
+            <w:proofErr w:type="spellStart"/>
+            <w:r>
+              <w:rPr>
+                <w:rFonts w:eastAsia="Times New Roman"/>
+                <w:color w:val="000000"/>
+                <w:sz w:val="20"/>
+                <w:szCs w:val="20"/>
+              </w:rPr>
+              <w:t>lưới</w:t>
+            </w:r>
+            <w:proofErr w:type="spellEnd"/>
+            <w:r>
+              <w:rPr>
+                <w:rFonts w:eastAsia="Times New Roman"/>
+                <w:color w:val="000000"/>
+                <w:sz w:val="20"/>
+                <w:szCs w:val="20"/>
+              </w:rPr>
+              <w:t xml:space="preserve"> 12x12 </w:t>
+            </w:r>
+            <w:proofErr w:type="spellStart"/>
+            <w:r>
+              <w:rPr>
+                <w:rFonts w:eastAsia="Times New Roman"/>
+                <w:color w:val="000000"/>
+                <w:sz w:val="20"/>
+                <w:szCs w:val="20"/>
+              </w:rPr>
+              <w:t>bằng</w:t>
+            </w:r>
+            <w:proofErr w:type="spellEnd"/>
+            <w:r>
+              <w:rPr>
+                <w:rFonts w:eastAsia="Times New Roman"/>
+                <w:color w:val="000000"/>
+                <w:sz w:val="20"/>
+                <w:szCs w:val="20"/>
+              </w:rPr>
+              <w:t xml:space="preserve"> </w:t>
+            </w:r>
+            <w:proofErr w:type="spellStart"/>
+            <w:r>
+              <w:rPr>
+                <w:rFonts w:eastAsia="Times New Roman"/>
+                <w:color w:val="000000"/>
+                <w:sz w:val="20"/>
+                <w:szCs w:val="20"/>
+              </w:rPr>
+              <w:t>ảnh</w:t>
+            </w:r>
+            <w:proofErr w:type="spellEnd"/>
+            <w:r>
+              <w:rPr>
+                <w:rFonts w:eastAsia="Times New Roman"/>
+                <w:color w:val="000000"/>
+                <w:sz w:val="20"/>
+                <w:szCs w:val="20"/>
+              </w:rPr>
+              <w:t xml:space="preserve"> </w:t>
+            </w:r>
+            <w:proofErr w:type="spellStart"/>
+            <w:r>
+              <w:rPr>
+                <w:rFonts w:eastAsia="Times New Roman"/>
+                <w:color w:val="000000"/>
+                <w:sz w:val="20"/>
+                <w:szCs w:val="20"/>
+              </w:rPr>
+              <w:t>thật</w:t>
+            </w:r>
+            <w:proofErr w:type="spellEnd"/>
+            <w:r>
+              <w:rPr>
+                <w:rFonts w:eastAsia="Times New Roman"/>
+                <w:color w:val="000000"/>
+                <w:sz w:val="20"/>
+                <w:szCs w:val="20"/>
+              </w:rPr>
+              <w:t xml:space="preserve">.• Comment: </w:t>
+            </w:r>
+            <w:proofErr w:type="spellStart"/>
+            <w:r>
+              <w:rPr>
+                <w:rFonts w:eastAsia="Times New Roman"/>
+                <w:color w:val="000000"/>
+                <w:sz w:val="20"/>
+                <w:szCs w:val="20"/>
+              </w:rPr>
+              <w:t>Chú</w:t>
+            </w:r>
+            <w:proofErr w:type="spellEnd"/>
+            <w:r>
+              <w:rPr>
+                <w:rFonts w:eastAsia="Times New Roman"/>
+                <w:color w:val="000000"/>
+                <w:sz w:val="20"/>
+                <w:szCs w:val="20"/>
+              </w:rPr>
+              <w:t xml:space="preserve"> </w:t>
+            </w:r>
+            <w:proofErr w:type="spellStart"/>
+            <w:r>
+              <w:rPr>
+                <w:rFonts w:eastAsia="Times New Roman"/>
+                <w:color w:val="000000"/>
+                <w:sz w:val="20"/>
+                <w:szCs w:val="20"/>
+              </w:rPr>
+              <w:t>thích</w:t>
+            </w:r>
+            <w:proofErr w:type="spellEnd"/>
+            <w:r>
+              <w:rPr>
+                <w:rFonts w:eastAsia="Times New Roman"/>
+                <w:color w:val="000000"/>
+                <w:sz w:val="20"/>
+                <w:szCs w:val="20"/>
+              </w:rPr>
+              <w:t xml:space="preserve"> </w:t>
+            </w:r>
+            <w:proofErr w:type="spellStart"/>
+            <w:r>
+              <w:rPr>
+                <w:rFonts w:eastAsia="Times New Roman"/>
+                <w:color w:val="000000"/>
+                <w:sz w:val="20"/>
+                <w:szCs w:val="20"/>
+              </w:rPr>
+              <w:t>rõ</w:t>
+            </w:r>
+            <w:proofErr w:type="spellEnd"/>
+            <w:r>
+              <w:rPr>
+                <w:rFonts w:eastAsia="Times New Roman"/>
+                <w:color w:val="000000"/>
+                <w:sz w:val="20"/>
+                <w:szCs w:val="20"/>
+              </w:rPr>
+              <w:t xml:space="preserve"> </w:t>
+            </w:r>
+            <w:proofErr w:type="spellStart"/>
+            <w:r>
+              <w:rPr>
+                <w:rFonts w:eastAsia="Times New Roman"/>
+                <w:color w:val="000000"/>
+                <w:sz w:val="20"/>
+                <w:szCs w:val="20"/>
+              </w:rPr>
+              <w:t>biến</w:t>
+            </w:r>
+            <w:proofErr w:type="spellEnd"/>
+            <w:r>
+              <w:rPr>
+                <w:rFonts w:eastAsia="Times New Roman"/>
+                <w:color w:val="000000"/>
+                <w:sz w:val="20"/>
+                <w:szCs w:val="20"/>
+              </w:rPr>
+              <w:t xml:space="preserve"> </w:t>
+            </w:r>
+            <w:proofErr w:type="spellStart"/>
+            <w:r>
+              <w:rPr>
+                <w:rFonts w:eastAsia="Times New Roman"/>
+                <w:color w:val="000000"/>
+                <w:sz w:val="20"/>
+                <w:szCs w:val="20"/>
+              </w:rPr>
+              <w:t>lưu</w:t>
+            </w:r>
+            <w:proofErr w:type="spellEnd"/>
+            <w:r>
+              <w:rPr>
+                <w:rFonts w:eastAsia="Times New Roman"/>
+                <w:color w:val="000000"/>
+                <w:sz w:val="20"/>
+                <w:szCs w:val="20"/>
+              </w:rPr>
+              <w:t xml:space="preserve"> </w:t>
+            </w:r>
+            <w:proofErr w:type="spellStart"/>
+            <w:r>
+              <w:rPr>
+                <w:rFonts w:eastAsia="Times New Roman"/>
+                <w:color w:val="000000"/>
+                <w:sz w:val="20"/>
+                <w:szCs w:val="20"/>
+              </w:rPr>
+              <w:t>ảnh</w:t>
+            </w:r>
+            <w:proofErr w:type="spellEnd"/>
+            <w:r>
+              <w:rPr>
+                <w:rFonts w:eastAsia="Times New Roman"/>
+                <w:color w:val="000000"/>
+                <w:sz w:val="20"/>
+                <w:szCs w:val="20"/>
+              </w:rPr>
+              <w:t xml:space="preserve"> </w:t>
+            </w:r>
+            <w:proofErr w:type="spellStart"/>
+            <w:r>
+              <w:rPr>
+                <w:rFonts w:eastAsia="Times New Roman"/>
+                <w:color w:val="000000"/>
+                <w:sz w:val="20"/>
+                <w:szCs w:val="20"/>
+              </w:rPr>
+              <w:t>nào</w:t>
+            </w:r>
+            <w:proofErr w:type="spellEnd"/>
+            <w:r>
+              <w:rPr>
+                <w:rFonts w:eastAsia="Times New Roman"/>
+                <w:color w:val="000000"/>
+                <w:sz w:val="20"/>
+                <w:szCs w:val="20"/>
+              </w:rPr>
+              <w:t xml:space="preserve">, </w:t>
+            </w:r>
+            <w:proofErr w:type="spellStart"/>
+            <w:r>
+              <w:rPr>
+                <w:rFonts w:eastAsia="Times New Roman"/>
+                <w:color w:val="000000"/>
+                <w:sz w:val="20"/>
+                <w:szCs w:val="20"/>
+              </w:rPr>
+              <w:t>vị</w:t>
+            </w:r>
+            <w:proofErr w:type="spellEnd"/>
+            <w:r>
+              <w:rPr>
+                <w:rFonts w:eastAsia="Times New Roman"/>
+                <w:color w:val="000000"/>
+                <w:sz w:val="20"/>
+                <w:szCs w:val="20"/>
+              </w:rPr>
+              <w:t xml:space="preserve"> </w:t>
+            </w:r>
+            <w:proofErr w:type="spellStart"/>
+            <w:r>
+              <w:rPr>
+                <w:rFonts w:eastAsia="Times New Roman"/>
+                <w:color w:val="000000"/>
+                <w:sz w:val="20"/>
+                <w:szCs w:val="20"/>
+              </w:rPr>
+              <w:t>trí</w:t>
+            </w:r>
+            <w:proofErr w:type="spellEnd"/>
+            <w:r>
+              <w:rPr>
+                <w:rFonts w:eastAsia="Times New Roman"/>
+                <w:color w:val="000000"/>
+                <w:sz w:val="20"/>
+                <w:szCs w:val="20"/>
+              </w:rPr>
+              <w:t xml:space="preserve"> </w:t>
+            </w:r>
+            <w:proofErr w:type="spellStart"/>
+            <w:r>
+              <w:rPr>
+                <w:rFonts w:eastAsia="Times New Roman"/>
+                <w:color w:val="000000"/>
+                <w:sz w:val="20"/>
+                <w:szCs w:val="20"/>
+              </w:rPr>
+              <w:t>tọa</w:t>
+            </w:r>
+            <w:proofErr w:type="spellEnd"/>
+            <w:r>
+              <w:rPr>
+                <w:rFonts w:eastAsia="Times New Roman"/>
+                <w:color w:val="000000"/>
+                <w:sz w:val="20"/>
+                <w:szCs w:val="20"/>
+              </w:rPr>
+              <w:t xml:space="preserve"> </w:t>
+            </w:r>
+            <w:proofErr w:type="spellStart"/>
+            <w:r>
+              <w:rPr>
+                <w:rFonts w:eastAsia="Times New Roman"/>
+                <w:color w:val="000000"/>
+                <w:sz w:val="20"/>
+                <w:szCs w:val="20"/>
+              </w:rPr>
+              <w:t>độ</w:t>
+            </w:r>
+            <w:proofErr w:type="spellEnd"/>
+            <w:r>
+              <w:rPr>
+                <w:rFonts w:eastAsia="Times New Roman"/>
+                <w:color w:val="000000"/>
+                <w:sz w:val="20"/>
+                <w:szCs w:val="20"/>
+              </w:rPr>
+              <w:t xml:space="preserve"> </w:t>
+            </w:r>
+            <w:proofErr w:type="spellStart"/>
+            <w:r>
+              <w:rPr>
+                <w:rFonts w:eastAsia="Times New Roman"/>
+                <w:color w:val="000000"/>
+                <w:sz w:val="20"/>
+                <w:szCs w:val="20"/>
+              </w:rPr>
+              <w:t>vẽ</w:t>
+            </w:r>
+            <w:proofErr w:type="spellEnd"/>
+            <w:r>
+              <w:rPr>
+                <w:rFonts w:eastAsia="Times New Roman"/>
+                <w:color w:val="000000"/>
+                <w:sz w:val="20"/>
+                <w:szCs w:val="20"/>
+              </w:rPr>
+              <w:t xml:space="preserve"> </w:t>
+            </w:r>
+            <w:proofErr w:type="spellStart"/>
+            <w:r>
+              <w:rPr>
+                <w:rFonts w:eastAsia="Times New Roman"/>
+                <w:color w:val="000000"/>
+                <w:sz w:val="20"/>
+                <w:szCs w:val="20"/>
+              </w:rPr>
+              <w:t>công</w:t>
+            </w:r>
+            <w:proofErr w:type="spellEnd"/>
+            <w:r>
+              <w:rPr>
+                <w:rFonts w:eastAsia="Times New Roman"/>
+                <w:color w:val="000000"/>
+                <w:sz w:val="20"/>
+                <w:szCs w:val="20"/>
+              </w:rPr>
+              <w:t xml:space="preserve"> </w:t>
+            </w:r>
+            <w:proofErr w:type="spellStart"/>
+            <w:r>
+              <w:rPr>
+                <w:rFonts w:eastAsia="Times New Roman"/>
+                <w:color w:val="000000"/>
+                <w:sz w:val="20"/>
+                <w:szCs w:val="20"/>
+              </w:rPr>
+              <w:t>thức</w:t>
+            </w:r>
+            <w:proofErr w:type="spellEnd"/>
+            <w:r>
+              <w:rPr>
+                <w:rFonts w:eastAsia="Times New Roman"/>
+                <w:color w:val="000000"/>
+                <w:sz w:val="20"/>
+                <w:szCs w:val="20"/>
+              </w:rPr>
+              <w:t xml:space="preserve"> </w:t>
+            </w:r>
+            <w:proofErr w:type="spellStart"/>
+            <w:r>
+              <w:rPr>
+                <w:rFonts w:eastAsia="Times New Roman"/>
+                <w:color w:val="000000"/>
+                <w:sz w:val="20"/>
+                <w:szCs w:val="20"/>
+              </w:rPr>
+              <w:t>tính</w:t>
+            </w:r>
+            <w:proofErr w:type="spellEnd"/>
+            <w:r>
+              <w:rPr>
+                <w:rFonts w:eastAsia="Times New Roman"/>
+                <w:color w:val="000000"/>
+                <w:sz w:val="20"/>
+                <w:szCs w:val="20"/>
+              </w:rPr>
+              <w:t xml:space="preserve"> </w:t>
+            </w:r>
+            <w:proofErr w:type="spellStart"/>
+            <w:r>
+              <w:rPr>
+                <w:rFonts w:eastAsia="Times New Roman"/>
+                <w:color w:val="000000"/>
+                <w:sz w:val="20"/>
+                <w:szCs w:val="20"/>
+              </w:rPr>
+              <w:t>ra</w:t>
+            </w:r>
+            <w:proofErr w:type="spellEnd"/>
+            <w:r>
+              <w:rPr>
+                <w:rFonts w:eastAsia="Times New Roman"/>
+                <w:color w:val="000000"/>
+                <w:sz w:val="20"/>
+                <w:szCs w:val="20"/>
+              </w:rPr>
+              <w:t xml:space="preserve"> </w:t>
+            </w:r>
+            <w:proofErr w:type="spellStart"/>
+            <w:r>
+              <w:rPr>
+                <w:rFonts w:eastAsia="Times New Roman"/>
+                <w:color w:val="000000"/>
+                <w:sz w:val="20"/>
+                <w:szCs w:val="20"/>
+              </w:rPr>
+              <w:t>sao</w:t>
+            </w:r>
+            <w:proofErr w:type="spellEnd"/>
+            <w:r>
+              <w:rPr>
+                <w:rFonts w:eastAsia="Times New Roman"/>
+                <w:color w:val="000000"/>
+                <w:sz w:val="20"/>
+                <w:szCs w:val="20"/>
+              </w:rPr>
+              <w:t>.</w:t>
+            </w:r>
+          </w:p>
+        </w:tc>
+      </w:tr>
+      <w:tr>
+        <w:trPr>
+          <w:trHeight w:val="3450"/>
+          <w:jc w:val="center"/>
+        </w:trPr>
+        <w:tc>
+          <w:tcPr>
+            <w:tcW w:w="0" w:type="auto"/>
+            <w:tcBorders>
+              <w:top w:val="single" w:sz="8" w:space="0" w:color="E0E0E0"/>
+              <w:left w:val="single" w:sz="8" w:space="0" w:color="E0E0E0"/>
+              <w:bottom w:val="single" w:sz="8" w:space="0" w:color="E0E0E0"/>
+              <w:right w:val="single" w:sz="8" w:space="0" w:color="E0E0E0"/>
+            </w:tcBorders>
+            <w:shd w:val="clear" w:color="auto" w:fill="FFFFFF"/>
+            <w:tcMar>
+              <w:top w:w="120" w:type="dxa"/>
+              <w:left w:w="120" w:type="dxa"/>
+              <w:bottom w:w="120" w:type="dxa"/>
+              <w:right w:w="120" w:type="dxa"/>
+            </w:tcMar>
+            <w:vAlign w:val="center"/>
+            <w:hideMark/>
+          </w:tcPr>
+          <w:p>
+            <w:pPr>
+              <w:widowControl/>
+              <w:numPr>
+                <w:ilvl w:val="0"/>
+                <w:numId w:val="5"/>
+              </w:numPr>
+              <w:spacing w:before="100" w:beforeAutospacing="1" w:after="100" w:afterAutospacing="1"/>
+              <w:textAlignment w:val="baseline"/>
+              <w:rPr>
+                <w:rFonts w:eastAsia="Times New Roman"/>
+                <w:color w:val="000000"/>
+              </w:rPr>
+            </w:pPr>
+          </w:p>
+        </w:tc>
+        <w:tc>
+          <w:tcPr>
+            <w:tcW w:w="0" w:type="auto"/>
+            <w:tcBorders>
+              <w:top w:val="single" w:sz="8" w:space="0" w:color="E0E0E0"/>
+              <w:left w:val="single" w:sz="8" w:space="0" w:color="E0E0E0"/>
+              <w:bottom w:val="single" w:sz="8" w:space="0" w:color="E0E0E0"/>
+              <w:right w:val="single" w:sz="8" w:space="0" w:color="E0E0E0"/>
+            </w:tcBorders>
+            <w:shd w:val="clear" w:color="auto" w:fill="FFFFFF"/>
+            <w:tcMar>
+              <w:top w:w="120" w:type="dxa"/>
+              <w:left w:w="120" w:type="dxa"/>
+              <w:bottom w:w="120" w:type="dxa"/>
+              <w:right w:w="120" w:type="dxa"/>
+            </w:tcMar>
+            <w:hideMark/>
+          </w:tcPr>
+          <w:p>
+            <w:pPr>
+              <w:widowControl/>
+              <w:rPr>
+                <w:rFonts w:ascii="Times New Roman" w:eastAsia="Times New Roman" w:hAnsi="Times New Roman" w:cs="Times New Roman"/>
+                <w:sz w:val="24"/>
+                <w:szCs w:val="24"/>
+              </w:rPr>
+            </w:pPr>
+            <w:r>
+              <w:rPr>
+                <w:rFonts w:eastAsia="Times New Roman"/>
+                <w:b/>
+                <w:bCs/>
+                <w:color w:val="000000"/>
+                <w:sz w:val="20"/>
+                <w:szCs w:val="20"/>
+              </w:rPr>
+              <w:t xml:space="preserve">TV3: </w:t>
+            </w:r>
+            <w:proofErr w:type="spellStart"/>
+            <w:r>
+              <w:rPr>
+                <w:rFonts w:eastAsia="Times New Roman"/>
+                <w:b/>
+                <w:bCs/>
+                <w:color w:val="000000"/>
+                <w:sz w:val="20"/>
+                <w:szCs w:val="20"/>
+              </w:rPr>
+              <w:t>Ngọc</w:t>
+            </w:r>
+            <w:proofErr w:type="spellEnd"/>
+            <w:r>
+              <w:rPr>
+                <w:rFonts w:eastAsia="Times New Roman"/>
+                <w:b/>
+                <w:bCs/>
+                <w:color w:val="000000"/>
+                <w:sz w:val="20"/>
+                <w:szCs w:val="20"/>
+              </w:rPr>
+              <w:t xml:space="preserve"> </w:t>
+            </w:r>
+            <w:proofErr w:type="spellStart"/>
+            <w:r>
+              <w:rPr>
+                <w:rFonts w:eastAsia="Times New Roman"/>
+                <w:b/>
+                <w:bCs/>
+                <w:color w:val="000000"/>
+                <w:sz w:val="20"/>
+                <w:szCs w:val="20"/>
+              </w:rPr>
+              <w:t>Thái</w:t>
+            </w:r>
+            <w:proofErr w:type="spellEnd"/>
+            <w:r>
+              <w:rPr>
+                <w:rFonts w:eastAsia="Times New Roman"/>
+                <w:b/>
+                <w:bCs/>
+                <w:color w:val="000000"/>
+                <w:sz w:val="20"/>
+                <w:szCs w:val="20"/>
+              </w:rPr>
+              <w:t xml:space="preserve"> (</w:t>
+            </w:r>
+            <w:proofErr w:type="spellStart"/>
+            <w:r>
+              <w:rPr>
+                <w:rFonts w:eastAsia="Times New Roman"/>
+                <w:b/>
+                <w:bCs/>
+                <w:color w:val="000000"/>
+                <w:sz w:val="20"/>
+                <w:szCs w:val="20"/>
+              </w:rPr>
+              <w:t>Giao</w:t>
+            </w:r>
+            <w:proofErr w:type="spellEnd"/>
+            <w:r>
+              <w:rPr>
+                <w:rFonts w:eastAsia="Times New Roman"/>
+                <w:b/>
+                <w:bCs/>
+                <w:color w:val="000000"/>
+                <w:sz w:val="20"/>
+                <w:szCs w:val="20"/>
+              </w:rPr>
+              <w:t xml:space="preserve"> </w:t>
+            </w:r>
+            <w:proofErr w:type="spellStart"/>
+            <w:r>
+              <w:rPr>
+                <w:rFonts w:eastAsia="Times New Roman"/>
+                <w:b/>
+                <w:bCs/>
+                <w:color w:val="000000"/>
+                <w:sz w:val="20"/>
+                <w:szCs w:val="20"/>
+              </w:rPr>
+              <w:t>diện</w:t>
+            </w:r>
+            <w:proofErr w:type="spellEnd"/>
+            <w:r>
+              <w:rPr>
+                <w:rFonts w:eastAsia="Times New Roman"/>
+                <w:b/>
+                <w:bCs/>
+                <w:color w:val="000000"/>
+                <w:sz w:val="20"/>
+                <w:szCs w:val="20"/>
+              </w:rPr>
+              <w:t xml:space="preserve"> &amp; </w:t>
+            </w:r>
+            <w:proofErr w:type="spellStart"/>
+            <w:r>
+              <w:rPr>
+                <w:rFonts w:eastAsia="Times New Roman"/>
+                <w:b/>
+                <w:bCs/>
+                <w:color w:val="000000"/>
+                <w:sz w:val="20"/>
+                <w:szCs w:val="20"/>
+              </w:rPr>
+              <w:t>Nút</w:t>
+            </w:r>
+            <w:proofErr w:type="spellEnd"/>
+            <w:r>
+              <w:rPr>
+                <w:rFonts w:eastAsia="Times New Roman"/>
+                <w:b/>
+                <w:bCs/>
+                <w:color w:val="000000"/>
+                <w:sz w:val="20"/>
+                <w:szCs w:val="20"/>
+              </w:rPr>
+              <w:t xml:space="preserve"> </w:t>
+            </w:r>
+            <w:proofErr w:type="spellStart"/>
+            <w:r>
+              <w:rPr>
+                <w:rFonts w:eastAsia="Times New Roman"/>
+                <w:b/>
+                <w:bCs/>
+                <w:color w:val="000000"/>
+                <w:sz w:val="20"/>
+                <w:szCs w:val="20"/>
+              </w:rPr>
+              <w:t>bấm</w:t>
+            </w:r>
+            <w:proofErr w:type="spellEnd"/>
+            <w:r>
+              <w:rPr>
+                <w:rFonts w:eastAsia="Times New Roman"/>
+                <w:b/>
+                <w:bCs/>
+                <w:color w:val="000000"/>
+                <w:sz w:val="20"/>
+                <w:szCs w:val="20"/>
+              </w:rPr>
+              <w:t>)</w:t>
+            </w:r>
+          </w:p>
+        </w:tc>
+        <w:tc>
+          <w:tcPr>
+            <w:tcW w:w="0" w:type="auto"/>
+            <w:tcBorders>
+              <w:top w:val="single" w:sz="8" w:space="0" w:color="E0E0E0"/>
+              <w:left w:val="single" w:sz="8" w:space="0" w:color="E0E0E0"/>
+              <w:bottom w:val="single" w:sz="8" w:space="0" w:color="E0E0E0"/>
+              <w:right w:val="single" w:sz="8" w:space="0" w:color="E0E0E0"/>
+            </w:tcBorders>
+            <w:shd w:val="clear" w:color="auto" w:fill="FFFFFF"/>
+            <w:tcMar>
+              <w:top w:w="120" w:type="dxa"/>
+              <w:left w:w="120" w:type="dxa"/>
+              <w:bottom w:w="120" w:type="dxa"/>
+              <w:right w:w="120" w:type="dxa"/>
+            </w:tcMar>
+            <w:hideMark/>
+          </w:tcPr>
+          <w:p>
+            <w:pPr>
+              <w:widowControl/>
+              <w:rPr>
+                <w:rFonts w:ascii="Times New Roman" w:eastAsia="Times New Roman" w:hAnsi="Times New Roman" w:cs="Times New Roman"/>
+                <w:sz w:val="24"/>
+                <w:szCs w:val="24"/>
+              </w:rPr>
+            </w:pPr>
+            <w:r>
+              <w:rPr>
+                <w:rFonts w:eastAsia="Times New Roman"/>
+                <w:color w:val="000000"/>
+                <w:sz w:val="20"/>
+                <w:szCs w:val="20"/>
+              </w:rPr>
+              <w:t>ui/button.py</w:t>
+            </w:r>
+            <w:r>
+              <w:rPr>
+                <w:rFonts w:eastAsia="Times New Roman"/>
+                <w:color w:val="000000"/>
+                <w:sz w:val="20"/>
+                <w:szCs w:val="20"/>
+              </w:rPr>
+              <w:br/>
+              <w:t>ui/sidebar.py</w:t>
+            </w:r>
+          </w:p>
+        </w:tc>
+        <w:tc>
+          <w:tcPr>
+            <w:tcW w:w="0" w:type="auto"/>
+            <w:tcBorders>
+              <w:top w:val="single" w:sz="8" w:space="0" w:color="E0E0E0"/>
+              <w:left w:val="single" w:sz="8" w:space="0" w:color="E0E0E0"/>
+              <w:bottom w:val="single" w:sz="8" w:space="0" w:color="E0E0E0"/>
+              <w:right w:val="single" w:sz="8" w:space="0" w:color="E0E0E0"/>
+            </w:tcBorders>
+            <w:shd w:val="clear" w:color="auto" w:fill="FFFFFF"/>
+            <w:tcMar>
+              <w:top w:w="120" w:type="dxa"/>
+              <w:left w:w="120" w:type="dxa"/>
+              <w:bottom w:w="120" w:type="dxa"/>
+              <w:right w:w="120" w:type="dxa"/>
+            </w:tcMar>
+            <w:hideMark/>
+          </w:tcPr>
+          <w:p>
+            <w:pPr>
+              <w:widowControl/>
+              <w:rPr>
+                <w:rFonts w:ascii="Times New Roman" w:eastAsia="Times New Roman" w:hAnsi="Times New Roman" w:cs="Times New Roman"/>
+                <w:sz w:val="24"/>
+                <w:szCs w:val="24"/>
+              </w:rPr>
+            </w:pPr>
+            <w:r>
+              <w:rPr>
+                <w:rFonts w:eastAsia="Times New Roman"/>
+                <w:color w:val="000000"/>
+                <w:sz w:val="20"/>
+                <w:szCs w:val="20"/>
+              </w:rPr>
+              <w:t xml:space="preserve">• </w:t>
+            </w:r>
+            <w:proofErr w:type="spellStart"/>
+            <w:r>
+              <w:rPr>
+                <w:rFonts w:eastAsia="Times New Roman"/>
+                <w:color w:val="000000"/>
+                <w:sz w:val="20"/>
+                <w:szCs w:val="20"/>
+              </w:rPr>
+              <w:t>Viết</w:t>
+            </w:r>
+            <w:proofErr w:type="spellEnd"/>
+            <w:r>
+              <w:rPr>
+                <w:rFonts w:eastAsia="Times New Roman"/>
+                <w:color w:val="000000"/>
+                <w:sz w:val="20"/>
+                <w:szCs w:val="20"/>
+              </w:rPr>
+              <w:t xml:space="preserve"> class Button (</w:t>
+            </w:r>
+            <w:proofErr w:type="spellStart"/>
+            <w:r>
+              <w:rPr>
+                <w:rFonts w:eastAsia="Times New Roman"/>
+                <w:color w:val="000000"/>
+                <w:sz w:val="20"/>
+                <w:szCs w:val="20"/>
+              </w:rPr>
+              <w:t>xử</w:t>
+            </w:r>
+            <w:proofErr w:type="spellEnd"/>
+            <w:r>
+              <w:rPr>
+                <w:rFonts w:eastAsia="Times New Roman"/>
+                <w:color w:val="000000"/>
+                <w:sz w:val="20"/>
+                <w:szCs w:val="20"/>
+              </w:rPr>
+              <w:t xml:space="preserve"> </w:t>
+            </w:r>
+            <w:proofErr w:type="spellStart"/>
+            <w:r>
+              <w:rPr>
+                <w:rFonts w:eastAsia="Times New Roman"/>
+                <w:color w:val="000000"/>
+                <w:sz w:val="20"/>
+                <w:szCs w:val="20"/>
+              </w:rPr>
+              <w:t>lý</w:t>
+            </w:r>
+            <w:proofErr w:type="spellEnd"/>
+            <w:r>
+              <w:rPr>
+                <w:rFonts w:eastAsia="Times New Roman"/>
+                <w:color w:val="000000"/>
+                <w:sz w:val="20"/>
+                <w:szCs w:val="20"/>
+              </w:rPr>
+              <w:t xml:space="preserve"> </w:t>
+            </w:r>
+            <w:proofErr w:type="spellStart"/>
+            <w:r>
+              <w:rPr>
+                <w:rFonts w:eastAsia="Times New Roman"/>
+                <w:color w:val="000000"/>
+                <w:sz w:val="20"/>
+                <w:szCs w:val="20"/>
+              </w:rPr>
+              <w:t>vẽ</w:t>
+            </w:r>
+            <w:proofErr w:type="spellEnd"/>
+            <w:r>
+              <w:rPr>
+                <w:rFonts w:eastAsia="Times New Roman"/>
+                <w:color w:val="000000"/>
+                <w:sz w:val="20"/>
+                <w:szCs w:val="20"/>
+              </w:rPr>
+              <w:t xml:space="preserve"> </w:t>
+            </w:r>
+            <w:proofErr w:type="spellStart"/>
+            <w:r>
+              <w:rPr>
+                <w:rFonts w:eastAsia="Times New Roman"/>
+                <w:color w:val="000000"/>
+                <w:sz w:val="20"/>
+                <w:szCs w:val="20"/>
+              </w:rPr>
+              <w:t>nút</w:t>
+            </w:r>
+            <w:proofErr w:type="spellEnd"/>
+            <w:r>
+              <w:rPr>
+                <w:rFonts w:eastAsia="Times New Roman"/>
+                <w:color w:val="000000"/>
+                <w:sz w:val="20"/>
+                <w:szCs w:val="20"/>
+              </w:rPr>
+              <w:t xml:space="preserve">, hover </w:t>
+            </w:r>
+            <w:proofErr w:type="spellStart"/>
+            <w:r>
+              <w:rPr>
+                <w:rFonts w:eastAsia="Times New Roman"/>
+                <w:color w:val="000000"/>
+                <w:sz w:val="20"/>
+                <w:szCs w:val="20"/>
+              </w:rPr>
+              <w:t>đổi</w:t>
+            </w:r>
+            <w:proofErr w:type="spellEnd"/>
+            <w:r>
+              <w:rPr>
+                <w:rFonts w:eastAsia="Times New Roman"/>
+                <w:color w:val="000000"/>
+                <w:sz w:val="20"/>
+                <w:szCs w:val="20"/>
+              </w:rPr>
+              <w:t xml:space="preserve"> </w:t>
+            </w:r>
+            <w:proofErr w:type="spellStart"/>
+            <w:r>
+              <w:rPr>
+                <w:rFonts w:eastAsia="Times New Roman"/>
+                <w:color w:val="000000"/>
+                <w:sz w:val="20"/>
+                <w:szCs w:val="20"/>
+              </w:rPr>
+              <w:t>màu</w:t>
+            </w:r>
+            <w:proofErr w:type="spellEnd"/>
+            <w:r>
+              <w:rPr>
+                <w:rFonts w:eastAsia="Times New Roman"/>
+                <w:color w:val="000000"/>
+                <w:sz w:val="20"/>
+                <w:szCs w:val="20"/>
+              </w:rPr>
+              <w:t xml:space="preserve">, </w:t>
+            </w:r>
+            <w:proofErr w:type="spellStart"/>
+            <w:r>
+              <w:rPr>
+                <w:rFonts w:eastAsia="Times New Roman"/>
+                <w:color w:val="000000"/>
+                <w:sz w:val="20"/>
+                <w:szCs w:val="20"/>
+              </w:rPr>
+              <w:t>hàm</w:t>
+            </w:r>
+            <w:proofErr w:type="spellEnd"/>
+            <w:r>
+              <w:rPr>
+                <w:rFonts w:eastAsia="Times New Roman"/>
+                <w:color w:val="000000"/>
+                <w:sz w:val="20"/>
+                <w:szCs w:val="20"/>
+              </w:rPr>
+              <w:t xml:space="preserve"> </w:t>
+            </w:r>
+            <w:proofErr w:type="spellStart"/>
+            <w:r>
+              <w:rPr>
+                <w:rFonts w:eastAsia="Times New Roman"/>
+                <w:color w:val="000000"/>
+                <w:sz w:val="20"/>
+                <w:szCs w:val="20"/>
+              </w:rPr>
+              <w:t>is_clicked</w:t>
+            </w:r>
+            <w:proofErr w:type="spellEnd"/>
+            <w:r>
+              <w:rPr>
+                <w:rFonts w:eastAsia="Times New Roman"/>
+                <w:color w:val="000000"/>
+                <w:sz w:val="20"/>
+                <w:szCs w:val="20"/>
+              </w:rPr>
+              <w:t>(</w:t>
+            </w:r>
+            <w:proofErr w:type="spellStart"/>
+            <w:r>
+              <w:rPr>
+                <w:rFonts w:eastAsia="Times New Roman"/>
+                <w:color w:val="000000"/>
+                <w:sz w:val="20"/>
+                <w:szCs w:val="20"/>
+              </w:rPr>
+              <w:t>mouse_pos</w:t>
+            </w:r>
+            <w:proofErr w:type="spellEnd"/>
+            <w:r>
+              <w:rPr>
+                <w:rFonts w:eastAsia="Times New Roman"/>
+                <w:color w:val="000000"/>
+                <w:sz w:val="20"/>
+                <w:szCs w:val="20"/>
+              </w:rPr>
+              <w:t>)).</w:t>
+            </w:r>
+          </w:p>
+          <w:p>
+            <w:pPr>
+              <w:widowControl/>
+              <w:rPr>
+                <w:rFonts w:ascii="Times New Roman" w:eastAsia="Times New Roman" w:hAnsi="Times New Roman" w:cs="Times New Roman"/>
+                <w:sz w:val="24"/>
+                <w:szCs w:val="24"/>
+              </w:rPr>
+            </w:pPr>
+            <w:r>
+              <w:rPr>
+                <w:rFonts w:eastAsia="Times New Roman"/>
+                <w:color w:val="000000"/>
+                <w:sz w:val="20"/>
+                <w:szCs w:val="20"/>
+              </w:rPr>
+              <w:t xml:space="preserve">• </w:t>
+            </w:r>
+            <w:proofErr w:type="spellStart"/>
+            <w:r>
+              <w:rPr>
+                <w:rFonts w:eastAsia="Times New Roman"/>
+                <w:color w:val="000000"/>
+                <w:sz w:val="20"/>
+                <w:szCs w:val="20"/>
+              </w:rPr>
+              <w:t>Dựng</w:t>
+            </w:r>
+            <w:proofErr w:type="spellEnd"/>
+            <w:r>
+              <w:rPr>
+                <w:rFonts w:eastAsia="Times New Roman"/>
+                <w:color w:val="000000"/>
+                <w:sz w:val="20"/>
+                <w:szCs w:val="20"/>
+              </w:rPr>
+              <w:t xml:space="preserve"> Sidebar </w:t>
+            </w:r>
+            <w:proofErr w:type="spellStart"/>
+            <w:r>
+              <w:rPr>
+                <w:rFonts w:eastAsia="Times New Roman"/>
+                <w:color w:val="000000"/>
+                <w:sz w:val="20"/>
+                <w:szCs w:val="20"/>
+              </w:rPr>
+              <w:t>chiều</w:t>
+            </w:r>
+            <w:proofErr w:type="spellEnd"/>
+            <w:r>
+              <w:rPr>
+                <w:rFonts w:eastAsia="Times New Roman"/>
+                <w:color w:val="000000"/>
+                <w:sz w:val="20"/>
+                <w:szCs w:val="20"/>
+              </w:rPr>
+              <w:t xml:space="preserve"> </w:t>
+            </w:r>
+            <w:proofErr w:type="spellStart"/>
+            <w:r>
+              <w:rPr>
+                <w:rFonts w:eastAsia="Times New Roman"/>
+                <w:color w:val="000000"/>
+                <w:sz w:val="20"/>
+                <w:szCs w:val="20"/>
+              </w:rPr>
+              <w:t>rộng</w:t>
+            </w:r>
+            <w:proofErr w:type="spellEnd"/>
+            <w:r>
+              <w:rPr>
+                <w:rFonts w:eastAsia="Times New Roman"/>
+                <w:color w:val="000000"/>
+                <w:sz w:val="20"/>
+                <w:szCs w:val="20"/>
+              </w:rPr>
+              <w:t xml:space="preserve"> 260px: </w:t>
+            </w:r>
+            <w:proofErr w:type="spellStart"/>
+            <w:r>
+              <w:rPr>
+                <w:rFonts w:eastAsia="Times New Roman"/>
+                <w:color w:val="000000"/>
+                <w:sz w:val="20"/>
+                <w:szCs w:val="20"/>
+              </w:rPr>
+              <w:t>hiện</w:t>
+            </w:r>
+            <w:proofErr w:type="spellEnd"/>
+            <w:r>
+              <w:rPr>
+                <w:rFonts w:eastAsia="Times New Roman"/>
+                <w:color w:val="000000"/>
+                <w:sz w:val="20"/>
+                <w:szCs w:val="20"/>
+              </w:rPr>
+              <w:t xml:space="preserve"> 4 </w:t>
+            </w:r>
+            <w:proofErr w:type="spellStart"/>
+            <w:r>
+              <w:rPr>
+                <w:rFonts w:eastAsia="Times New Roman"/>
+                <w:color w:val="000000"/>
+                <w:sz w:val="20"/>
+                <w:szCs w:val="20"/>
+              </w:rPr>
+              <w:t>loại</w:t>
+            </w:r>
+            <w:proofErr w:type="spellEnd"/>
+            <w:r>
+              <w:rPr>
+                <w:rFonts w:eastAsia="Times New Roman"/>
+                <w:color w:val="000000"/>
+                <w:sz w:val="20"/>
+                <w:szCs w:val="20"/>
+              </w:rPr>
+              <w:t xml:space="preserve"> </w:t>
+            </w:r>
+            <w:proofErr w:type="spellStart"/>
+            <w:r>
+              <w:rPr>
+                <w:rFonts w:eastAsia="Times New Roman"/>
+                <w:color w:val="000000"/>
+                <w:sz w:val="20"/>
+                <w:szCs w:val="20"/>
+              </w:rPr>
+              <w:t>tài</w:t>
+            </w:r>
+            <w:proofErr w:type="spellEnd"/>
+            <w:r>
+              <w:rPr>
+                <w:rFonts w:eastAsia="Times New Roman"/>
+                <w:color w:val="000000"/>
+                <w:sz w:val="20"/>
+                <w:szCs w:val="20"/>
+              </w:rPr>
+              <w:t xml:space="preserve"> </w:t>
+            </w:r>
+            <w:proofErr w:type="spellStart"/>
+            <w:r>
+              <w:rPr>
+                <w:rFonts w:eastAsia="Times New Roman"/>
+                <w:color w:val="000000"/>
+                <w:sz w:val="20"/>
+                <w:szCs w:val="20"/>
+              </w:rPr>
+              <w:t>nguyên</w:t>
+            </w:r>
+            <w:proofErr w:type="spellEnd"/>
+            <w:r>
+              <w:rPr>
+                <w:rFonts w:eastAsia="Times New Roman"/>
+                <w:color w:val="000000"/>
+                <w:sz w:val="20"/>
+                <w:szCs w:val="20"/>
+              </w:rPr>
+              <w:t xml:space="preserve">, </w:t>
+            </w:r>
+            <w:proofErr w:type="spellStart"/>
+            <w:r>
+              <w:rPr>
+                <w:rFonts w:eastAsia="Times New Roman"/>
+                <w:color w:val="000000"/>
+                <w:sz w:val="20"/>
+                <w:szCs w:val="20"/>
+              </w:rPr>
+              <w:t>danh</w:t>
+            </w:r>
+            <w:proofErr w:type="spellEnd"/>
+            <w:r>
+              <w:rPr>
+                <w:rFonts w:eastAsia="Times New Roman"/>
+                <w:color w:val="000000"/>
+                <w:sz w:val="20"/>
+                <w:szCs w:val="20"/>
+              </w:rPr>
+              <w:t xml:space="preserve"> </w:t>
+            </w:r>
+            <w:proofErr w:type="spellStart"/>
+            <w:r>
+              <w:rPr>
+                <w:rFonts w:eastAsia="Times New Roman"/>
+                <w:color w:val="000000"/>
+                <w:sz w:val="20"/>
+                <w:szCs w:val="20"/>
+              </w:rPr>
+              <w:t>sách</w:t>
+            </w:r>
+            <w:proofErr w:type="spellEnd"/>
+            <w:r>
+              <w:rPr>
+                <w:rFonts w:eastAsia="Times New Roman"/>
+                <w:color w:val="000000"/>
+                <w:sz w:val="20"/>
+                <w:szCs w:val="20"/>
+              </w:rPr>
+              <w:t xml:space="preserve"> </w:t>
+            </w:r>
+            <w:proofErr w:type="spellStart"/>
+            <w:r>
+              <w:rPr>
+                <w:rFonts w:eastAsia="Times New Roman"/>
+                <w:color w:val="000000"/>
+                <w:sz w:val="20"/>
+                <w:szCs w:val="20"/>
+              </w:rPr>
+              <w:t>nút</w:t>
+            </w:r>
+            <w:proofErr w:type="spellEnd"/>
+            <w:r>
+              <w:rPr>
+                <w:rFonts w:eastAsia="Times New Roman"/>
+                <w:color w:val="000000"/>
+                <w:sz w:val="20"/>
+                <w:szCs w:val="20"/>
+              </w:rPr>
+              <w:t xml:space="preserve"> </w:t>
+            </w:r>
+            <w:proofErr w:type="spellStart"/>
+            <w:r>
+              <w:rPr>
+                <w:rFonts w:eastAsia="Times New Roman"/>
+                <w:color w:val="000000"/>
+                <w:sz w:val="20"/>
+                <w:szCs w:val="20"/>
+              </w:rPr>
+              <w:t>bấm</w:t>
+            </w:r>
+            <w:proofErr w:type="spellEnd"/>
+            <w:r>
+              <w:rPr>
+                <w:rFonts w:eastAsia="Times New Roman"/>
+                <w:color w:val="000000"/>
+                <w:sz w:val="20"/>
+                <w:szCs w:val="20"/>
+              </w:rPr>
+              <w:t xml:space="preserve"> </w:t>
+            </w:r>
+            <w:proofErr w:type="spellStart"/>
+            <w:r>
+              <w:rPr>
+                <w:rFonts w:eastAsia="Times New Roman"/>
+                <w:color w:val="000000"/>
+                <w:sz w:val="20"/>
+                <w:szCs w:val="20"/>
+              </w:rPr>
+              <w:t>chọn</w:t>
+            </w:r>
+            <w:proofErr w:type="spellEnd"/>
+            <w:r>
+              <w:rPr>
+                <w:rFonts w:eastAsia="Times New Roman"/>
+                <w:color w:val="000000"/>
+                <w:sz w:val="20"/>
+                <w:szCs w:val="20"/>
+              </w:rPr>
+              <w:t xml:space="preserve"> </w:t>
+            </w:r>
+            <w:proofErr w:type="spellStart"/>
+            <w:r>
+              <w:rPr>
+                <w:rFonts w:eastAsia="Times New Roman"/>
+                <w:color w:val="000000"/>
+                <w:sz w:val="20"/>
+                <w:szCs w:val="20"/>
+              </w:rPr>
+              <w:t>xây</w:t>
+            </w:r>
+            <w:proofErr w:type="spellEnd"/>
+            <w:r>
+              <w:rPr>
+                <w:rFonts w:eastAsia="Times New Roman"/>
+                <w:color w:val="000000"/>
+                <w:sz w:val="20"/>
+                <w:szCs w:val="20"/>
+              </w:rPr>
+              <w:t xml:space="preserve"> </w:t>
+            </w:r>
+            <w:proofErr w:type="spellStart"/>
+            <w:r>
+              <w:rPr>
+                <w:rFonts w:eastAsia="Times New Roman"/>
+                <w:color w:val="000000"/>
+                <w:sz w:val="20"/>
+                <w:szCs w:val="20"/>
+              </w:rPr>
+              <w:t>nhà</w:t>
+            </w:r>
+            <w:proofErr w:type="spellEnd"/>
+            <w:r>
+              <w:rPr>
+                <w:rFonts w:eastAsia="Times New Roman"/>
+                <w:color w:val="000000"/>
+                <w:sz w:val="20"/>
+                <w:szCs w:val="20"/>
+              </w:rPr>
+              <w:t xml:space="preserve">, </w:t>
+            </w:r>
+            <w:proofErr w:type="spellStart"/>
+            <w:r>
+              <w:rPr>
+                <w:rFonts w:eastAsia="Times New Roman"/>
+                <w:color w:val="000000"/>
+                <w:sz w:val="20"/>
+                <w:szCs w:val="20"/>
+              </w:rPr>
+              <w:t>cụm</w:t>
+            </w:r>
+            <w:proofErr w:type="spellEnd"/>
+            <w:r>
+              <w:rPr>
+                <w:rFonts w:eastAsia="Times New Roman"/>
+                <w:color w:val="000000"/>
+                <w:sz w:val="20"/>
+                <w:szCs w:val="20"/>
+              </w:rPr>
+              <w:t xml:space="preserve"> </w:t>
+            </w:r>
+            <w:proofErr w:type="spellStart"/>
+            <w:r>
+              <w:rPr>
+                <w:rFonts w:eastAsia="Times New Roman"/>
+                <w:color w:val="000000"/>
+                <w:sz w:val="20"/>
+                <w:szCs w:val="20"/>
+              </w:rPr>
+              <w:t>nút</w:t>
+            </w:r>
+            <w:proofErr w:type="spellEnd"/>
+            <w:r>
+              <w:rPr>
+                <w:rFonts w:eastAsia="Times New Roman"/>
+                <w:color w:val="000000"/>
+                <w:sz w:val="20"/>
+                <w:szCs w:val="20"/>
+              </w:rPr>
+              <w:t xml:space="preserve"> </w:t>
+            </w:r>
+            <w:proofErr w:type="spellStart"/>
+            <w:r>
+              <w:rPr>
+                <w:rFonts w:eastAsia="Times New Roman"/>
+                <w:color w:val="000000"/>
+                <w:sz w:val="20"/>
+                <w:szCs w:val="20"/>
+              </w:rPr>
+              <w:t>điều</w:t>
+            </w:r>
+            <w:proofErr w:type="spellEnd"/>
+            <w:r>
+              <w:rPr>
+                <w:rFonts w:eastAsia="Times New Roman"/>
+                <w:color w:val="000000"/>
+                <w:sz w:val="20"/>
+                <w:szCs w:val="20"/>
+              </w:rPr>
+              <w:t xml:space="preserve"> </w:t>
+            </w:r>
+            <w:proofErr w:type="spellStart"/>
+            <w:r>
+              <w:rPr>
+                <w:rFonts w:eastAsia="Times New Roman"/>
+                <w:color w:val="000000"/>
+                <w:sz w:val="20"/>
+                <w:szCs w:val="20"/>
+              </w:rPr>
+              <w:t>chỉnh</w:t>
+            </w:r>
+            <w:proofErr w:type="spellEnd"/>
+            <w:r>
+              <w:rPr>
+                <w:rFonts w:eastAsia="Times New Roman"/>
+                <w:color w:val="000000"/>
+                <w:sz w:val="20"/>
+                <w:szCs w:val="20"/>
+              </w:rPr>
+              <w:t xml:space="preserve"> </w:t>
+            </w:r>
+            <w:proofErr w:type="spellStart"/>
+            <w:r>
+              <w:rPr>
+                <w:rFonts w:eastAsia="Times New Roman"/>
+                <w:color w:val="000000"/>
+                <w:sz w:val="20"/>
+                <w:szCs w:val="20"/>
+              </w:rPr>
+              <w:t>tốc</w:t>
+            </w:r>
+            <w:proofErr w:type="spellEnd"/>
+            <w:r>
+              <w:rPr>
+                <w:rFonts w:eastAsia="Times New Roman"/>
+                <w:color w:val="000000"/>
+                <w:sz w:val="20"/>
+                <w:szCs w:val="20"/>
+              </w:rPr>
+              <w:t xml:space="preserve"> </w:t>
+            </w:r>
+            <w:proofErr w:type="spellStart"/>
+            <w:r>
+              <w:rPr>
+                <w:rFonts w:eastAsia="Times New Roman"/>
+                <w:color w:val="000000"/>
+                <w:sz w:val="20"/>
+                <w:szCs w:val="20"/>
+              </w:rPr>
+              <w:t>độ</w:t>
+            </w:r>
+            <w:proofErr w:type="spellEnd"/>
+            <w:r>
+              <w:rPr>
+                <w:rFonts w:eastAsia="Times New Roman"/>
+                <w:color w:val="000000"/>
+                <w:sz w:val="20"/>
+                <w:szCs w:val="20"/>
+              </w:rPr>
+              <w:t xml:space="preserve"> (Pause / 1x / 2x).</w:t>
+            </w:r>
+          </w:p>
+        </w:tc>
+        <w:tc>
+          <w:tcPr>
+            <w:tcW w:w="0" w:type="auto"/>
+            <w:tcBorders>
+              <w:top w:val="single" w:sz="8" w:space="0" w:color="E0E0E0"/>
+              <w:left w:val="single" w:sz="8" w:space="0" w:color="E0E0E0"/>
+              <w:bottom w:val="single" w:sz="8" w:space="0" w:color="E0E0E0"/>
+              <w:right w:val="single" w:sz="8" w:space="0" w:color="E0E0E0"/>
+            </w:tcBorders>
+            <w:shd w:val="clear" w:color="auto" w:fill="FFFFFF"/>
+            <w:tcMar>
+              <w:top w:w="120" w:type="dxa"/>
+              <w:left w:w="120" w:type="dxa"/>
+              <w:bottom w:w="120" w:type="dxa"/>
+              <w:right w:w="120" w:type="dxa"/>
+            </w:tcMar>
+            <w:hideMark/>
+          </w:tcPr>
+          <w:p>
+            <w:pPr>
+              <w:widowControl/>
+              <w:rPr>
+                <w:rFonts w:ascii="Times New Roman" w:eastAsia="Times New Roman" w:hAnsi="Times New Roman" w:cs="Times New Roman"/>
+                <w:sz w:val="24"/>
+                <w:szCs w:val="24"/>
+              </w:rPr>
+            </w:pPr>
+            <w:r>
+              <w:rPr>
+                <w:rFonts w:eastAsia="Times New Roman"/>
+                <w:color w:val="000000"/>
+                <w:sz w:val="20"/>
+                <w:szCs w:val="20"/>
+              </w:rPr>
+              <w:t xml:space="preserve">• File </w:t>
+            </w:r>
+            <w:proofErr w:type="spellStart"/>
+            <w:r>
+              <w:rPr>
+                <w:rFonts w:eastAsia="Times New Roman"/>
+                <w:color w:val="000000"/>
+                <w:sz w:val="20"/>
+                <w:szCs w:val="20"/>
+              </w:rPr>
+              <w:t>bàn</w:t>
+            </w:r>
+            <w:proofErr w:type="spellEnd"/>
+            <w:r>
+              <w:rPr>
+                <w:rFonts w:eastAsia="Times New Roman"/>
+                <w:color w:val="000000"/>
+                <w:sz w:val="20"/>
+                <w:szCs w:val="20"/>
+              </w:rPr>
+              <w:t xml:space="preserve"> </w:t>
+            </w:r>
+            <w:proofErr w:type="spellStart"/>
+            <w:r>
+              <w:rPr>
+                <w:rFonts w:eastAsia="Times New Roman"/>
+                <w:color w:val="000000"/>
+                <w:sz w:val="20"/>
+                <w:szCs w:val="20"/>
+              </w:rPr>
+              <w:t>giao</w:t>
+            </w:r>
+            <w:proofErr w:type="spellEnd"/>
+            <w:r>
+              <w:rPr>
+                <w:rFonts w:eastAsia="Times New Roman"/>
+                <w:color w:val="000000"/>
+                <w:sz w:val="20"/>
+                <w:szCs w:val="20"/>
+              </w:rPr>
+              <w:t xml:space="preserve">: test_ui.py click </w:t>
+            </w:r>
+            <w:proofErr w:type="spellStart"/>
+            <w:r>
+              <w:rPr>
+                <w:rFonts w:eastAsia="Times New Roman"/>
+                <w:color w:val="000000"/>
+                <w:sz w:val="20"/>
+                <w:szCs w:val="20"/>
+              </w:rPr>
+              <w:t>chuột</w:t>
+            </w:r>
+            <w:proofErr w:type="spellEnd"/>
+            <w:r>
+              <w:rPr>
+                <w:rFonts w:eastAsia="Times New Roman"/>
+                <w:color w:val="000000"/>
+                <w:sz w:val="20"/>
+                <w:szCs w:val="20"/>
+              </w:rPr>
+              <w:t xml:space="preserve"> </w:t>
+            </w:r>
+            <w:proofErr w:type="spellStart"/>
+            <w:r>
+              <w:rPr>
+                <w:rFonts w:eastAsia="Times New Roman"/>
+                <w:color w:val="000000"/>
+                <w:sz w:val="20"/>
+                <w:szCs w:val="20"/>
+              </w:rPr>
+              <w:t>vào</w:t>
+            </w:r>
+            <w:proofErr w:type="spellEnd"/>
+            <w:r>
+              <w:rPr>
+                <w:rFonts w:eastAsia="Times New Roman"/>
+                <w:color w:val="000000"/>
+                <w:sz w:val="20"/>
+                <w:szCs w:val="20"/>
+              </w:rPr>
+              <w:t xml:space="preserve"> </w:t>
+            </w:r>
+            <w:proofErr w:type="spellStart"/>
+            <w:r>
+              <w:rPr>
+                <w:rFonts w:eastAsia="Times New Roman"/>
+                <w:color w:val="000000"/>
+                <w:sz w:val="20"/>
+                <w:szCs w:val="20"/>
+              </w:rPr>
+              <w:t>nút</w:t>
+            </w:r>
+            <w:proofErr w:type="spellEnd"/>
+            <w:r>
+              <w:rPr>
+                <w:rFonts w:eastAsia="Times New Roman"/>
+                <w:color w:val="000000"/>
+                <w:sz w:val="20"/>
+                <w:szCs w:val="20"/>
+              </w:rPr>
+              <w:t xml:space="preserve"> in </w:t>
+            </w:r>
+            <w:proofErr w:type="spellStart"/>
+            <w:r>
+              <w:rPr>
+                <w:rFonts w:eastAsia="Times New Roman"/>
+                <w:color w:val="000000"/>
+                <w:sz w:val="20"/>
+                <w:szCs w:val="20"/>
+              </w:rPr>
+              <w:t>ra</w:t>
+            </w:r>
+            <w:proofErr w:type="spellEnd"/>
+            <w:r>
+              <w:rPr>
+                <w:rFonts w:eastAsia="Times New Roman"/>
+                <w:color w:val="000000"/>
+                <w:sz w:val="20"/>
+                <w:szCs w:val="20"/>
+              </w:rPr>
+              <w:t xml:space="preserve"> console ID </w:t>
+            </w:r>
+            <w:proofErr w:type="spellStart"/>
+            <w:r>
+              <w:rPr>
+                <w:rFonts w:eastAsia="Times New Roman"/>
+                <w:color w:val="000000"/>
+                <w:sz w:val="20"/>
+                <w:szCs w:val="20"/>
+              </w:rPr>
+              <w:t>nút</w:t>
+            </w:r>
+            <w:proofErr w:type="spellEnd"/>
+            <w:r>
+              <w:rPr>
+                <w:rFonts w:eastAsia="Times New Roman"/>
+                <w:color w:val="000000"/>
+                <w:sz w:val="20"/>
+                <w:szCs w:val="20"/>
+              </w:rPr>
+              <w:t xml:space="preserve">.• Comment: </w:t>
+            </w:r>
+            <w:proofErr w:type="spellStart"/>
+            <w:r>
+              <w:rPr>
+                <w:rFonts w:eastAsia="Times New Roman"/>
+                <w:color w:val="000000"/>
+                <w:sz w:val="20"/>
+                <w:szCs w:val="20"/>
+              </w:rPr>
+              <w:t>Chú</w:t>
+            </w:r>
+            <w:proofErr w:type="spellEnd"/>
+            <w:r>
+              <w:rPr>
+                <w:rFonts w:eastAsia="Times New Roman"/>
+                <w:color w:val="000000"/>
+                <w:sz w:val="20"/>
+                <w:szCs w:val="20"/>
+              </w:rPr>
+              <w:t xml:space="preserve"> </w:t>
+            </w:r>
+            <w:proofErr w:type="spellStart"/>
+            <w:r>
+              <w:rPr>
+                <w:rFonts w:eastAsia="Times New Roman"/>
+                <w:color w:val="000000"/>
+                <w:sz w:val="20"/>
+                <w:szCs w:val="20"/>
+              </w:rPr>
+              <w:t>thích</w:t>
+            </w:r>
+            <w:proofErr w:type="spellEnd"/>
+            <w:r>
+              <w:rPr>
+                <w:rFonts w:eastAsia="Times New Roman"/>
+                <w:color w:val="000000"/>
+                <w:sz w:val="20"/>
+                <w:szCs w:val="20"/>
+              </w:rPr>
+              <w:t xml:space="preserve"> </w:t>
+            </w:r>
+            <w:proofErr w:type="spellStart"/>
+            <w:r>
+              <w:rPr>
+                <w:rFonts w:eastAsia="Times New Roman"/>
+                <w:color w:val="000000"/>
+                <w:sz w:val="20"/>
+                <w:szCs w:val="20"/>
+              </w:rPr>
+              <w:t>rõ</w:t>
+            </w:r>
+            <w:proofErr w:type="spellEnd"/>
+            <w:r>
+              <w:rPr>
+                <w:rFonts w:eastAsia="Times New Roman"/>
+                <w:color w:val="000000"/>
+                <w:sz w:val="20"/>
+                <w:szCs w:val="20"/>
+              </w:rPr>
+              <w:t xml:space="preserve"> </w:t>
+            </w:r>
+            <w:proofErr w:type="spellStart"/>
+            <w:r>
+              <w:rPr>
+                <w:rFonts w:eastAsia="Times New Roman"/>
+                <w:color w:val="000000"/>
+                <w:sz w:val="20"/>
+                <w:szCs w:val="20"/>
+              </w:rPr>
+              <w:t>cách</w:t>
+            </w:r>
+            <w:proofErr w:type="spellEnd"/>
+            <w:r>
+              <w:rPr>
+                <w:rFonts w:eastAsia="Times New Roman"/>
+                <w:color w:val="000000"/>
+                <w:sz w:val="20"/>
+                <w:szCs w:val="20"/>
+              </w:rPr>
+              <w:t xml:space="preserve"> </w:t>
+            </w:r>
+            <w:proofErr w:type="spellStart"/>
+            <w:r>
+              <w:rPr>
+                <w:rFonts w:eastAsia="Times New Roman"/>
+                <w:color w:val="000000"/>
+                <w:sz w:val="20"/>
+                <w:szCs w:val="20"/>
+              </w:rPr>
+              <w:t>truyền</w:t>
+            </w:r>
+            <w:proofErr w:type="spellEnd"/>
+            <w:r>
+              <w:rPr>
+                <w:rFonts w:eastAsia="Times New Roman"/>
+                <w:color w:val="000000"/>
+                <w:sz w:val="20"/>
+                <w:szCs w:val="20"/>
+              </w:rPr>
+              <w:t xml:space="preserve"> </w:t>
+            </w:r>
+            <w:proofErr w:type="spellStart"/>
+            <w:r>
+              <w:rPr>
+                <w:rFonts w:eastAsia="Times New Roman"/>
+                <w:color w:val="000000"/>
+                <w:sz w:val="20"/>
+                <w:szCs w:val="20"/>
+              </w:rPr>
+              <w:t>tọa</w:t>
+            </w:r>
+            <w:proofErr w:type="spellEnd"/>
+            <w:r>
+              <w:rPr>
+                <w:rFonts w:eastAsia="Times New Roman"/>
+                <w:color w:val="000000"/>
+                <w:sz w:val="20"/>
+                <w:szCs w:val="20"/>
+              </w:rPr>
+              <w:t xml:space="preserve"> </w:t>
+            </w:r>
+            <w:proofErr w:type="spellStart"/>
+            <w:r>
+              <w:rPr>
+                <w:rFonts w:eastAsia="Times New Roman"/>
+                <w:color w:val="000000"/>
+                <w:sz w:val="20"/>
+                <w:szCs w:val="20"/>
+              </w:rPr>
+              <w:t>độ</w:t>
+            </w:r>
+            <w:proofErr w:type="spellEnd"/>
+            <w:r>
+              <w:rPr>
+                <w:rFonts w:eastAsia="Times New Roman"/>
+                <w:color w:val="000000"/>
+                <w:sz w:val="20"/>
+                <w:szCs w:val="20"/>
+              </w:rPr>
+              <w:t xml:space="preserve"> (</w:t>
+            </w:r>
+            <w:proofErr w:type="spellStart"/>
+            <w:r>
+              <w:rPr>
+                <w:rFonts w:eastAsia="Times New Roman"/>
+                <w:color w:val="000000"/>
+                <w:sz w:val="20"/>
+                <w:szCs w:val="20"/>
+              </w:rPr>
+              <w:t>x,y,w,h</w:t>
+            </w:r>
+            <w:proofErr w:type="spellEnd"/>
+            <w:r>
+              <w:rPr>
+                <w:rFonts w:eastAsia="Times New Roman"/>
+                <w:color w:val="000000"/>
+                <w:sz w:val="20"/>
+                <w:szCs w:val="20"/>
+              </w:rPr>
+              <w:t xml:space="preserve">) </w:t>
+            </w:r>
+            <w:proofErr w:type="spellStart"/>
+            <w:r>
+              <w:rPr>
+                <w:rFonts w:eastAsia="Times New Roman"/>
+                <w:color w:val="000000"/>
+                <w:sz w:val="20"/>
+                <w:szCs w:val="20"/>
+              </w:rPr>
+              <w:t>và</w:t>
+            </w:r>
+            <w:proofErr w:type="spellEnd"/>
+            <w:r>
+              <w:rPr>
+                <w:rFonts w:eastAsia="Times New Roman"/>
+                <w:color w:val="000000"/>
+                <w:sz w:val="20"/>
+                <w:szCs w:val="20"/>
+              </w:rPr>
+              <w:t xml:space="preserve"> </w:t>
+            </w:r>
+            <w:proofErr w:type="spellStart"/>
+            <w:r>
+              <w:rPr>
+                <w:rFonts w:eastAsia="Times New Roman"/>
+                <w:color w:val="000000"/>
+                <w:sz w:val="20"/>
+                <w:szCs w:val="20"/>
+              </w:rPr>
+              <w:t>cách</w:t>
+            </w:r>
+            <w:proofErr w:type="spellEnd"/>
+            <w:r>
+              <w:rPr>
+                <w:rFonts w:eastAsia="Times New Roman"/>
+                <w:color w:val="000000"/>
+                <w:sz w:val="20"/>
+                <w:szCs w:val="20"/>
+              </w:rPr>
+              <w:t xml:space="preserve"> </w:t>
+            </w:r>
+            <w:proofErr w:type="spellStart"/>
+            <w:r>
+              <w:rPr>
+                <w:rFonts w:eastAsia="Times New Roman"/>
+                <w:color w:val="000000"/>
+                <w:sz w:val="20"/>
+                <w:szCs w:val="20"/>
+              </w:rPr>
+              <w:t>lấy</w:t>
+            </w:r>
+            <w:proofErr w:type="spellEnd"/>
+            <w:r>
+              <w:rPr>
+                <w:rFonts w:eastAsia="Times New Roman"/>
+                <w:color w:val="000000"/>
+                <w:sz w:val="20"/>
+                <w:szCs w:val="20"/>
+              </w:rPr>
+              <w:t xml:space="preserve"> </w:t>
+            </w:r>
+            <w:proofErr w:type="spellStart"/>
+            <w:r>
+              <w:rPr>
+                <w:rFonts w:eastAsia="Times New Roman"/>
+                <w:color w:val="000000"/>
+                <w:sz w:val="20"/>
+                <w:szCs w:val="20"/>
+              </w:rPr>
+              <w:t>sự</w:t>
+            </w:r>
+            <w:proofErr w:type="spellEnd"/>
+            <w:r>
+              <w:rPr>
+                <w:rFonts w:eastAsia="Times New Roman"/>
+                <w:color w:val="000000"/>
+                <w:sz w:val="20"/>
+                <w:szCs w:val="20"/>
+              </w:rPr>
+              <w:t xml:space="preserve"> </w:t>
+            </w:r>
+            <w:proofErr w:type="spellStart"/>
+            <w:r>
+              <w:rPr>
+                <w:rFonts w:eastAsia="Times New Roman"/>
+                <w:color w:val="000000"/>
+                <w:sz w:val="20"/>
+                <w:szCs w:val="20"/>
+              </w:rPr>
+              <w:t>kiện</w:t>
+            </w:r>
+            <w:proofErr w:type="spellEnd"/>
+            <w:r>
+              <w:rPr>
+                <w:rFonts w:eastAsia="Times New Roman"/>
+                <w:color w:val="000000"/>
+                <w:sz w:val="20"/>
+                <w:szCs w:val="20"/>
+              </w:rPr>
+              <w:t xml:space="preserve"> click.</w:t>
+            </w:r>
+          </w:p>
+        </w:tc>
+      </w:tr>
+      <w:tr>
+        <w:trPr>
+          <w:trHeight w:val="3000"/>
+          <w:jc w:val="center"/>
+        </w:trPr>
+        <w:tc>
+          <w:tcPr>
+            <w:tcW w:w="0" w:type="auto"/>
+            <w:tcBorders>
+              <w:top w:val="single" w:sz="8" w:space="0" w:color="E0E0E0"/>
+              <w:left w:val="single" w:sz="8" w:space="0" w:color="E0E0E0"/>
+              <w:bottom w:val="single" w:sz="8" w:space="0" w:color="E0E0E0"/>
+              <w:right w:val="single" w:sz="8" w:space="0" w:color="E0E0E0"/>
+            </w:tcBorders>
+            <w:shd w:val="clear" w:color="auto" w:fill="F9F9F9"/>
+            <w:tcMar>
+              <w:top w:w="120" w:type="dxa"/>
+              <w:left w:w="120" w:type="dxa"/>
+              <w:bottom w:w="120" w:type="dxa"/>
+              <w:right w:w="120" w:type="dxa"/>
+            </w:tcMar>
+            <w:vAlign w:val="center"/>
+            <w:hideMark/>
+          </w:tcPr>
+          <w:p>
+            <w:pPr>
+              <w:widowControl/>
+              <w:numPr>
+                <w:ilvl w:val="0"/>
+                <w:numId w:val="6"/>
+              </w:numPr>
+              <w:spacing w:before="100" w:beforeAutospacing="1" w:after="100" w:afterAutospacing="1"/>
+              <w:textAlignment w:val="baseline"/>
+              <w:rPr>
+                <w:rFonts w:eastAsia="Times New Roman"/>
+                <w:color w:val="000000"/>
+              </w:rPr>
+            </w:pPr>
+          </w:p>
+        </w:tc>
+        <w:tc>
+          <w:tcPr>
+            <w:tcW w:w="0" w:type="auto"/>
+            <w:tcBorders>
+              <w:top w:val="single" w:sz="8" w:space="0" w:color="E0E0E0"/>
+              <w:left w:val="single" w:sz="8" w:space="0" w:color="E0E0E0"/>
+              <w:bottom w:val="single" w:sz="8" w:space="0" w:color="E0E0E0"/>
+              <w:right w:val="single" w:sz="8" w:space="0" w:color="E0E0E0"/>
+            </w:tcBorders>
+            <w:shd w:val="clear" w:color="auto" w:fill="F9F9F9"/>
+            <w:tcMar>
+              <w:top w:w="120" w:type="dxa"/>
+              <w:left w:w="120" w:type="dxa"/>
+              <w:bottom w:w="120" w:type="dxa"/>
+              <w:right w:w="120" w:type="dxa"/>
+            </w:tcMar>
+            <w:hideMark/>
+          </w:tcPr>
+          <w:p>
+            <w:pPr>
+              <w:widowControl/>
+              <w:rPr>
+                <w:rFonts w:ascii="Times New Roman" w:eastAsia="Times New Roman" w:hAnsi="Times New Roman" w:cs="Times New Roman"/>
+                <w:sz w:val="24"/>
+                <w:szCs w:val="24"/>
+              </w:rPr>
+            </w:pPr>
+            <w:r>
+              <w:rPr>
+                <w:rFonts w:eastAsia="Times New Roman"/>
+                <w:b/>
+                <w:bCs/>
+                <w:color w:val="000000"/>
+                <w:sz w:val="20"/>
+                <w:szCs w:val="20"/>
+              </w:rPr>
+              <w:t>TV4 (</w:t>
+            </w:r>
+            <w:proofErr w:type="spellStart"/>
+            <w:r>
+              <w:rPr>
+                <w:rFonts w:eastAsia="Times New Roman"/>
+                <w:b/>
+                <w:bCs/>
+                <w:color w:val="000000"/>
+                <w:sz w:val="20"/>
+                <w:szCs w:val="20"/>
+              </w:rPr>
+              <w:t>Lưu</w:t>
+            </w:r>
+            <w:proofErr w:type="spellEnd"/>
+            <w:r>
+              <w:rPr>
+                <w:rFonts w:eastAsia="Times New Roman"/>
+                <w:b/>
+                <w:bCs/>
+                <w:color w:val="000000"/>
+                <w:sz w:val="20"/>
+                <w:szCs w:val="20"/>
+              </w:rPr>
+              <w:t>/</w:t>
+            </w:r>
+            <w:proofErr w:type="spellStart"/>
+            <w:r>
+              <w:rPr>
+                <w:rFonts w:eastAsia="Times New Roman"/>
+                <w:b/>
+                <w:bCs/>
+                <w:color w:val="000000"/>
+                <w:sz w:val="20"/>
+                <w:szCs w:val="20"/>
+              </w:rPr>
+              <w:t>Tải</w:t>
+            </w:r>
+            <w:proofErr w:type="spellEnd"/>
+            <w:r>
+              <w:rPr>
+                <w:rFonts w:eastAsia="Times New Roman"/>
+                <w:b/>
+                <w:bCs/>
+                <w:color w:val="000000"/>
+                <w:sz w:val="20"/>
+                <w:szCs w:val="20"/>
+              </w:rPr>
+              <w:t xml:space="preserve"> </w:t>
+            </w:r>
+            <w:proofErr w:type="spellStart"/>
+            <w:r>
+              <w:rPr>
+                <w:rFonts w:eastAsia="Times New Roman"/>
+                <w:b/>
+                <w:bCs/>
+                <w:color w:val="000000"/>
+                <w:sz w:val="20"/>
+                <w:szCs w:val="20"/>
+              </w:rPr>
+              <w:t>dữ</w:t>
+            </w:r>
+            <w:proofErr w:type="spellEnd"/>
+            <w:r>
+              <w:rPr>
+                <w:rFonts w:eastAsia="Times New Roman"/>
+                <w:b/>
+                <w:bCs/>
+                <w:color w:val="000000"/>
+                <w:sz w:val="20"/>
+                <w:szCs w:val="20"/>
+              </w:rPr>
+              <w:t xml:space="preserve"> </w:t>
+            </w:r>
+            <w:proofErr w:type="spellStart"/>
+            <w:r>
+              <w:rPr>
+                <w:rFonts w:eastAsia="Times New Roman"/>
+                <w:b/>
+                <w:bCs/>
+                <w:color w:val="000000"/>
+                <w:sz w:val="20"/>
+                <w:szCs w:val="20"/>
+              </w:rPr>
+              <w:t>liệu</w:t>
+            </w:r>
+            <w:proofErr w:type="spellEnd"/>
+            <w:r>
+              <w:rPr>
+                <w:rFonts w:eastAsia="Times New Roman"/>
+                <w:b/>
+                <w:bCs/>
+                <w:color w:val="000000"/>
+                <w:sz w:val="20"/>
+                <w:szCs w:val="20"/>
+              </w:rPr>
+              <w:t xml:space="preserve">) </w:t>
+            </w:r>
+            <w:proofErr w:type="spellStart"/>
+            <w:r>
+              <w:rPr>
+                <w:rFonts w:eastAsia="Times New Roman"/>
+                <w:b/>
+                <w:bCs/>
+                <w:color w:val="000000"/>
+                <w:sz w:val="20"/>
+                <w:szCs w:val="20"/>
+              </w:rPr>
+              <w:t>Quân</w:t>
+            </w:r>
+            <w:proofErr w:type="spellEnd"/>
+          </w:p>
+        </w:tc>
+        <w:tc>
+          <w:tcPr>
+            <w:tcW w:w="0" w:type="auto"/>
+            <w:tcBorders>
+              <w:top w:val="single" w:sz="8" w:space="0" w:color="E0E0E0"/>
+              <w:left w:val="single" w:sz="8" w:space="0" w:color="E0E0E0"/>
+              <w:bottom w:val="single" w:sz="8" w:space="0" w:color="E0E0E0"/>
+              <w:right w:val="single" w:sz="8" w:space="0" w:color="E0E0E0"/>
+            </w:tcBorders>
+            <w:shd w:val="clear" w:color="auto" w:fill="F9F9F9"/>
+            <w:tcMar>
+              <w:top w:w="120" w:type="dxa"/>
+              <w:left w:w="120" w:type="dxa"/>
+              <w:bottom w:w="120" w:type="dxa"/>
+              <w:right w:w="120" w:type="dxa"/>
+            </w:tcMar>
+            <w:hideMark/>
+          </w:tcPr>
+          <w:p>
+            <w:pPr>
+              <w:widowControl/>
+              <w:rPr>
+                <w:rFonts w:ascii="Times New Roman" w:eastAsia="Times New Roman" w:hAnsi="Times New Roman" w:cs="Times New Roman"/>
+                <w:sz w:val="24"/>
+                <w:szCs w:val="24"/>
+              </w:rPr>
+            </w:pPr>
+            <w:r>
+              <w:rPr>
+                <w:rFonts w:eastAsia="Times New Roman"/>
+                <w:color w:val="000000"/>
+                <w:sz w:val="20"/>
+                <w:szCs w:val="20"/>
+              </w:rPr>
+              <w:t>services/storage.py</w:t>
+            </w:r>
+            <w:r>
+              <w:rPr>
+                <w:rFonts w:eastAsia="Times New Roman"/>
+                <w:color w:val="000000"/>
+                <w:sz w:val="20"/>
+                <w:szCs w:val="20"/>
+              </w:rPr>
+              <w:br/>
+              <w:t>saves/</w:t>
+            </w:r>
+          </w:p>
+        </w:tc>
+        <w:tc>
+          <w:tcPr>
+            <w:tcW w:w="0" w:type="auto"/>
+            <w:tcBorders>
+              <w:top w:val="single" w:sz="8" w:space="0" w:color="E0E0E0"/>
+              <w:left w:val="single" w:sz="8" w:space="0" w:color="E0E0E0"/>
+              <w:bottom w:val="single" w:sz="8" w:space="0" w:color="E0E0E0"/>
+              <w:right w:val="single" w:sz="8" w:space="0" w:color="E0E0E0"/>
+            </w:tcBorders>
+            <w:shd w:val="clear" w:color="auto" w:fill="F9F9F9"/>
+            <w:tcMar>
+              <w:top w:w="120" w:type="dxa"/>
+              <w:left w:w="120" w:type="dxa"/>
+              <w:bottom w:w="120" w:type="dxa"/>
+              <w:right w:w="120" w:type="dxa"/>
+            </w:tcMar>
+            <w:hideMark/>
+          </w:tcPr>
+          <w:p>
+            <w:pPr>
+              <w:widowControl/>
+              <w:rPr>
+                <w:rFonts w:ascii="Times New Roman" w:eastAsia="Times New Roman" w:hAnsi="Times New Roman" w:cs="Times New Roman"/>
+                <w:sz w:val="24"/>
+                <w:szCs w:val="24"/>
+              </w:rPr>
+            </w:pPr>
+            <w:r>
+              <w:rPr>
+                <w:rFonts w:eastAsia="Times New Roman"/>
+                <w:color w:val="000000"/>
+                <w:sz w:val="20"/>
+                <w:szCs w:val="20"/>
+              </w:rPr>
+              <w:t xml:space="preserve">• </w:t>
+            </w:r>
+            <w:proofErr w:type="spellStart"/>
+            <w:r>
+              <w:rPr>
+                <w:rFonts w:eastAsia="Times New Roman"/>
+                <w:color w:val="000000"/>
+                <w:sz w:val="20"/>
+                <w:szCs w:val="20"/>
+              </w:rPr>
+              <w:t>Viết</w:t>
+            </w:r>
+            <w:proofErr w:type="spellEnd"/>
+            <w:r>
+              <w:rPr>
+                <w:rFonts w:eastAsia="Times New Roman"/>
+                <w:color w:val="000000"/>
+                <w:sz w:val="20"/>
+                <w:szCs w:val="20"/>
+              </w:rPr>
+              <w:t xml:space="preserve"> </w:t>
+            </w:r>
+            <w:proofErr w:type="spellStart"/>
+            <w:r>
+              <w:rPr>
+                <w:rFonts w:eastAsia="Times New Roman"/>
+                <w:color w:val="000000"/>
+                <w:sz w:val="20"/>
+                <w:szCs w:val="20"/>
+              </w:rPr>
+              <w:t>hàm</w:t>
+            </w:r>
+            <w:proofErr w:type="spellEnd"/>
+            <w:r>
+              <w:rPr>
+                <w:rFonts w:eastAsia="Times New Roman"/>
+                <w:color w:val="000000"/>
+                <w:sz w:val="20"/>
+                <w:szCs w:val="20"/>
+              </w:rPr>
+              <w:t xml:space="preserve"> </w:t>
+            </w:r>
+            <w:proofErr w:type="spellStart"/>
+            <w:r>
+              <w:rPr>
+                <w:rFonts w:eastAsia="Times New Roman"/>
+                <w:color w:val="000000"/>
+                <w:sz w:val="20"/>
+                <w:szCs w:val="20"/>
+              </w:rPr>
+              <w:t>save_</w:t>
+            </w:r>
+            <w:proofErr w:type="gramStart"/>
+            <w:r>
+              <w:rPr>
+                <w:rFonts w:eastAsia="Times New Roman"/>
+                <w:color w:val="000000"/>
+                <w:sz w:val="20"/>
+                <w:szCs w:val="20"/>
+              </w:rPr>
+              <w:t>game</w:t>
+            </w:r>
+            <w:proofErr w:type="spellEnd"/>
+            <w:r>
+              <w:rPr>
+                <w:rFonts w:eastAsia="Times New Roman"/>
+                <w:color w:val="000000"/>
+                <w:sz w:val="20"/>
+                <w:szCs w:val="20"/>
+              </w:rPr>
+              <w:t>(</w:t>
+            </w:r>
+            <w:proofErr w:type="spellStart"/>
+            <w:proofErr w:type="gramEnd"/>
+            <w:r>
+              <w:rPr>
+                <w:rFonts w:eastAsia="Times New Roman"/>
+                <w:color w:val="000000"/>
+                <w:sz w:val="20"/>
+                <w:szCs w:val="20"/>
+              </w:rPr>
+              <w:t>data_dict</w:t>
+            </w:r>
+            <w:proofErr w:type="spellEnd"/>
+            <w:r>
+              <w:rPr>
+                <w:rFonts w:eastAsia="Times New Roman"/>
+                <w:color w:val="000000"/>
+                <w:sz w:val="20"/>
+                <w:szCs w:val="20"/>
+              </w:rPr>
+              <w:t>, filename="saves/</w:t>
+            </w:r>
+            <w:proofErr w:type="spellStart"/>
+            <w:r>
+              <w:rPr>
+                <w:rFonts w:eastAsia="Times New Roman"/>
+                <w:color w:val="000000"/>
+                <w:sz w:val="20"/>
+                <w:szCs w:val="20"/>
+              </w:rPr>
+              <w:t>save.json</w:t>
+            </w:r>
+            <w:proofErr w:type="spellEnd"/>
+            <w:r>
+              <w:rPr>
+                <w:rFonts w:eastAsia="Times New Roman"/>
+                <w:color w:val="000000"/>
+                <w:sz w:val="20"/>
+                <w:szCs w:val="20"/>
+              </w:rPr>
+              <w:t>").</w:t>
+            </w:r>
+          </w:p>
+          <w:p>
+            <w:pPr>
+              <w:widowControl/>
+              <w:rPr>
+                <w:rFonts w:ascii="Times New Roman" w:eastAsia="Times New Roman" w:hAnsi="Times New Roman" w:cs="Times New Roman"/>
+                <w:sz w:val="24"/>
+                <w:szCs w:val="24"/>
+              </w:rPr>
+            </w:pPr>
+            <w:r>
+              <w:rPr>
+                <w:rFonts w:eastAsia="Times New Roman"/>
+                <w:color w:val="000000"/>
+                <w:sz w:val="20"/>
+                <w:szCs w:val="20"/>
+              </w:rPr>
+              <w:t xml:space="preserve">• </w:t>
+            </w:r>
+            <w:proofErr w:type="spellStart"/>
+            <w:r>
+              <w:rPr>
+                <w:rFonts w:eastAsia="Times New Roman"/>
+                <w:color w:val="000000"/>
+                <w:sz w:val="20"/>
+                <w:szCs w:val="20"/>
+              </w:rPr>
+              <w:t>Viết</w:t>
+            </w:r>
+            <w:proofErr w:type="spellEnd"/>
+            <w:r>
+              <w:rPr>
+                <w:rFonts w:eastAsia="Times New Roman"/>
+                <w:color w:val="000000"/>
+                <w:sz w:val="20"/>
+                <w:szCs w:val="20"/>
+              </w:rPr>
+              <w:t xml:space="preserve"> </w:t>
+            </w:r>
+            <w:proofErr w:type="spellStart"/>
+            <w:r>
+              <w:rPr>
+                <w:rFonts w:eastAsia="Times New Roman"/>
+                <w:color w:val="000000"/>
+                <w:sz w:val="20"/>
+                <w:szCs w:val="20"/>
+              </w:rPr>
+              <w:t>hàm</w:t>
+            </w:r>
+            <w:proofErr w:type="spellEnd"/>
+            <w:r>
+              <w:rPr>
+                <w:rFonts w:eastAsia="Times New Roman"/>
+                <w:color w:val="000000"/>
+                <w:sz w:val="20"/>
+                <w:szCs w:val="20"/>
+              </w:rPr>
+              <w:t xml:space="preserve"> </w:t>
+            </w:r>
+            <w:proofErr w:type="spellStart"/>
+            <w:r>
+              <w:rPr>
+                <w:rFonts w:eastAsia="Times New Roman"/>
+                <w:color w:val="000000"/>
+                <w:sz w:val="20"/>
+                <w:szCs w:val="20"/>
+              </w:rPr>
+              <w:t>load_game</w:t>
+            </w:r>
+            <w:proofErr w:type="spellEnd"/>
+            <w:r>
+              <w:rPr>
+                <w:rFonts w:eastAsia="Times New Roman"/>
+                <w:color w:val="000000"/>
+                <w:sz w:val="20"/>
+                <w:szCs w:val="20"/>
+              </w:rPr>
+              <w:t xml:space="preserve">(filename) </w:t>
+            </w:r>
+            <w:proofErr w:type="spellStart"/>
+            <w:r>
+              <w:rPr>
+                <w:rFonts w:eastAsia="Times New Roman"/>
+                <w:color w:val="000000"/>
+                <w:sz w:val="20"/>
+                <w:szCs w:val="20"/>
+              </w:rPr>
+              <w:t>đọc</w:t>
+            </w:r>
+            <w:proofErr w:type="spellEnd"/>
+            <w:r>
+              <w:rPr>
+                <w:rFonts w:eastAsia="Times New Roman"/>
+                <w:color w:val="000000"/>
+                <w:sz w:val="20"/>
+                <w:szCs w:val="20"/>
+              </w:rPr>
+              <w:t xml:space="preserve"> file JSON </w:t>
+            </w:r>
+            <w:proofErr w:type="spellStart"/>
+            <w:r>
+              <w:rPr>
+                <w:rFonts w:eastAsia="Times New Roman"/>
+                <w:color w:val="000000"/>
+                <w:sz w:val="20"/>
+                <w:szCs w:val="20"/>
+              </w:rPr>
+              <w:t>trả</w:t>
+            </w:r>
+            <w:proofErr w:type="spellEnd"/>
+            <w:r>
+              <w:rPr>
+                <w:rFonts w:eastAsia="Times New Roman"/>
+                <w:color w:val="000000"/>
+                <w:sz w:val="20"/>
+                <w:szCs w:val="20"/>
+              </w:rPr>
+              <w:t xml:space="preserve"> </w:t>
+            </w:r>
+            <w:proofErr w:type="spellStart"/>
+            <w:r>
+              <w:rPr>
+                <w:rFonts w:eastAsia="Times New Roman"/>
+                <w:color w:val="000000"/>
+                <w:sz w:val="20"/>
+                <w:szCs w:val="20"/>
+              </w:rPr>
+              <w:t>về</w:t>
+            </w:r>
+            <w:proofErr w:type="spellEnd"/>
+            <w:r>
+              <w:rPr>
+                <w:rFonts w:eastAsia="Times New Roman"/>
+                <w:color w:val="000000"/>
+                <w:sz w:val="20"/>
+                <w:szCs w:val="20"/>
+              </w:rPr>
+              <w:t xml:space="preserve"> dict.</w:t>
+            </w:r>
+          </w:p>
+          <w:p>
+            <w:pPr>
+              <w:widowControl/>
+              <w:rPr>
+                <w:rFonts w:ascii="Times New Roman" w:eastAsia="Times New Roman" w:hAnsi="Times New Roman" w:cs="Times New Roman"/>
+                <w:sz w:val="24"/>
+                <w:szCs w:val="24"/>
+              </w:rPr>
+            </w:pPr>
+            <w:r>
+              <w:rPr>
+                <w:rFonts w:eastAsia="Times New Roman"/>
+                <w:color w:val="000000"/>
+                <w:sz w:val="20"/>
+                <w:szCs w:val="20"/>
+              </w:rPr>
+              <w:t xml:space="preserve">• </w:t>
+            </w:r>
+            <w:proofErr w:type="spellStart"/>
+            <w:r>
+              <w:rPr>
+                <w:rFonts w:eastAsia="Times New Roman"/>
+                <w:color w:val="000000"/>
+                <w:sz w:val="20"/>
+                <w:szCs w:val="20"/>
+              </w:rPr>
+              <w:t>Tự</w:t>
+            </w:r>
+            <w:proofErr w:type="spellEnd"/>
+            <w:r>
+              <w:rPr>
+                <w:rFonts w:eastAsia="Times New Roman"/>
+                <w:color w:val="000000"/>
+                <w:sz w:val="20"/>
+                <w:szCs w:val="20"/>
+              </w:rPr>
+              <w:t xml:space="preserve"> </w:t>
+            </w:r>
+            <w:proofErr w:type="spellStart"/>
+            <w:r>
+              <w:rPr>
+                <w:rFonts w:eastAsia="Times New Roman"/>
+                <w:color w:val="000000"/>
+                <w:sz w:val="20"/>
+                <w:szCs w:val="20"/>
+              </w:rPr>
+              <w:t>tạo</w:t>
+            </w:r>
+            <w:proofErr w:type="spellEnd"/>
+            <w:r>
+              <w:rPr>
+                <w:rFonts w:eastAsia="Times New Roman"/>
+                <w:color w:val="000000"/>
+                <w:sz w:val="20"/>
+                <w:szCs w:val="20"/>
+              </w:rPr>
+              <w:t xml:space="preserve"> </w:t>
+            </w:r>
+            <w:proofErr w:type="spellStart"/>
+            <w:r>
+              <w:rPr>
+                <w:rFonts w:eastAsia="Times New Roman"/>
+                <w:color w:val="000000"/>
+                <w:sz w:val="20"/>
+                <w:szCs w:val="20"/>
+              </w:rPr>
+              <w:t>dữ</w:t>
+            </w:r>
+            <w:proofErr w:type="spellEnd"/>
+            <w:r>
+              <w:rPr>
+                <w:rFonts w:eastAsia="Times New Roman"/>
+                <w:color w:val="000000"/>
+                <w:sz w:val="20"/>
+                <w:szCs w:val="20"/>
+              </w:rPr>
+              <w:t xml:space="preserve"> </w:t>
+            </w:r>
+            <w:proofErr w:type="spellStart"/>
+            <w:r>
+              <w:rPr>
+                <w:rFonts w:eastAsia="Times New Roman"/>
+                <w:color w:val="000000"/>
+                <w:sz w:val="20"/>
+                <w:szCs w:val="20"/>
+              </w:rPr>
+              <w:t>liệu</w:t>
+            </w:r>
+            <w:proofErr w:type="spellEnd"/>
+            <w:r>
+              <w:rPr>
+                <w:rFonts w:eastAsia="Times New Roman"/>
+                <w:color w:val="000000"/>
+                <w:sz w:val="20"/>
+                <w:szCs w:val="20"/>
+              </w:rPr>
+              <w:t xml:space="preserve"> mock (</w:t>
+            </w:r>
+            <w:proofErr w:type="spellStart"/>
+            <w:r>
+              <w:rPr>
+                <w:rFonts w:eastAsia="Times New Roman"/>
+                <w:color w:val="000000"/>
+                <w:sz w:val="20"/>
+                <w:szCs w:val="20"/>
+              </w:rPr>
+              <w:t>lưới</w:t>
+            </w:r>
+            <w:proofErr w:type="spellEnd"/>
+            <w:r>
+              <w:rPr>
+                <w:rFonts w:eastAsia="Times New Roman"/>
+                <w:color w:val="000000"/>
+                <w:sz w:val="20"/>
+                <w:szCs w:val="20"/>
+              </w:rPr>
+              <w:t xml:space="preserve"> 12x12 </w:t>
+            </w:r>
+            <w:proofErr w:type="spellStart"/>
+            <w:r>
+              <w:rPr>
+                <w:rFonts w:eastAsia="Times New Roman"/>
+                <w:color w:val="000000"/>
+                <w:sz w:val="20"/>
+                <w:szCs w:val="20"/>
+              </w:rPr>
+              <w:t>và</w:t>
+            </w:r>
+            <w:proofErr w:type="spellEnd"/>
+            <w:r>
+              <w:rPr>
+                <w:rFonts w:eastAsia="Times New Roman"/>
+                <w:color w:val="000000"/>
+                <w:sz w:val="20"/>
+                <w:szCs w:val="20"/>
+              </w:rPr>
+              <w:t xml:space="preserve"> </w:t>
+            </w:r>
+            <w:proofErr w:type="spellStart"/>
+            <w:r>
+              <w:rPr>
+                <w:rFonts w:eastAsia="Times New Roman"/>
+                <w:color w:val="000000"/>
+                <w:sz w:val="20"/>
+                <w:szCs w:val="20"/>
+              </w:rPr>
+              <w:t>tài</w:t>
+            </w:r>
+            <w:proofErr w:type="spellEnd"/>
+            <w:r>
+              <w:rPr>
+                <w:rFonts w:eastAsia="Times New Roman"/>
+                <w:color w:val="000000"/>
+                <w:sz w:val="20"/>
+                <w:szCs w:val="20"/>
+              </w:rPr>
+              <w:t xml:space="preserve"> </w:t>
+            </w:r>
+            <w:proofErr w:type="spellStart"/>
+            <w:r>
+              <w:rPr>
+                <w:rFonts w:eastAsia="Times New Roman"/>
+                <w:color w:val="000000"/>
+                <w:sz w:val="20"/>
+                <w:szCs w:val="20"/>
+              </w:rPr>
+              <w:t>nguyên</w:t>
+            </w:r>
+            <w:proofErr w:type="spellEnd"/>
+            <w:r>
+              <w:rPr>
+                <w:rFonts w:eastAsia="Times New Roman"/>
+                <w:color w:val="000000"/>
+                <w:sz w:val="20"/>
+                <w:szCs w:val="20"/>
+              </w:rPr>
+              <w:t xml:space="preserve">) </w:t>
+            </w:r>
+            <w:proofErr w:type="spellStart"/>
+            <w:r>
+              <w:rPr>
+                <w:rFonts w:eastAsia="Times New Roman"/>
+                <w:color w:val="000000"/>
+                <w:sz w:val="20"/>
+                <w:szCs w:val="20"/>
+              </w:rPr>
+              <w:t>để</w:t>
+            </w:r>
+            <w:proofErr w:type="spellEnd"/>
+            <w:r>
+              <w:rPr>
+                <w:rFonts w:eastAsia="Times New Roman"/>
+                <w:color w:val="000000"/>
+                <w:sz w:val="20"/>
+                <w:szCs w:val="20"/>
+              </w:rPr>
+              <w:t xml:space="preserve"> test </w:t>
+            </w:r>
+            <w:proofErr w:type="spellStart"/>
+            <w:r>
+              <w:rPr>
+                <w:rFonts w:eastAsia="Times New Roman"/>
+                <w:color w:val="000000"/>
+                <w:sz w:val="20"/>
+                <w:szCs w:val="20"/>
+              </w:rPr>
+              <w:t>tính</w:t>
+            </w:r>
+            <w:proofErr w:type="spellEnd"/>
+            <w:r>
+              <w:rPr>
+                <w:rFonts w:eastAsia="Times New Roman"/>
+                <w:color w:val="000000"/>
+                <w:sz w:val="20"/>
+                <w:szCs w:val="20"/>
+              </w:rPr>
+              <w:t xml:space="preserve"> </w:t>
+            </w:r>
+            <w:proofErr w:type="spellStart"/>
+            <w:r>
+              <w:rPr>
+                <w:rFonts w:eastAsia="Times New Roman"/>
+                <w:color w:val="000000"/>
+                <w:sz w:val="20"/>
+                <w:szCs w:val="20"/>
+              </w:rPr>
+              <w:t>toàn</w:t>
+            </w:r>
+            <w:proofErr w:type="spellEnd"/>
+            <w:r>
+              <w:rPr>
+                <w:rFonts w:eastAsia="Times New Roman"/>
+                <w:color w:val="000000"/>
+                <w:sz w:val="20"/>
+                <w:szCs w:val="20"/>
+              </w:rPr>
+              <w:t xml:space="preserve"> </w:t>
+            </w:r>
+            <w:proofErr w:type="spellStart"/>
+            <w:r>
+              <w:rPr>
+                <w:rFonts w:eastAsia="Times New Roman"/>
+                <w:color w:val="000000"/>
+                <w:sz w:val="20"/>
+                <w:szCs w:val="20"/>
+              </w:rPr>
+              <w:t>vẹn</w:t>
+            </w:r>
+            <w:proofErr w:type="spellEnd"/>
+            <w:r>
+              <w:rPr>
+                <w:rFonts w:eastAsia="Times New Roman"/>
+                <w:color w:val="000000"/>
+                <w:sz w:val="20"/>
+                <w:szCs w:val="20"/>
+              </w:rPr>
+              <w:t xml:space="preserve"> (assert).</w:t>
+            </w:r>
+          </w:p>
+        </w:tc>
+        <w:tc>
+          <w:tcPr>
+            <w:tcW w:w="0" w:type="auto"/>
+            <w:tcBorders>
+              <w:top w:val="single" w:sz="8" w:space="0" w:color="E0E0E0"/>
+              <w:left w:val="single" w:sz="8" w:space="0" w:color="E0E0E0"/>
+              <w:bottom w:val="single" w:sz="8" w:space="0" w:color="E0E0E0"/>
+              <w:right w:val="single" w:sz="8" w:space="0" w:color="E0E0E0"/>
+            </w:tcBorders>
+            <w:shd w:val="clear" w:color="auto" w:fill="F9F9F9"/>
+            <w:tcMar>
+              <w:top w:w="120" w:type="dxa"/>
+              <w:left w:w="120" w:type="dxa"/>
+              <w:bottom w:w="120" w:type="dxa"/>
+              <w:right w:w="120" w:type="dxa"/>
+            </w:tcMar>
+            <w:hideMark/>
+          </w:tcPr>
+          <w:p>
+            <w:pPr>
+              <w:widowControl/>
+              <w:rPr>
+                <w:rFonts w:ascii="Times New Roman" w:eastAsia="Times New Roman" w:hAnsi="Times New Roman" w:cs="Times New Roman"/>
+                <w:sz w:val="24"/>
+                <w:szCs w:val="24"/>
+              </w:rPr>
+            </w:pPr>
+            <w:r>
+              <w:rPr>
+                <w:rFonts w:eastAsia="Times New Roman"/>
+                <w:color w:val="000000"/>
+                <w:sz w:val="20"/>
+                <w:szCs w:val="20"/>
+              </w:rPr>
+              <w:t xml:space="preserve">• File </w:t>
+            </w:r>
+            <w:proofErr w:type="spellStart"/>
+            <w:r>
+              <w:rPr>
+                <w:rFonts w:eastAsia="Times New Roman"/>
+                <w:color w:val="000000"/>
+                <w:sz w:val="20"/>
+                <w:szCs w:val="20"/>
+              </w:rPr>
+              <w:t>bàn</w:t>
+            </w:r>
+            <w:proofErr w:type="spellEnd"/>
+            <w:r>
+              <w:rPr>
+                <w:rFonts w:eastAsia="Times New Roman"/>
+                <w:color w:val="000000"/>
+                <w:sz w:val="20"/>
+                <w:szCs w:val="20"/>
+              </w:rPr>
+              <w:t xml:space="preserve"> </w:t>
+            </w:r>
+            <w:proofErr w:type="spellStart"/>
+            <w:r>
+              <w:rPr>
+                <w:rFonts w:eastAsia="Times New Roman"/>
+                <w:color w:val="000000"/>
+                <w:sz w:val="20"/>
+                <w:szCs w:val="20"/>
+              </w:rPr>
+              <w:t>giao</w:t>
+            </w:r>
+            <w:proofErr w:type="spellEnd"/>
+            <w:r>
+              <w:rPr>
+                <w:rFonts w:eastAsia="Times New Roman"/>
+                <w:color w:val="000000"/>
+                <w:sz w:val="20"/>
+                <w:szCs w:val="20"/>
+              </w:rPr>
+              <w:t xml:space="preserve">: File storage.py </w:t>
+            </w:r>
+            <w:proofErr w:type="spellStart"/>
+            <w:r>
+              <w:rPr>
+                <w:rFonts w:eastAsia="Times New Roman"/>
+                <w:color w:val="000000"/>
+                <w:sz w:val="20"/>
+                <w:szCs w:val="20"/>
+              </w:rPr>
+              <w:t>tự</w:t>
+            </w:r>
+            <w:proofErr w:type="spellEnd"/>
+            <w:r>
+              <w:rPr>
+                <w:rFonts w:eastAsia="Times New Roman"/>
+                <w:color w:val="000000"/>
+                <w:sz w:val="20"/>
+                <w:szCs w:val="20"/>
+              </w:rPr>
+              <w:t xml:space="preserve"> </w:t>
+            </w:r>
+            <w:proofErr w:type="spellStart"/>
+            <w:r>
+              <w:rPr>
+                <w:rFonts w:eastAsia="Times New Roman"/>
+                <w:color w:val="000000"/>
+                <w:sz w:val="20"/>
+                <w:szCs w:val="20"/>
+              </w:rPr>
+              <w:t>tạo</w:t>
+            </w:r>
+            <w:proofErr w:type="spellEnd"/>
+            <w:r>
+              <w:rPr>
+                <w:rFonts w:eastAsia="Times New Roman"/>
+                <w:color w:val="000000"/>
+                <w:sz w:val="20"/>
+                <w:szCs w:val="20"/>
+              </w:rPr>
+              <w:t xml:space="preserve"> </w:t>
+            </w:r>
+            <w:proofErr w:type="spellStart"/>
+            <w:r>
+              <w:rPr>
+                <w:rFonts w:eastAsia="Times New Roman"/>
+                <w:color w:val="000000"/>
+                <w:sz w:val="20"/>
+                <w:szCs w:val="20"/>
+              </w:rPr>
+              <w:t>thư</w:t>
+            </w:r>
+            <w:proofErr w:type="spellEnd"/>
+            <w:r>
+              <w:rPr>
+                <w:rFonts w:eastAsia="Times New Roman"/>
+                <w:color w:val="000000"/>
+                <w:sz w:val="20"/>
+                <w:szCs w:val="20"/>
+              </w:rPr>
+              <w:t xml:space="preserve"> </w:t>
+            </w:r>
+            <w:proofErr w:type="spellStart"/>
+            <w:r>
+              <w:rPr>
+                <w:rFonts w:eastAsia="Times New Roman"/>
+                <w:color w:val="000000"/>
+                <w:sz w:val="20"/>
+                <w:szCs w:val="20"/>
+              </w:rPr>
+              <w:t>mục</w:t>
+            </w:r>
+            <w:proofErr w:type="spellEnd"/>
+            <w:r>
+              <w:rPr>
+                <w:rFonts w:eastAsia="Times New Roman"/>
+                <w:color w:val="000000"/>
+                <w:sz w:val="20"/>
+                <w:szCs w:val="20"/>
+              </w:rPr>
+              <w:t xml:space="preserve"> saves/ </w:t>
+            </w:r>
+            <w:proofErr w:type="spellStart"/>
+            <w:r>
+              <w:rPr>
+                <w:rFonts w:eastAsia="Times New Roman"/>
+                <w:color w:val="000000"/>
+                <w:sz w:val="20"/>
+                <w:szCs w:val="20"/>
+              </w:rPr>
+              <w:t>và</w:t>
+            </w:r>
+            <w:proofErr w:type="spellEnd"/>
+            <w:r>
+              <w:rPr>
+                <w:rFonts w:eastAsia="Times New Roman"/>
+                <w:color w:val="000000"/>
+                <w:sz w:val="20"/>
+                <w:szCs w:val="20"/>
+              </w:rPr>
+              <w:t xml:space="preserve"> </w:t>
+            </w:r>
+            <w:proofErr w:type="spellStart"/>
+            <w:r>
+              <w:rPr>
+                <w:rFonts w:eastAsia="Times New Roman"/>
+                <w:color w:val="000000"/>
+                <w:sz w:val="20"/>
+                <w:szCs w:val="20"/>
+              </w:rPr>
+              <w:t>đọc</w:t>
+            </w:r>
+            <w:proofErr w:type="spellEnd"/>
+            <w:r>
+              <w:rPr>
+                <w:rFonts w:eastAsia="Times New Roman"/>
+                <w:color w:val="000000"/>
+                <w:sz w:val="20"/>
+                <w:szCs w:val="20"/>
+              </w:rPr>
+              <w:t>/</w:t>
+            </w:r>
+            <w:proofErr w:type="spellStart"/>
+            <w:r>
+              <w:rPr>
+                <w:rFonts w:eastAsia="Times New Roman"/>
+                <w:color w:val="000000"/>
+                <w:sz w:val="20"/>
+                <w:szCs w:val="20"/>
+              </w:rPr>
+              <w:t>ghi</w:t>
+            </w:r>
+            <w:proofErr w:type="spellEnd"/>
+            <w:r>
+              <w:rPr>
+                <w:rFonts w:eastAsia="Times New Roman"/>
+                <w:color w:val="000000"/>
+                <w:sz w:val="20"/>
+                <w:szCs w:val="20"/>
+              </w:rPr>
+              <w:t xml:space="preserve"> </w:t>
+            </w:r>
+            <w:proofErr w:type="spellStart"/>
+            <w:r>
+              <w:rPr>
+                <w:rFonts w:eastAsia="Times New Roman"/>
+                <w:color w:val="000000"/>
+                <w:sz w:val="20"/>
+                <w:szCs w:val="20"/>
+              </w:rPr>
+              <w:t>chính</w:t>
+            </w:r>
+            <w:proofErr w:type="spellEnd"/>
+            <w:r>
+              <w:rPr>
+                <w:rFonts w:eastAsia="Times New Roman"/>
+                <w:color w:val="000000"/>
+                <w:sz w:val="20"/>
+                <w:szCs w:val="20"/>
+              </w:rPr>
+              <w:t xml:space="preserve"> </w:t>
+            </w:r>
+            <w:proofErr w:type="spellStart"/>
+            <w:r>
+              <w:rPr>
+                <w:rFonts w:eastAsia="Times New Roman"/>
+                <w:color w:val="000000"/>
+                <w:sz w:val="20"/>
+                <w:szCs w:val="20"/>
+              </w:rPr>
+              <w:t>xác</w:t>
+            </w:r>
+            <w:proofErr w:type="spellEnd"/>
+            <w:r>
+              <w:rPr>
+                <w:rFonts w:eastAsia="Times New Roman"/>
+                <w:color w:val="000000"/>
+                <w:sz w:val="20"/>
+                <w:szCs w:val="20"/>
+              </w:rPr>
+              <w:t xml:space="preserve"> 100%.• Comment: </w:t>
+            </w:r>
+            <w:proofErr w:type="spellStart"/>
+            <w:r>
+              <w:rPr>
+                <w:rFonts w:eastAsia="Times New Roman"/>
+                <w:color w:val="000000"/>
+                <w:sz w:val="20"/>
+                <w:szCs w:val="20"/>
+              </w:rPr>
+              <w:t>Ghi</w:t>
+            </w:r>
+            <w:proofErr w:type="spellEnd"/>
+            <w:r>
+              <w:rPr>
+                <w:rFonts w:eastAsia="Times New Roman"/>
+                <w:color w:val="000000"/>
+                <w:sz w:val="20"/>
+                <w:szCs w:val="20"/>
+              </w:rPr>
+              <w:t xml:space="preserve"> </w:t>
+            </w:r>
+            <w:proofErr w:type="spellStart"/>
+            <w:r>
+              <w:rPr>
+                <w:rFonts w:eastAsia="Times New Roman"/>
+                <w:color w:val="000000"/>
+                <w:sz w:val="20"/>
+                <w:szCs w:val="20"/>
+              </w:rPr>
+              <w:t>chú</w:t>
+            </w:r>
+            <w:proofErr w:type="spellEnd"/>
+            <w:r>
+              <w:rPr>
+                <w:rFonts w:eastAsia="Times New Roman"/>
+                <w:color w:val="000000"/>
+                <w:sz w:val="20"/>
+                <w:szCs w:val="20"/>
+              </w:rPr>
+              <w:t xml:space="preserve"> </w:t>
+            </w:r>
+            <w:proofErr w:type="spellStart"/>
+            <w:r>
+              <w:rPr>
+                <w:rFonts w:eastAsia="Times New Roman"/>
+                <w:color w:val="000000"/>
+                <w:sz w:val="20"/>
+                <w:szCs w:val="20"/>
+              </w:rPr>
+              <w:t>rõ</w:t>
+            </w:r>
+            <w:proofErr w:type="spellEnd"/>
+            <w:r>
+              <w:rPr>
+                <w:rFonts w:eastAsia="Times New Roman"/>
+                <w:color w:val="000000"/>
+                <w:sz w:val="20"/>
+                <w:szCs w:val="20"/>
+              </w:rPr>
+              <w:t xml:space="preserve"> </w:t>
+            </w:r>
+            <w:proofErr w:type="spellStart"/>
+            <w:r>
+              <w:rPr>
+                <w:rFonts w:eastAsia="Times New Roman"/>
+                <w:color w:val="000000"/>
+                <w:sz w:val="20"/>
+                <w:szCs w:val="20"/>
+              </w:rPr>
+              <w:t>cấu</w:t>
+            </w:r>
+            <w:proofErr w:type="spellEnd"/>
+            <w:r>
+              <w:rPr>
+                <w:rFonts w:eastAsia="Times New Roman"/>
+                <w:color w:val="000000"/>
+                <w:sz w:val="20"/>
+                <w:szCs w:val="20"/>
+              </w:rPr>
+              <w:t xml:space="preserve"> </w:t>
+            </w:r>
+            <w:proofErr w:type="spellStart"/>
+            <w:r>
+              <w:rPr>
+                <w:rFonts w:eastAsia="Times New Roman"/>
+                <w:color w:val="000000"/>
+                <w:sz w:val="20"/>
+                <w:szCs w:val="20"/>
+              </w:rPr>
+              <w:t>trúc</w:t>
+            </w:r>
+            <w:proofErr w:type="spellEnd"/>
+            <w:r>
+              <w:rPr>
+                <w:rFonts w:eastAsia="Times New Roman"/>
+                <w:color w:val="000000"/>
+                <w:sz w:val="20"/>
+                <w:szCs w:val="20"/>
+              </w:rPr>
+              <w:t xml:space="preserve"> dictionary </w:t>
+            </w:r>
+            <w:proofErr w:type="spellStart"/>
+            <w:r>
+              <w:rPr>
+                <w:rFonts w:eastAsia="Times New Roman"/>
+                <w:color w:val="000000"/>
+                <w:sz w:val="20"/>
+                <w:szCs w:val="20"/>
+              </w:rPr>
+              <w:t>mẫu</w:t>
+            </w:r>
+            <w:proofErr w:type="spellEnd"/>
+            <w:r>
+              <w:rPr>
+                <w:rFonts w:eastAsia="Times New Roman"/>
+                <w:color w:val="000000"/>
+                <w:sz w:val="20"/>
+                <w:szCs w:val="20"/>
+              </w:rPr>
+              <w:t xml:space="preserve"> </w:t>
+            </w:r>
+            <w:proofErr w:type="spellStart"/>
+            <w:r>
+              <w:rPr>
+                <w:rFonts w:eastAsia="Times New Roman"/>
+                <w:color w:val="000000"/>
+                <w:sz w:val="20"/>
+                <w:szCs w:val="20"/>
+              </w:rPr>
+              <w:t>cần</w:t>
+            </w:r>
+            <w:proofErr w:type="spellEnd"/>
+            <w:r>
+              <w:rPr>
+                <w:rFonts w:eastAsia="Times New Roman"/>
+                <w:color w:val="000000"/>
+                <w:sz w:val="20"/>
+                <w:szCs w:val="20"/>
+              </w:rPr>
+              <w:t xml:space="preserve"> </w:t>
+            </w:r>
+            <w:proofErr w:type="spellStart"/>
+            <w:r>
+              <w:rPr>
+                <w:rFonts w:eastAsia="Times New Roman"/>
+                <w:color w:val="000000"/>
+                <w:sz w:val="20"/>
+                <w:szCs w:val="20"/>
+              </w:rPr>
+              <w:t>truyền</w:t>
+            </w:r>
+            <w:proofErr w:type="spellEnd"/>
+            <w:r>
+              <w:rPr>
+                <w:rFonts w:eastAsia="Times New Roman"/>
+                <w:color w:val="000000"/>
+                <w:sz w:val="20"/>
+                <w:szCs w:val="20"/>
+              </w:rPr>
+              <w:t xml:space="preserve"> </w:t>
+            </w:r>
+            <w:proofErr w:type="spellStart"/>
+            <w:r>
+              <w:rPr>
+                <w:rFonts w:eastAsia="Times New Roman"/>
+                <w:color w:val="000000"/>
+                <w:sz w:val="20"/>
+                <w:szCs w:val="20"/>
+              </w:rPr>
+              <w:t>vào</w:t>
+            </w:r>
+            <w:proofErr w:type="spellEnd"/>
+            <w:r>
+              <w:rPr>
+                <w:rFonts w:eastAsia="Times New Roman"/>
+                <w:color w:val="000000"/>
+                <w:sz w:val="20"/>
+                <w:szCs w:val="20"/>
+              </w:rPr>
+              <w:t xml:space="preserve"> </w:t>
+            </w:r>
+            <w:proofErr w:type="spellStart"/>
+            <w:r>
+              <w:rPr>
+                <w:rFonts w:eastAsia="Times New Roman"/>
+                <w:color w:val="000000"/>
+                <w:sz w:val="20"/>
+                <w:szCs w:val="20"/>
+              </w:rPr>
+              <w:t>hàm</w:t>
+            </w:r>
+            <w:proofErr w:type="spellEnd"/>
+            <w:r>
+              <w:rPr>
+                <w:rFonts w:eastAsia="Times New Roman"/>
+                <w:color w:val="000000"/>
+                <w:sz w:val="20"/>
+                <w:szCs w:val="20"/>
+              </w:rPr>
+              <w:t xml:space="preserve"> </w:t>
+            </w:r>
+            <w:proofErr w:type="spellStart"/>
+            <w:r>
+              <w:rPr>
+                <w:rFonts w:eastAsia="Times New Roman"/>
+                <w:color w:val="000000"/>
+                <w:sz w:val="20"/>
+                <w:szCs w:val="20"/>
+              </w:rPr>
+              <w:t>save_game</w:t>
+            </w:r>
+            <w:proofErr w:type="spellEnd"/>
+            <w:r>
+              <w:rPr>
+                <w:rFonts w:eastAsia="Times New Roman"/>
+                <w:color w:val="000000"/>
+                <w:sz w:val="20"/>
+                <w:szCs w:val="20"/>
+              </w:rPr>
+              <w:t>.</w:t>
+            </w:r>
+          </w:p>
+        </w:tc>
+      </w:tr>
+      <w:tr>
+        <w:trPr>
+          <w:trHeight w:val="4125"/>
+          <w:jc w:val="center"/>
+        </w:trPr>
+        <w:tc>
+          <w:tcPr>
+            <w:tcW w:w="0" w:type="auto"/>
+            <w:tcBorders>
+              <w:top w:val="single" w:sz="8" w:space="0" w:color="E0E0E0"/>
+              <w:left w:val="single" w:sz="8" w:space="0" w:color="E0E0E0"/>
+              <w:bottom w:val="single" w:sz="8" w:space="0" w:color="E0E0E0"/>
+              <w:right w:val="single" w:sz="8" w:space="0" w:color="E0E0E0"/>
+            </w:tcBorders>
+            <w:shd w:val="clear" w:color="auto" w:fill="FFFFFF"/>
+            <w:tcMar>
+              <w:top w:w="120" w:type="dxa"/>
+              <w:left w:w="120" w:type="dxa"/>
+              <w:bottom w:w="120" w:type="dxa"/>
+              <w:right w:w="120" w:type="dxa"/>
+            </w:tcMar>
+            <w:vAlign w:val="center"/>
+            <w:hideMark/>
+          </w:tcPr>
+          <w:p>
+            <w:pPr>
+              <w:widowControl/>
+              <w:numPr>
+                <w:ilvl w:val="0"/>
+                <w:numId w:val="7"/>
+              </w:numPr>
+              <w:spacing w:before="100" w:beforeAutospacing="1" w:after="100" w:afterAutospacing="1"/>
+              <w:textAlignment w:val="baseline"/>
+              <w:rPr>
+                <w:rFonts w:eastAsia="Times New Roman"/>
+                <w:color w:val="000000"/>
+              </w:rPr>
+            </w:pPr>
+          </w:p>
+        </w:tc>
+        <w:tc>
+          <w:tcPr>
+            <w:tcW w:w="0" w:type="auto"/>
+            <w:tcBorders>
+              <w:top w:val="single" w:sz="8" w:space="0" w:color="E0E0E0"/>
+              <w:left w:val="single" w:sz="8" w:space="0" w:color="E0E0E0"/>
+              <w:bottom w:val="single" w:sz="8" w:space="0" w:color="E0E0E0"/>
+              <w:right w:val="single" w:sz="8" w:space="0" w:color="E0E0E0"/>
+            </w:tcBorders>
+            <w:shd w:val="clear" w:color="auto" w:fill="FFFFFF"/>
+            <w:tcMar>
+              <w:top w:w="120" w:type="dxa"/>
+              <w:left w:w="120" w:type="dxa"/>
+              <w:bottom w:w="120" w:type="dxa"/>
+              <w:right w:w="120" w:type="dxa"/>
+            </w:tcMar>
+            <w:hideMark/>
+          </w:tcPr>
+          <w:p>
+            <w:pPr>
+              <w:widowControl/>
+              <w:rPr>
+                <w:rFonts w:ascii="Times New Roman" w:eastAsia="Times New Roman" w:hAnsi="Times New Roman" w:cs="Times New Roman"/>
+                <w:sz w:val="24"/>
+                <w:szCs w:val="24"/>
+              </w:rPr>
+            </w:pPr>
+            <w:r>
+              <w:rPr>
+                <w:rFonts w:eastAsia="Times New Roman"/>
+                <w:b/>
+                <w:bCs/>
+                <w:color w:val="000000"/>
+                <w:sz w:val="20"/>
+                <w:szCs w:val="20"/>
+              </w:rPr>
+              <w:t>TV5 (</w:t>
+            </w:r>
+            <w:proofErr w:type="spellStart"/>
+            <w:r>
+              <w:rPr>
+                <w:rFonts w:eastAsia="Times New Roman"/>
+                <w:b/>
+                <w:bCs/>
+                <w:color w:val="000000"/>
+                <w:sz w:val="20"/>
+                <w:szCs w:val="20"/>
+              </w:rPr>
+              <w:t>Âm</w:t>
+            </w:r>
+            <w:proofErr w:type="spellEnd"/>
+            <w:r>
+              <w:rPr>
+                <w:rFonts w:eastAsia="Times New Roman"/>
+                <w:b/>
+                <w:bCs/>
+                <w:color w:val="000000"/>
+                <w:sz w:val="20"/>
+                <w:szCs w:val="20"/>
+              </w:rPr>
+              <w:t xml:space="preserve"> </w:t>
+            </w:r>
+            <w:proofErr w:type="spellStart"/>
+            <w:r>
+              <w:rPr>
+                <w:rFonts w:eastAsia="Times New Roman"/>
+                <w:b/>
+                <w:bCs/>
+                <w:color w:val="000000"/>
+                <w:sz w:val="20"/>
+                <w:szCs w:val="20"/>
+              </w:rPr>
+              <w:t>thanh</w:t>
+            </w:r>
+            <w:proofErr w:type="spellEnd"/>
+            <w:r>
+              <w:rPr>
+                <w:rFonts w:eastAsia="Times New Roman"/>
+                <w:b/>
+                <w:bCs/>
+                <w:color w:val="000000"/>
+                <w:sz w:val="20"/>
+                <w:szCs w:val="20"/>
+              </w:rPr>
+              <w:t xml:space="preserve"> &amp; Menu)</w:t>
+            </w:r>
+          </w:p>
+        </w:tc>
+        <w:tc>
+          <w:tcPr>
+            <w:tcW w:w="0" w:type="auto"/>
+            <w:tcBorders>
+              <w:top w:val="single" w:sz="8" w:space="0" w:color="E0E0E0"/>
+              <w:left w:val="single" w:sz="8" w:space="0" w:color="E0E0E0"/>
+              <w:bottom w:val="single" w:sz="8" w:space="0" w:color="E0E0E0"/>
+              <w:right w:val="single" w:sz="8" w:space="0" w:color="E0E0E0"/>
+            </w:tcBorders>
+            <w:shd w:val="clear" w:color="auto" w:fill="FFFFFF"/>
+            <w:tcMar>
+              <w:top w:w="120" w:type="dxa"/>
+              <w:left w:w="120" w:type="dxa"/>
+              <w:bottom w:w="120" w:type="dxa"/>
+              <w:right w:w="120" w:type="dxa"/>
+            </w:tcMar>
+            <w:hideMark/>
+          </w:tcPr>
+          <w:p>
+            <w:pPr>
+              <w:widowControl/>
+              <w:rPr>
+                <w:rFonts w:ascii="Times New Roman" w:eastAsia="Times New Roman" w:hAnsi="Times New Roman" w:cs="Times New Roman"/>
+                <w:sz w:val="24"/>
+                <w:szCs w:val="24"/>
+              </w:rPr>
+            </w:pPr>
+            <w:r>
+              <w:rPr>
+                <w:rFonts w:eastAsia="Times New Roman"/>
+                <w:color w:val="000000"/>
+                <w:sz w:val="20"/>
+                <w:szCs w:val="20"/>
+              </w:rPr>
+              <w:t>assets/sounds/</w:t>
+            </w:r>
+            <w:r>
+              <w:rPr>
+                <w:rFonts w:eastAsia="Times New Roman"/>
+                <w:color w:val="000000"/>
+                <w:sz w:val="20"/>
+                <w:szCs w:val="20"/>
+              </w:rPr>
+              <w:br/>
+              <w:t>services/audio.py</w:t>
+            </w:r>
+            <w:r>
+              <w:rPr>
+                <w:rFonts w:eastAsia="Times New Roman"/>
+                <w:color w:val="000000"/>
+                <w:sz w:val="20"/>
+                <w:szCs w:val="20"/>
+              </w:rPr>
+              <w:br/>
+              <w:t>ui/menu.py</w:t>
+            </w:r>
+          </w:p>
+        </w:tc>
+        <w:tc>
+          <w:tcPr>
+            <w:tcW w:w="0" w:type="auto"/>
+            <w:tcBorders>
+              <w:top w:val="single" w:sz="8" w:space="0" w:color="E0E0E0"/>
+              <w:left w:val="single" w:sz="8" w:space="0" w:color="E0E0E0"/>
+              <w:bottom w:val="single" w:sz="8" w:space="0" w:color="E0E0E0"/>
+              <w:right w:val="single" w:sz="8" w:space="0" w:color="E0E0E0"/>
+            </w:tcBorders>
+            <w:shd w:val="clear" w:color="auto" w:fill="FFFFFF"/>
+            <w:tcMar>
+              <w:top w:w="120" w:type="dxa"/>
+              <w:left w:w="120" w:type="dxa"/>
+              <w:bottom w:w="120" w:type="dxa"/>
+              <w:right w:w="120" w:type="dxa"/>
+            </w:tcMar>
+            <w:hideMark/>
+          </w:tcPr>
+          <w:p>
+            <w:pPr>
+              <w:widowControl/>
+              <w:rPr>
+                <w:rFonts w:ascii="Times New Roman" w:eastAsia="Times New Roman" w:hAnsi="Times New Roman" w:cs="Times New Roman"/>
+                <w:sz w:val="24"/>
+                <w:szCs w:val="24"/>
+              </w:rPr>
+            </w:pPr>
+            <w:r>
+              <w:rPr>
+                <w:rFonts w:eastAsia="Times New Roman"/>
+                <w:color w:val="000000"/>
+                <w:sz w:val="20"/>
+                <w:szCs w:val="20"/>
+              </w:rPr>
+              <w:t xml:space="preserve">• </w:t>
+            </w:r>
+            <w:proofErr w:type="spellStart"/>
+            <w:r>
+              <w:rPr>
+                <w:rFonts w:eastAsia="Times New Roman"/>
+                <w:color w:val="000000"/>
+                <w:sz w:val="20"/>
+                <w:szCs w:val="20"/>
+              </w:rPr>
+              <w:t>Tìm</w:t>
+            </w:r>
+            <w:proofErr w:type="spellEnd"/>
+            <w:r>
+              <w:rPr>
+                <w:rFonts w:eastAsia="Times New Roman"/>
+                <w:color w:val="000000"/>
+                <w:sz w:val="20"/>
+                <w:szCs w:val="20"/>
+              </w:rPr>
+              <w:t xml:space="preserve"> 1 </w:t>
+            </w:r>
+            <w:proofErr w:type="spellStart"/>
+            <w:r>
+              <w:rPr>
+                <w:rFonts w:eastAsia="Times New Roman"/>
+                <w:color w:val="000000"/>
+                <w:sz w:val="20"/>
+                <w:szCs w:val="20"/>
+              </w:rPr>
+              <w:t>bài</w:t>
+            </w:r>
+            <w:proofErr w:type="spellEnd"/>
+            <w:r>
+              <w:rPr>
+                <w:rFonts w:eastAsia="Times New Roman"/>
+                <w:color w:val="000000"/>
+                <w:sz w:val="20"/>
+                <w:szCs w:val="20"/>
+              </w:rPr>
+              <w:t xml:space="preserve"> BGM 8-bit </w:t>
+            </w:r>
+            <w:proofErr w:type="spellStart"/>
+            <w:r>
+              <w:rPr>
+                <w:rFonts w:eastAsia="Times New Roman"/>
+                <w:color w:val="000000"/>
+                <w:sz w:val="20"/>
+                <w:szCs w:val="20"/>
+              </w:rPr>
+              <w:t>lặp</w:t>
+            </w:r>
+            <w:proofErr w:type="spellEnd"/>
+            <w:r>
+              <w:rPr>
+                <w:rFonts w:eastAsia="Times New Roman"/>
+                <w:color w:val="000000"/>
+                <w:sz w:val="20"/>
+                <w:szCs w:val="20"/>
+              </w:rPr>
+              <w:t xml:space="preserve"> </w:t>
+            </w:r>
+            <w:proofErr w:type="spellStart"/>
+            <w:r>
+              <w:rPr>
+                <w:rFonts w:eastAsia="Times New Roman"/>
+                <w:color w:val="000000"/>
+                <w:sz w:val="20"/>
+                <w:szCs w:val="20"/>
+              </w:rPr>
+              <w:t>và</w:t>
+            </w:r>
+            <w:proofErr w:type="spellEnd"/>
+            <w:r>
+              <w:rPr>
+                <w:rFonts w:eastAsia="Times New Roman"/>
+                <w:color w:val="000000"/>
+                <w:sz w:val="20"/>
+                <w:szCs w:val="20"/>
+              </w:rPr>
+              <w:t xml:space="preserve"> </w:t>
+            </w:r>
+            <w:proofErr w:type="spellStart"/>
+            <w:r>
+              <w:rPr>
+                <w:rFonts w:eastAsia="Times New Roman"/>
+                <w:color w:val="000000"/>
+                <w:sz w:val="20"/>
+                <w:szCs w:val="20"/>
+              </w:rPr>
+              <w:t>các</w:t>
+            </w:r>
+            <w:proofErr w:type="spellEnd"/>
+            <w:r>
+              <w:rPr>
+                <w:rFonts w:eastAsia="Times New Roman"/>
+                <w:color w:val="000000"/>
+                <w:sz w:val="20"/>
+                <w:szCs w:val="20"/>
+              </w:rPr>
+              <w:t xml:space="preserve"> SFX </w:t>
+            </w:r>
+            <w:proofErr w:type="spellStart"/>
+            <w:r>
+              <w:rPr>
+                <w:rFonts w:eastAsia="Times New Roman"/>
+                <w:color w:val="000000"/>
+                <w:sz w:val="20"/>
+                <w:szCs w:val="20"/>
+              </w:rPr>
+              <w:t>ngắn</w:t>
+            </w:r>
+            <w:proofErr w:type="spellEnd"/>
+            <w:r>
+              <w:rPr>
+                <w:rFonts w:eastAsia="Times New Roman"/>
+                <w:color w:val="000000"/>
+                <w:sz w:val="20"/>
+                <w:szCs w:val="20"/>
+              </w:rPr>
+              <w:t xml:space="preserve">: click </w:t>
+            </w:r>
+            <w:proofErr w:type="spellStart"/>
+            <w:r>
+              <w:rPr>
+                <w:rFonts w:eastAsia="Times New Roman"/>
+                <w:color w:val="000000"/>
+                <w:sz w:val="20"/>
+                <w:szCs w:val="20"/>
+              </w:rPr>
+              <w:t>nút</w:t>
+            </w:r>
+            <w:proofErr w:type="spellEnd"/>
+            <w:r>
+              <w:rPr>
+                <w:rFonts w:eastAsia="Times New Roman"/>
+                <w:color w:val="000000"/>
+                <w:sz w:val="20"/>
+                <w:szCs w:val="20"/>
+              </w:rPr>
+              <w:t xml:space="preserve">, </w:t>
+            </w:r>
+            <w:proofErr w:type="spellStart"/>
+            <w:r>
+              <w:rPr>
+                <w:rFonts w:eastAsia="Times New Roman"/>
+                <w:color w:val="000000"/>
+                <w:sz w:val="20"/>
+                <w:szCs w:val="20"/>
+              </w:rPr>
+              <w:t>xây</w:t>
+            </w:r>
+            <w:proofErr w:type="spellEnd"/>
+            <w:r>
+              <w:rPr>
+                <w:rFonts w:eastAsia="Times New Roman"/>
+                <w:color w:val="000000"/>
+                <w:sz w:val="20"/>
+                <w:szCs w:val="20"/>
+              </w:rPr>
+              <w:t xml:space="preserve"> </w:t>
+            </w:r>
+            <w:proofErr w:type="spellStart"/>
+            <w:r>
+              <w:rPr>
+                <w:rFonts w:eastAsia="Times New Roman"/>
+                <w:color w:val="000000"/>
+                <w:sz w:val="20"/>
+                <w:szCs w:val="20"/>
+              </w:rPr>
+              <w:t>nhà</w:t>
+            </w:r>
+            <w:proofErr w:type="spellEnd"/>
+            <w:r>
+              <w:rPr>
+                <w:rFonts w:eastAsia="Times New Roman"/>
+                <w:color w:val="000000"/>
+                <w:sz w:val="20"/>
+                <w:szCs w:val="20"/>
+              </w:rPr>
+              <w:t xml:space="preserve">, </w:t>
+            </w:r>
+            <w:proofErr w:type="spellStart"/>
+            <w:r>
+              <w:rPr>
+                <w:rFonts w:eastAsia="Times New Roman"/>
+                <w:color w:val="000000"/>
+                <w:sz w:val="20"/>
+                <w:szCs w:val="20"/>
+              </w:rPr>
+              <w:t>bóng</w:t>
+            </w:r>
+            <w:proofErr w:type="spellEnd"/>
+            <w:r>
+              <w:rPr>
+                <w:rFonts w:eastAsia="Times New Roman"/>
+                <w:color w:val="000000"/>
+                <w:sz w:val="20"/>
+                <w:szCs w:val="20"/>
+              </w:rPr>
+              <w:t xml:space="preserve"> </w:t>
+            </w:r>
+            <w:proofErr w:type="spellStart"/>
+            <w:r>
+              <w:rPr>
+                <w:rFonts w:eastAsia="Times New Roman"/>
+                <w:color w:val="000000"/>
+                <w:sz w:val="20"/>
+                <w:szCs w:val="20"/>
+              </w:rPr>
+              <w:t>tối</w:t>
+            </w:r>
+            <w:proofErr w:type="spellEnd"/>
+            <w:r>
+              <w:rPr>
+                <w:rFonts w:eastAsia="Times New Roman"/>
+                <w:color w:val="000000"/>
+                <w:sz w:val="20"/>
+                <w:szCs w:val="20"/>
+              </w:rPr>
+              <w:t xml:space="preserve"> </w:t>
+            </w:r>
+            <w:proofErr w:type="spellStart"/>
+            <w:r>
+              <w:rPr>
+                <w:rFonts w:eastAsia="Times New Roman"/>
+                <w:color w:val="000000"/>
+                <w:sz w:val="20"/>
+                <w:szCs w:val="20"/>
+              </w:rPr>
+              <w:t>lan</w:t>
+            </w:r>
+            <w:proofErr w:type="spellEnd"/>
+            <w:r>
+              <w:rPr>
+                <w:rFonts w:eastAsia="Times New Roman"/>
+                <w:color w:val="000000"/>
+                <w:sz w:val="20"/>
+                <w:szCs w:val="20"/>
+              </w:rPr>
+              <w:t>.</w:t>
+            </w:r>
+          </w:p>
+          <w:p>
+            <w:pPr>
+              <w:widowControl/>
+              <w:rPr>
+                <w:rFonts w:ascii="Times New Roman" w:eastAsia="Times New Roman" w:hAnsi="Times New Roman" w:cs="Times New Roman"/>
+                <w:sz w:val="24"/>
+                <w:szCs w:val="24"/>
+              </w:rPr>
+            </w:pPr>
+            <w:r>
+              <w:rPr>
+                <w:rFonts w:eastAsia="Times New Roman"/>
+                <w:color w:val="000000"/>
+                <w:sz w:val="20"/>
+                <w:szCs w:val="20"/>
+              </w:rPr>
+              <w:t xml:space="preserve">• </w:t>
+            </w:r>
+            <w:proofErr w:type="spellStart"/>
+            <w:r>
+              <w:rPr>
+                <w:rFonts w:eastAsia="Times New Roman"/>
+                <w:color w:val="000000"/>
+                <w:sz w:val="20"/>
+                <w:szCs w:val="20"/>
+              </w:rPr>
+              <w:t>Viết</w:t>
+            </w:r>
+            <w:proofErr w:type="spellEnd"/>
+            <w:r>
+              <w:rPr>
+                <w:rFonts w:eastAsia="Times New Roman"/>
+                <w:color w:val="000000"/>
+                <w:sz w:val="20"/>
+                <w:szCs w:val="20"/>
+              </w:rPr>
+              <w:t xml:space="preserve"> class </w:t>
+            </w:r>
+            <w:proofErr w:type="spellStart"/>
+            <w:r>
+              <w:rPr>
+                <w:rFonts w:eastAsia="Times New Roman"/>
+                <w:color w:val="000000"/>
+                <w:sz w:val="20"/>
+                <w:szCs w:val="20"/>
+              </w:rPr>
+              <w:t>AudioManager</w:t>
+            </w:r>
+            <w:proofErr w:type="spellEnd"/>
+            <w:r>
+              <w:rPr>
+                <w:rFonts w:eastAsia="Times New Roman"/>
+                <w:color w:val="000000"/>
+                <w:sz w:val="20"/>
+                <w:szCs w:val="20"/>
+              </w:rPr>
+              <w:t xml:space="preserve"> (</w:t>
+            </w:r>
+            <w:proofErr w:type="spellStart"/>
+            <w:r>
+              <w:rPr>
+                <w:rFonts w:eastAsia="Times New Roman"/>
+                <w:color w:val="000000"/>
+                <w:sz w:val="20"/>
+                <w:szCs w:val="20"/>
+              </w:rPr>
+              <w:t>play_bgm</w:t>
+            </w:r>
+            <w:proofErr w:type="spellEnd"/>
+            <w:r>
+              <w:rPr>
+                <w:rFonts w:eastAsia="Times New Roman"/>
+                <w:color w:val="000000"/>
+                <w:sz w:val="20"/>
+                <w:szCs w:val="20"/>
+              </w:rPr>
+              <w:t xml:space="preserve">, </w:t>
+            </w:r>
+            <w:proofErr w:type="spellStart"/>
+            <w:r>
+              <w:rPr>
+                <w:rFonts w:eastAsia="Times New Roman"/>
+                <w:color w:val="000000"/>
+                <w:sz w:val="20"/>
+                <w:szCs w:val="20"/>
+              </w:rPr>
+              <w:t>play_sfx</w:t>
+            </w:r>
+            <w:proofErr w:type="spellEnd"/>
+            <w:r>
+              <w:rPr>
+                <w:rFonts w:eastAsia="Times New Roman"/>
+                <w:color w:val="000000"/>
+                <w:sz w:val="20"/>
+                <w:szCs w:val="20"/>
+              </w:rPr>
+              <w:t xml:space="preserve">, </w:t>
+            </w:r>
+            <w:proofErr w:type="spellStart"/>
+            <w:r>
+              <w:rPr>
+                <w:rFonts w:eastAsia="Times New Roman"/>
+                <w:color w:val="000000"/>
+                <w:sz w:val="20"/>
+                <w:szCs w:val="20"/>
+              </w:rPr>
+              <w:t>set_volume</w:t>
+            </w:r>
+            <w:proofErr w:type="spellEnd"/>
+            <w:r>
+              <w:rPr>
+                <w:rFonts w:eastAsia="Times New Roman"/>
+                <w:color w:val="000000"/>
+                <w:sz w:val="20"/>
+                <w:szCs w:val="20"/>
+              </w:rPr>
+              <w:t>).</w:t>
+            </w:r>
+          </w:p>
+          <w:p>
+            <w:pPr>
+              <w:widowControl/>
+              <w:rPr>
+                <w:rFonts w:ascii="Times New Roman" w:eastAsia="Times New Roman" w:hAnsi="Times New Roman" w:cs="Times New Roman"/>
+                <w:sz w:val="24"/>
+                <w:szCs w:val="24"/>
+              </w:rPr>
+            </w:pPr>
+            <w:r>
+              <w:rPr>
+                <w:rFonts w:eastAsia="Times New Roman"/>
+                <w:color w:val="000000"/>
+                <w:sz w:val="20"/>
+                <w:szCs w:val="20"/>
+              </w:rPr>
+              <w:t xml:space="preserve">• </w:t>
+            </w:r>
+            <w:proofErr w:type="spellStart"/>
+            <w:r>
+              <w:rPr>
+                <w:rFonts w:eastAsia="Times New Roman"/>
+                <w:color w:val="000000"/>
+                <w:sz w:val="20"/>
+                <w:szCs w:val="20"/>
+              </w:rPr>
+              <w:t>Dựng</w:t>
+            </w:r>
+            <w:proofErr w:type="spellEnd"/>
+            <w:r>
+              <w:rPr>
+                <w:rFonts w:eastAsia="Times New Roman"/>
+                <w:color w:val="000000"/>
+                <w:sz w:val="20"/>
+                <w:szCs w:val="20"/>
+              </w:rPr>
+              <w:t xml:space="preserve"> </w:t>
+            </w:r>
+            <w:proofErr w:type="spellStart"/>
+            <w:r>
+              <w:rPr>
+                <w:rFonts w:eastAsia="Times New Roman"/>
+                <w:color w:val="000000"/>
+                <w:sz w:val="20"/>
+                <w:szCs w:val="20"/>
+              </w:rPr>
+              <w:t>khung</w:t>
+            </w:r>
+            <w:proofErr w:type="spellEnd"/>
+            <w:r>
+              <w:rPr>
+                <w:rFonts w:eastAsia="Times New Roman"/>
+                <w:color w:val="000000"/>
+                <w:sz w:val="20"/>
+                <w:szCs w:val="20"/>
+              </w:rPr>
+              <w:t xml:space="preserve"> </w:t>
+            </w:r>
+            <w:proofErr w:type="spellStart"/>
+            <w:r>
+              <w:rPr>
+                <w:rFonts w:eastAsia="Times New Roman"/>
+                <w:color w:val="000000"/>
+                <w:sz w:val="20"/>
+                <w:szCs w:val="20"/>
+              </w:rPr>
+              <w:t>màn</w:t>
+            </w:r>
+            <w:proofErr w:type="spellEnd"/>
+            <w:r>
+              <w:rPr>
+                <w:rFonts w:eastAsia="Times New Roman"/>
+                <w:color w:val="000000"/>
+                <w:sz w:val="20"/>
+                <w:szCs w:val="20"/>
+              </w:rPr>
+              <w:t xml:space="preserve"> </w:t>
+            </w:r>
+            <w:proofErr w:type="spellStart"/>
+            <w:r>
+              <w:rPr>
+                <w:rFonts w:eastAsia="Times New Roman"/>
+                <w:color w:val="000000"/>
+                <w:sz w:val="20"/>
+                <w:szCs w:val="20"/>
+              </w:rPr>
+              <w:t>hình</w:t>
+            </w:r>
+            <w:proofErr w:type="spellEnd"/>
+            <w:r>
+              <w:rPr>
+                <w:rFonts w:eastAsia="Times New Roman"/>
+                <w:color w:val="000000"/>
+                <w:sz w:val="20"/>
+                <w:szCs w:val="20"/>
+              </w:rPr>
+              <w:t xml:space="preserve"> Start Menu (New Game, Load Game, Quit) </w:t>
+            </w:r>
+            <w:proofErr w:type="spellStart"/>
+            <w:r>
+              <w:rPr>
+                <w:rFonts w:eastAsia="Times New Roman"/>
+                <w:color w:val="000000"/>
+                <w:sz w:val="20"/>
+                <w:szCs w:val="20"/>
+              </w:rPr>
+              <w:t>vừa</w:t>
+            </w:r>
+            <w:proofErr w:type="spellEnd"/>
+            <w:r>
+              <w:rPr>
+                <w:rFonts w:eastAsia="Times New Roman"/>
+                <w:color w:val="000000"/>
+                <w:sz w:val="20"/>
+                <w:szCs w:val="20"/>
+              </w:rPr>
+              <w:t xml:space="preserve"> </w:t>
+            </w:r>
+            <w:proofErr w:type="spellStart"/>
+            <w:r>
+              <w:rPr>
+                <w:rFonts w:eastAsia="Times New Roman"/>
+                <w:color w:val="000000"/>
+                <w:sz w:val="20"/>
+                <w:szCs w:val="20"/>
+              </w:rPr>
+              <w:t>vặn</w:t>
+            </w:r>
+            <w:proofErr w:type="spellEnd"/>
+            <w:r>
+              <w:rPr>
+                <w:rFonts w:eastAsia="Times New Roman"/>
+                <w:color w:val="000000"/>
+                <w:sz w:val="20"/>
+                <w:szCs w:val="20"/>
+              </w:rPr>
+              <w:t xml:space="preserve"> </w:t>
+            </w:r>
+            <w:proofErr w:type="spellStart"/>
+            <w:r>
+              <w:rPr>
+                <w:rFonts w:eastAsia="Times New Roman"/>
+                <w:color w:val="000000"/>
+                <w:sz w:val="20"/>
+                <w:szCs w:val="20"/>
+              </w:rPr>
+              <w:t>khung</w:t>
+            </w:r>
+            <w:proofErr w:type="spellEnd"/>
+            <w:r>
+              <w:rPr>
+                <w:rFonts w:eastAsia="Times New Roman"/>
+                <w:color w:val="000000"/>
+                <w:sz w:val="20"/>
+                <w:szCs w:val="20"/>
+              </w:rPr>
+              <w:t xml:space="preserve"> </w:t>
+            </w:r>
+            <w:proofErr w:type="spellStart"/>
+            <w:r>
+              <w:rPr>
+                <w:rFonts w:eastAsia="Times New Roman"/>
+                <w:color w:val="000000"/>
+                <w:sz w:val="20"/>
+                <w:szCs w:val="20"/>
+              </w:rPr>
+              <w:t>hình</w:t>
+            </w:r>
+            <w:proofErr w:type="spellEnd"/>
+            <w:r>
+              <w:rPr>
+                <w:rFonts w:eastAsia="Times New Roman"/>
+                <w:color w:val="000000"/>
+                <w:sz w:val="20"/>
+                <w:szCs w:val="20"/>
+              </w:rPr>
+              <w:t xml:space="preserve"> 740×480.</w:t>
+            </w:r>
+          </w:p>
+        </w:tc>
+        <w:tc>
+          <w:tcPr>
+            <w:tcW w:w="0" w:type="auto"/>
+            <w:tcBorders>
+              <w:top w:val="single" w:sz="8" w:space="0" w:color="E0E0E0"/>
+              <w:left w:val="single" w:sz="8" w:space="0" w:color="E0E0E0"/>
+              <w:bottom w:val="single" w:sz="8" w:space="0" w:color="E0E0E0"/>
+              <w:right w:val="single" w:sz="8" w:space="0" w:color="E0E0E0"/>
+            </w:tcBorders>
+            <w:shd w:val="clear" w:color="auto" w:fill="FFFFFF"/>
+            <w:tcMar>
+              <w:top w:w="120" w:type="dxa"/>
+              <w:left w:w="120" w:type="dxa"/>
+              <w:bottom w:w="120" w:type="dxa"/>
+              <w:right w:w="120" w:type="dxa"/>
+            </w:tcMar>
+            <w:hideMark/>
+          </w:tcPr>
+          <w:p>
+            <w:pPr>
+              <w:widowControl/>
+              <w:rPr>
+                <w:rFonts w:ascii="Times New Roman" w:eastAsia="Times New Roman" w:hAnsi="Times New Roman" w:cs="Times New Roman"/>
+                <w:sz w:val="24"/>
+                <w:szCs w:val="24"/>
+              </w:rPr>
+            </w:pPr>
+            <w:r>
+              <w:rPr>
+                <w:rFonts w:eastAsia="Times New Roman"/>
+                <w:color w:val="000000"/>
+                <w:sz w:val="20"/>
+                <w:szCs w:val="20"/>
+              </w:rPr>
+              <w:t xml:space="preserve">• File </w:t>
+            </w:r>
+            <w:proofErr w:type="spellStart"/>
+            <w:r>
+              <w:rPr>
+                <w:rFonts w:eastAsia="Times New Roman"/>
+                <w:color w:val="000000"/>
+                <w:sz w:val="20"/>
+                <w:szCs w:val="20"/>
+              </w:rPr>
+              <w:t>bàn</w:t>
+            </w:r>
+            <w:proofErr w:type="spellEnd"/>
+            <w:r>
+              <w:rPr>
+                <w:rFonts w:eastAsia="Times New Roman"/>
+                <w:color w:val="000000"/>
+                <w:sz w:val="20"/>
+                <w:szCs w:val="20"/>
+              </w:rPr>
+              <w:t xml:space="preserve"> </w:t>
+            </w:r>
+            <w:proofErr w:type="spellStart"/>
+            <w:r>
+              <w:rPr>
+                <w:rFonts w:eastAsia="Times New Roman"/>
+                <w:color w:val="000000"/>
+                <w:sz w:val="20"/>
+                <w:szCs w:val="20"/>
+              </w:rPr>
+              <w:t>giao</w:t>
+            </w:r>
+            <w:proofErr w:type="spellEnd"/>
+            <w:r>
+              <w:rPr>
+                <w:rFonts w:eastAsia="Times New Roman"/>
+                <w:color w:val="000000"/>
+                <w:sz w:val="20"/>
+                <w:szCs w:val="20"/>
+              </w:rPr>
+              <w:t xml:space="preserve">: test_audio.py </w:t>
+            </w:r>
+            <w:proofErr w:type="spellStart"/>
+            <w:r>
+              <w:rPr>
+                <w:rFonts w:eastAsia="Times New Roman"/>
+                <w:color w:val="000000"/>
+                <w:sz w:val="20"/>
+                <w:szCs w:val="20"/>
+              </w:rPr>
+              <w:t>mở</w:t>
+            </w:r>
+            <w:proofErr w:type="spellEnd"/>
+            <w:r>
+              <w:rPr>
+                <w:rFonts w:eastAsia="Times New Roman"/>
+                <w:color w:val="000000"/>
+                <w:sz w:val="20"/>
+                <w:szCs w:val="20"/>
+              </w:rPr>
+              <w:t xml:space="preserve"> </w:t>
+            </w:r>
+            <w:proofErr w:type="spellStart"/>
+            <w:r>
+              <w:rPr>
+                <w:rFonts w:eastAsia="Times New Roman"/>
+                <w:color w:val="000000"/>
+                <w:sz w:val="20"/>
+                <w:szCs w:val="20"/>
+              </w:rPr>
+              <w:t>lên</w:t>
+            </w:r>
+            <w:proofErr w:type="spellEnd"/>
+            <w:r>
+              <w:rPr>
+                <w:rFonts w:eastAsia="Times New Roman"/>
+                <w:color w:val="000000"/>
+                <w:sz w:val="20"/>
+                <w:szCs w:val="20"/>
+              </w:rPr>
+              <w:t xml:space="preserve"> </w:t>
+            </w:r>
+            <w:proofErr w:type="spellStart"/>
+            <w:r>
+              <w:rPr>
+                <w:rFonts w:eastAsia="Times New Roman"/>
+                <w:color w:val="000000"/>
+                <w:sz w:val="20"/>
+                <w:szCs w:val="20"/>
+              </w:rPr>
+              <w:t>nghe</w:t>
+            </w:r>
+            <w:proofErr w:type="spellEnd"/>
+            <w:r>
+              <w:rPr>
+                <w:rFonts w:eastAsia="Times New Roman"/>
+                <w:color w:val="000000"/>
+                <w:sz w:val="20"/>
+                <w:szCs w:val="20"/>
+              </w:rPr>
+              <w:t xml:space="preserve"> </w:t>
+            </w:r>
+            <w:proofErr w:type="spellStart"/>
+            <w:r>
+              <w:rPr>
+                <w:rFonts w:eastAsia="Times New Roman"/>
+                <w:color w:val="000000"/>
+                <w:sz w:val="20"/>
+                <w:szCs w:val="20"/>
+              </w:rPr>
+              <w:t>nhạc</w:t>
+            </w:r>
+            <w:proofErr w:type="spellEnd"/>
+            <w:r>
+              <w:rPr>
+                <w:rFonts w:eastAsia="Times New Roman"/>
+                <w:color w:val="000000"/>
+                <w:sz w:val="20"/>
+                <w:szCs w:val="20"/>
+              </w:rPr>
+              <w:t xml:space="preserve">, </w:t>
+            </w:r>
+            <w:proofErr w:type="spellStart"/>
+            <w:r>
+              <w:rPr>
+                <w:rFonts w:eastAsia="Times New Roman"/>
+                <w:color w:val="000000"/>
+                <w:sz w:val="20"/>
+                <w:szCs w:val="20"/>
+              </w:rPr>
+              <w:t>ấn</w:t>
+            </w:r>
+            <w:proofErr w:type="spellEnd"/>
+            <w:r>
+              <w:rPr>
+                <w:rFonts w:eastAsia="Times New Roman"/>
+                <w:color w:val="000000"/>
+                <w:sz w:val="20"/>
+                <w:szCs w:val="20"/>
+              </w:rPr>
+              <w:t xml:space="preserve"> </w:t>
+            </w:r>
+            <w:proofErr w:type="spellStart"/>
+            <w:r>
+              <w:rPr>
+                <w:rFonts w:eastAsia="Times New Roman"/>
+                <w:color w:val="000000"/>
+                <w:sz w:val="20"/>
+                <w:szCs w:val="20"/>
+              </w:rPr>
+              <w:t>phím</w:t>
+            </w:r>
+            <w:proofErr w:type="spellEnd"/>
+            <w:r>
+              <w:rPr>
+                <w:rFonts w:eastAsia="Times New Roman"/>
+                <w:color w:val="000000"/>
+                <w:sz w:val="20"/>
+                <w:szCs w:val="20"/>
+              </w:rPr>
+              <w:t xml:space="preserve"> </w:t>
+            </w:r>
+            <w:proofErr w:type="spellStart"/>
+            <w:r>
+              <w:rPr>
+                <w:rFonts w:eastAsia="Times New Roman"/>
+                <w:color w:val="000000"/>
+                <w:sz w:val="20"/>
+                <w:szCs w:val="20"/>
+              </w:rPr>
+              <w:t>phát</w:t>
+            </w:r>
+            <w:proofErr w:type="spellEnd"/>
+            <w:r>
+              <w:rPr>
+                <w:rFonts w:eastAsia="Times New Roman"/>
+                <w:color w:val="000000"/>
+                <w:sz w:val="20"/>
+                <w:szCs w:val="20"/>
+              </w:rPr>
+              <w:t xml:space="preserve"> </w:t>
+            </w:r>
+            <w:proofErr w:type="spellStart"/>
+            <w:r>
+              <w:rPr>
+                <w:rFonts w:eastAsia="Times New Roman"/>
+                <w:color w:val="000000"/>
+                <w:sz w:val="20"/>
+                <w:szCs w:val="20"/>
+              </w:rPr>
+              <w:t>tiếng</w:t>
+            </w:r>
+            <w:proofErr w:type="spellEnd"/>
+            <w:r>
+              <w:rPr>
+                <w:rFonts w:eastAsia="Times New Roman"/>
+                <w:color w:val="000000"/>
+                <w:sz w:val="20"/>
+                <w:szCs w:val="20"/>
+              </w:rPr>
+              <w:t xml:space="preserve"> </w:t>
+            </w:r>
+            <w:proofErr w:type="spellStart"/>
+            <w:r>
+              <w:rPr>
+                <w:rFonts w:eastAsia="Times New Roman"/>
+                <w:color w:val="000000"/>
+                <w:sz w:val="20"/>
+                <w:szCs w:val="20"/>
+              </w:rPr>
+              <w:t>kêu</w:t>
+            </w:r>
+            <w:proofErr w:type="spellEnd"/>
+            <w:r>
+              <w:rPr>
+                <w:rFonts w:eastAsia="Times New Roman"/>
+                <w:color w:val="000000"/>
+                <w:sz w:val="20"/>
+                <w:szCs w:val="20"/>
+              </w:rPr>
+              <w:t xml:space="preserve">; Menu </w:t>
+            </w:r>
+            <w:proofErr w:type="spellStart"/>
+            <w:r>
+              <w:rPr>
+                <w:rFonts w:eastAsia="Times New Roman"/>
+                <w:color w:val="000000"/>
+                <w:sz w:val="20"/>
+                <w:szCs w:val="20"/>
+              </w:rPr>
+              <w:t>bấm</w:t>
+            </w:r>
+            <w:proofErr w:type="spellEnd"/>
+            <w:r>
+              <w:rPr>
+                <w:rFonts w:eastAsia="Times New Roman"/>
+                <w:color w:val="000000"/>
+                <w:sz w:val="20"/>
+                <w:szCs w:val="20"/>
+              </w:rPr>
+              <w:t xml:space="preserve"> </w:t>
+            </w:r>
+            <w:proofErr w:type="spellStart"/>
+            <w:r>
+              <w:rPr>
+                <w:rFonts w:eastAsia="Times New Roman"/>
+                <w:color w:val="000000"/>
+                <w:sz w:val="20"/>
+                <w:szCs w:val="20"/>
+              </w:rPr>
+              <w:t>phím</w:t>
+            </w:r>
+            <w:proofErr w:type="spellEnd"/>
+            <w:r>
+              <w:rPr>
+                <w:rFonts w:eastAsia="Times New Roman"/>
+                <w:color w:val="000000"/>
+                <w:sz w:val="20"/>
+                <w:szCs w:val="20"/>
+              </w:rPr>
+              <w:t xml:space="preserve"> </w:t>
+            </w:r>
+            <w:proofErr w:type="spellStart"/>
+            <w:r>
+              <w:rPr>
+                <w:rFonts w:eastAsia="Times New Roman"/>
+                <w:color w:val="000000"/>
+                <w:sz w:val="20"/>
+                <w:szCs w:val="20"/>
+              </w:rPr>
+              <w:t>chuyển</w:t>
+            </w:r>
+            <w:proofErr w:type="spellEnd"/>
+            <w:r>
+              <w:rPr>
+                <w:rFonts w:eastAsia="Times New Roman"/>
+                <w:color w:val="000000"/>
+                <w:sz w:val="20"/>
+                <w:szCs w:val="20"/>
+              </w:rPr>
+              <w:t xml:space="preserve"> </w:t>
+            </w:r>
+            <w:proofErr w:type="spellStart"/>
+            <w:r>
+              <w:rPr>
+                <w:rFonts w:eastAsia="Times New Roman"/>
+                <w:color w:val="000000"/>
+                <w:sz w:val="20"/>
+                <w:szCs w:val="20"/>
+              </w:rPr>
+              <w:t>cảnh</w:t>
+            </w:r>
+            <w:proofErr w:type="spellEnd"/>
+            <w:r>
+              <w:rPr>
+                <w:rFonts w:eastAsia="Times New Roman"/>
+                <w:color w:val="000000"/>
+                <w:sz w:val="20"/>
+                <w:szCs w:val="20"/>
+              </w:rPr>
+              <w:t xml:space="preserve"> </w:t>
+            </w:r>
+            <w:proofErr w:type="spellStart"/>
+            <w:r>
+              <w:rPr>
+                <w:rFonts w:eastAsia="Times New Roman"/>
+                <w:color w:val="000000"/>
+                <w:sz w:val="20"/>
+                <w:szCs w:val="20"/>
+              </w:rPr>
+              <w:t>được</w:t>
+            </w:r>
+            <w:proofErr w:type="spellEnd"/>
+            <w:r>
+              <w:rPr>
+                <w:rFonts w:eastAsia="Times New Roman"/>
+                <w:color w:val="000000"/>
+                <w:sz w:val="20"/>
+                <w:szCs w:val="20"/>
+              </w:rPr>
+              <w:t xml:space="preserve">.• Comment: </w:t>
+            </w:r>
+            <w:proofErr w:type="spellStart"/>
+            <w:r>
+              <w:rPr>
+                <w:rFonts w:eastAsia="Times New Roman"/>
+                <w:color w:val="000000"/>
+                <w:sz w:val="20"/>
+                <w:szCs w:val="20"/>
+              </w:rPr>
+              <w:t>Ghi</w:t>
+            </w:r>
+            <w:proofErr w:type="spellEnd"/>
+            <w:r>
+              <w:rPr>
+                <w:rFonts w:eastAsia="Times New Roman"/>
+                <w:color w:val="000000"/>
+                <w:sz w:val="20"/>
+                <w:szCs w:val="20"/>
+              </w:rPr>
+              <w:t xml:space="preserve"> </w:t>
+            </w:r>
+            <w:proofErr w:type="spellStart"/>
+            <w:r>
+              <w:rPr>
+                <w:rFonts w:eastAsia="Times New Roman"/>
+                <w:color w:val="000000"/>
+                <w:sz w:val="20"/>
+                <w:szCs w:val="20"/>
+              </w:rPr>
+              <w:t>chú</w:t>
+            </w:r>
+            <w:proofErr w:type="spellEnd"/>
+            <w:r>
+              <w:rPr>
+                <w:rFonts w:eastAsia="Times New Roman"/>
+                <w:color w:val="000000"/>
+                <w:sz w:val="20"/>
+                <w:szCs w:val="20"/>
+              </w:rPr>
+              <w:t xml:space="preserve"> </w:t>
+            </w:r>
+            <w:proofErr w:type="spellStart"/>
+            <w:r>
+              <w:rPr>
+                <w:rFonts w:eastAsia="Times New Roman"/>
+                <w:color w:val="000000"/>
+                <w:sz w:val="20"/>
+                <w:szCs w:val="20"/>
+              </w:rPr>
+              <w:t>danh</w:t>
+            </w:r>
+            <w:proofErr w:type="spellEnd"/>
+            <w:r>
+              <w:rPr>
+                <w:rFonts w:eastAsia="Times New Roman"/>
+                <w:color w:val="000000"/>
+                <w:sz w:val="20"/>
+                <w:szCs w:val="20"/>
+              </w:rPr>
+              <w:t xml:space="preserve"> </w:t>
+            </w:r>
+            <w:proofErr w:type="spellStart"/>
+            <w:r>
+              <w:rPr>
+                <w:rFonts w:eastAsia="Times New Roman"/>
+                <w:color w:val="000000"/>
+                <w:sz w:val="20"/>
+                <w:szCs w:val="20"/>
+              </w:rPr>
+              <w:t>sách</w:t>
+            </w:r>
+            <w:proofErr w:type="spellEnd"/>
+            <w:r>
+              <w:rPr>
+                <w:rFonts w:eastAsia="Times New Roman"/>
+                <w:color w:val="000000"/>
+                <w:sz w:val="20"/>
+                <w:szCs w:val="20"/>
+              </w:rPr>
+              <w:t xml:space="preserve"> </w:t>
+            </w:r>
+            <w:proofErr w:type="spellStart"/>
+            <w:r>
+              <w:rPr>
+                <w:rFonts w:eastAsia="Times New Roman"/>
+                <w:color w:val="000000"/>
+                <w:sz w:val="20"/>
+                <w:szCs w:val="20"/>
+              </w:rPr>
+              <w:t>các</w:t>
+            </w:r>
+            <w:proofErr w:type="spellEnd"/>
+            <w:r>
+              <w:rPr>
+                <w:rFonts w:eastAsia="Times New Roman"/>
+                <w:color w:val="000000"/>
+                <w:sz w:val="20"/>
+                <w:szCs w:val="20"/>
+              </w:rPr>
+              <w:t xml:space="preserve"> </w:t>
+            </w:r>
+            <w:proofErr w:type="spellStart"/>
+            <w:r>
+              <w:rPr>
+                <w:rFonts w:eastAsia="Times New Roman"/>
+                <w:color w:val="000000"/>
+                <w:sz w:val="20"/>
+                <w:szCs w:val="20"/>
+              </w:rPr>
+              <w:t>từ</w:t>
+            </w:r>
+            <w:proofErr w:type="spellEnd"/>
+            <w:r>
+              <w:rPr>
+                <w:rFonts w:eastAsia="Times New Roman"/>
+                <w:color w:val="000000"/>
+                <w:sz w:val="20"/>
+                <w:szCs w:val="20"/>
+              </w:rPr>
+              <w:t xml:space="preserve"> </w:t>
+            </w:r>
+            <w:proofErr w:type="spellStart"/>
+            <w:r>
+              <w:rPr>
+                <w:rFonts w:eastAsia="Times New Roman"/>
+                <w:color w:val="000000"/>
+                <w:sz w:val="20"/>
+                <w:szCs w:val="20"/>
+              </w:rPr>
+              <w:t>khóa</w:t>
+            </w:r>
+            <w:proofErr w:type="spellEnd"/>
+            <w:r>
+              <w:rPr>
+                <w:rFonts w:eastAsia="Times New Roman"/>
+                <w:color w:val="000000"/>
+                <w:sz w:val="20"/>
+                <w:szCs w:val="20"/>
+              </w:rPr>
+              <w:t xml:space="preserve"> SFX ("click", "build"...).</w:t>
+            </w:r>
+          </w:p>
+        </w:tc>
+      </w:tr>
+      <w:tr>
+        <w:trPr>
+          <w:trHeight w:val="3000"/>
+          <w:jc w:val="center"/>
+        </w:trPr>
+        <w:tc>
+          <w:tcPr>
+            <w:tcW w:w="0" w:type="auto"/>
+            <w:tcBorders>
+              <w:top w:val="single" w:sz="8" w:space="0" w:color="E0E0E0"/>
+              <w:left w:val="single" w:sz="8" w:space="0" w:color="E0E0E0"/>
+              <w:bottom w:val="single" w:sz="8" w:space="0" w:color="E0E0E0"/>
+              <w:right w:val="single" w:sz="8" w:space="0" w:color="E0E0E0"/>
+            </w:tcBorders>
+            <w:shd w:val="clear" w:color="auto" w:fill="F9F9F9"/>
+            <w:tcMar>
+              <w:top w:w="120" w:type="dxa"/>
+              <w:left w:w="120" w:type="dxa"/>
+              <w:bottom w:w="120" w:type="dxa"/>
+              <w:right w:w="120" w:type="dxa"/>
+            </w:tcMar>
+            <w:vAlign w:val="center"/>
+            <w:hideMark/>
+          </w:tcPr>
+          <w:p>
+            <w:pPr>
+              <w:widowControl/>
+              <w:numPr>
+                <w:ilvl w:val="0"/>
+                <w:numId w:val="8"/>
+              </w:numPr>
+              <w:spacing w:before="100" w:beforeAutospacing="1" w:after="100" w:afterAutospacing="1"/>
+              <w:textAlignment w:val="baseline"/>
+              <w:rPr>
+                <w:rFonts w:eastAsia="Times New Roman"/>
+                <w:color w:val="000000"/>
+              </w:rPr>
+            </w:pPr>
+          </w:p>
+        </w:tc>
+        <w:tc>
+          <w:tcPr>
+            <w:tcW w:w="0" w:type="auto"/>
+            <w:tcBorders>
+              <w:top w:val="single" w:sz="8" w:space="0" w:color="E0E0E0"/>
+              <w:left w:val="single" w:sz="8" w:space="0" w:color="E0E0E0"/>
+              <w:bottom w:val="single" w:sz="8" w:space="0" w:color="E0E0E0"/>
+              <w:right w:val="single" w:sz="8" w:space="0" w:color="E0E0E0"/>
+            </w:tcBorders>
+            <w:shd w:val="clear" w:color="auto" w:fill="F9F9F9"/>
+            <w:tcMar>
+              <w:top w:w="120" w:type="dxa"/>
+              <w:left w:w="120" w:type="dxa"/>
+              <w:bottom w:w="120" w:type="dxa"/>
+              <w:right w:w="120" w:type="dxa"/>
+            </w:tcMar>
+            <w:hideMark/>
+          </w:tcPr>
+          <w:p>
+            <w:pPr>
+              <w:widowControl/>
+              <w:rPr>
+                <w:rFonts w:ascii="Times New Roman" w:eastAsia="Times New Roman" w:hAnsi="Times New Roman" w:cs="Times New Roman"/>
+                <w:sz w:val="24"/>
+                <w:szCs w:val="24"/>
+              </w:rPr>
+            </w:pPr>
+            <w:r>
+              <w:rPr>
+                <w:rFonts w:eastAsia="Times New Roman"/>
+                <w:b/>
+                <w:bCs/>
+                <w:color w:val="000000"/>
+                <w:sz w:val="20"/>
+                <w:szCs w:val="20"/>
+              </w:rPr>
+              <w:t>TV6 (</w:t>
+            </w:r>
+            <w:proofErr w:type="spellStart"/>
+            <w:r>
+              <w:rPr>
+                <w:rFonts w:eastAsia="Times New Roman"/>
+                <w:b/>
+                <w:bCs/>
+                <w:color w:val="000000"/>
+                <w:sz w:val="20"/>
+                <w:szCs w:val="20"/>
+              </w:rPr>
+              <w:t>Sinh</w:t>
+            </w:r>
+            <w:proofErr w:type="spellEnd"/>
+            <w:r>
+              <w:rPr>
+                <w:rFonts w:eastAsia="Times New Roman"/>
+                <w:b/>
+                <w:bCs/>
+                <w:color w:val="000000"/>
+                <w:sz w:val="20"/>
+                <w:szCs w:val="20"/>
+              </w:rPr>
+              <w:t xml:space="preserve"> </w:t>
+            </w:r>
+            <w:proofErr w:type="spellStart"/>
+            <w:r>
+              <w:rPr>
+                <w:rFonts w:eastAsia="Times New Roman"/>
+                <w:b/>
+                <w:bCs/>
+                <w:color w:val="000000"/>
+                <w:sz w:val="20"/>
+                <w:szCs w:val="20"/>
+              </w:rPr>
+              <w:t>bản</w:t>
+            </w:r>
+            <w:proofErr w:type="spellEnd"/>
+            <w:r>
+              <w:rPr>
+                <w:rFonts w:eastAsia="Times New Roman"/>
+                <w:b/>
+                <w:bCs/>
+                <w:color w:val="000000"/>
+                <w:sz w:val="20"/>
+                <w:szCs w:val="20"/>
+              </w:rPr>
+              <w:t xml:space="preserve"> </w:t>
+            </w:r>
+            <w:proofErr w:type="spellStart"/>
+            <w:r>
+              <w:rPr>
+                <w:rFonts w:eastAsia="Times New Roman"/>
+                <w:b/>
+                <w:bCs/>
+                <w:color w:val="000000"/>
+                <w:sz w:val="20"/>
+                <w:szCs w:val="20"/>
+              </w:rPr>
+              <w:t>đồ</w:t>
+            </w:r>
+            <w:proofErr w:type="spellEnd"/>
+            <w:r>
+              <w:rPr>
+                <w:rFonts w:eastAsia="Times New Roman"/>
+                <w:b/>
+                <w:bCs/>
+                <w:color w:val="000000"/>
+                <w:sz w:val="20"/>
+                <w:szCs w:val="20"/>
+              </w:rPr>
+              <w:t xml:space="preserve"> </w:t>
+            </w:r>
+            <w:proofErr w:type="spellStart"/>
+            <w:r>
+              <w:rPr>
+                <w:rFonts w:eastAsia="Times New Roman"/>
+                <w:b/>
+                <w:bCs/>
+                <w:color w:val="000000"/>
+                <w:sz w:val="20"/>
+                <w:szCs w:val="20"/>
+              </w:rPr>
+              <w:t>ngẫu</w:t>
+            </w:r>
+            <w:proofErr w:type="spellEnd"/>
+            <w:r>
+              <w:rPr>
+                <w:rFonts w:eastAsia="Times New Roman"/>
+                <w:b/>
+                <w:bCs/>
+                <w:color w:val="000000"/>
+                <w:sz w:val="20"/>
+                <w:szCs w:val="20"/>
+              </w:rPr>
+              <w:t xml:space="preserve"> </w:t>
+            </w:r>
+            <w:proofErr w:type="spellStart"/>
+            <w:r>
+              <w:rPr>
+                <w:rFonts w:eastAsia="Times New Roman"/>
+                <w:b/>
+                <w:bCs/>
+                <w:color w:val="000000"/>
+                <w:sz w:val="20"/>
+                <w:szCs w:val="20"/>
+              </w:rPr>
+              <w:t>nhiên</w:t>
+            </w:r>
+            <w:proofErr w:type="spellEnd"/>
+            <w:r>
+              <w:rPr>
+                <w:rFonts w:eastAsia="Times New Roman"/>
+                <w:b/>
+                <w:bCs/>
+                <w:color w:val="000000"/>
+                <w:sz w:val="20"/>
+                <w:szCs w:val="20"/>
+              </w:rPr>
+              <w:t>)</w:t>
+            </w:r>
+          </w:p>
+        </w:tc>
+        <w:tc>
+          <w:tcPr>
+            <w:tcW w:w="0" w:type="auto"/>
+            <w:tcBorders>
+              <w:top w:val="single" w:sz="8" w:space="0" w:color="E0E0E0"/>
+              <w:left w:val="single" w:sz="8" w:space="0" w:color="E0E0E0"/>
+              <w:bottom w:val="single" w:sz="8" w:space="0" w:color="E0E0E0"/>
+              <w:right w:val="single" w:sz="8" w:space="0" w:color="E0E0E0"/>
+            </w:tcBorders>
+            <w:shd w:val="clear" w:color="auto" w:fill="F9F9F9"/>
+            <w:tcMar>
+              <w:top w:w="120" w:type="dxa"/>
+              <w:left w:w="120" w:type="dxa"/>
+              <w:bottom w:w="120" w:type="dxa"/>
+              <w:right w:w="120" w:type="dxa"/>
+            </w:tcMar>
+            <w:hideMark/>
+          </w:tcPr>
+          <w:p>
+            <w:pPr>
+              <w:widowControl/>
+              <w:rPr>
+                <w:rFonts w:ascii="Times New Roman" w:eastAsia="Times New Roman" w:hAnsi="Times New Roman" w:cs="Times New Roman"/>
+                <w:sz w:val="24"/>
+                <w:szCs w:val="24"/>
+              </w:rPr>
+            </w:pPr>
+            <w:r>
+              <w:rPr>
+                <w:rFonts w:eastAsia="Times New Roman"/>
+                <w:color w:val="000000"/>
+                <w:sz w:val="20"/>
+                <w:szCs w:val="20"/>
+              </w:rPr>
+              <w:t>core/map_generator.py</w:t>
+            </w:r>
+          </w:p>
+        </w:tc>
+        <w:tc>
+          <w:tcPr>
+            <w:tcW w:w="0" w:type="auto"/>
+            <w:tcBorders>
+              <w:top w:val="single" w:sz="8" w:space="0" w:color="E0E0E0"/>
+              <w:left w:val="single" w:sz="8" w:space="0" w:color="E0E0E0"/>
+              <w:bottom w:val="single" w:sz="8" w:space="0" w:color="E0E0E0"/>
+              <w:right w:val="single" w:sz="8" w:space="0" w:color="E0E0E0"/>
+            </w:tcBorders>
+            <w:shd w:val="clear" w:color="auto" w:fill="F9F9F9"/>
+            <w:tcMar>
+              <w:top w:w="120" w:type="dxa"/>
+              <w:left w:w="120" w:type="dxa"/>
+              <w:bottom w:w="120" w:type="dxa"/>
+              <w:right w:w="120" w:type="dxa"/>
+            </w:tcMar>
+            <w:hideMark/>
+          </w:tcPr>
+          <w:p>
+            <w:pPr>
+              <w:widowControl/>
+              <w:rPr>
+                <w:rFonts w:ascii="Times New Roman" w:eastAsia="Times New Roman" w:hAnsi="Times New Roman" w:cs="Times New Roman"/>
+                <w:sz w:val="24"/>
+                <w:szCs w:val="24"/>
+              </w:rPr>
+            </w:pPr>
+            <w:r>
+              <w:rPr>
+                <w:rFonts w:eastAsia="Times New Roman"/>
+                <w:color w:val="000000"/>
+                <w:sz w:val="20"/>
+                <w:szCs w:val="20"/>
+              </w:rPr>
+              <w:t xml:space="preserve">• </w:t>
+            </w:r>
+            <w:proofErr w:type="spellStart"/>
+            <w:r>
+              <w:rPr>
+                <w:rFonts w:eastAsia="Times New Roman"/>
+                <w:color w:val="000000"/>
+                <w:sz w:val="20"/>
+                <w:szCs w:val="20"/>
+              </w:rPr>
+              <w:t>Viết</w:t>
+            </w:r>
+            <w:proofErr w:type="spellEnd"/>
+            <w:r>
+              <w:rPr>
+                <w:rFonts w:eastAsia="Times New Roman"/>
+                <w:color w:val="000000"/>
+                <w:sz w:val="20"/>
+                <w:szCs w:val="20"/>
+              </w:rPr>
+              <w:t xml:space="preserve"> </w:t>
+            </w:r>
+            <w:proofErr w:type="spellStart"/>
+            <w:r>
+              <w:rPr>
+                <w:rFonts w:eastAsia="Times New Roman"/>
+                <w:color w:val="000000"/>
+                <w:sz w:val="20"/>
+                <w:szCs w:val="20"/>
+              </w:rPr>
+              <w:t>thuật</w:t>
+            </w:r>
+            <w:proofErr w:type="spellEnd"/>
+            <w:r>
+              <w:rPr>
+                <w:rFonts w:eastAsia="Times New Roman"/>
+                <w:color w:val="000000"/>
+                <w:sz w:val="20"/>
+                <w:szCs w:val="20"/>
+              </w:rPr>
+              <w:t xml:space="preserve"> </w:t>
+            </w:r>
+            <w:proofErr w:type="spellStart"/>
+            <w:r>
+              <w:rPr>
+                <w:rFonts w:eastAsia="Times New Roman"/>
+                <w:color w:val="000000"/>
+                <w:sz w:val="20"/>
+                <w:szCs w:val="20"/>
+              </w:rPr>
+              <w:t>toán</w:t>
+            </w:r>
+            <w:proofErr w:type="spellEnd"/>
+            <w:r>
+              <w:rPr>
+                <w:rFonts w:eastAsia="Times New Roman"/>
+                <w:color w:val="000000"/>
+                <w:sz w:val="20"/>
+                <w:szCs w:val="20"/>
+              </w:rPr>
+              <w:t xml:space="preserve"> </w:t>
+            </w:r>
+            <w:proofErr w:type="spellStart"/>
+            <w:r>
+              <w:rPr>
+                <w:rFonts w:eastAsia="Times New Roman"/>
+                <w:color w:val="000000"/>
+                <w:sz w:val="20"/>
+                <w:szCs w:val="20"/>
+              </w:rPr>
+              <w:t>sinh</w:t>
+            </w:r>
+            <w:proofErr w:type="spellEnd"/>
+            <w:r>
+              <w:rPr>
+                <w:rFonts w:eastAsia="Times New Roman"/>
+                <w:color w:val="000000"/>
+                <w:sz w:val="20"/>
+                <w:szCs w:val="20"/>
+              </w:rPr>
+              <w:t xml:space="preserve"> ma </w:t>
+            </w:r>
+            <w:proofErr w:type="spellStart"/>
+            <w:r>
+              <w:rPr>
+                <w:rFonts w:eastAsia="Times New Roman"/>
+                <w:color w:val="000000"/>
+                <w:sz w:val="20"/>
+                <w:szCs w:val="20"/>
+              </w:rPr>
+              <w:t>trận</w:t>
+            </w:r>
+            <w:proofErr w:type="spellEnd"/>
+            <w:r>
+              <w:rPr>
+                <w:rFonts w:eastAsia="Times New Roman"/>
+                <w:color w:val="000000"/>
+                <w:sz w:val="20"/>
+                <w:szCs w:val="20"/>
+              </w:rPr>
+              <w:t xml:space="preserve"> 12x12 </w:t>
+            </w:r>
+            <w:proofErr w:type="spellStart"/>
+            <w:r>
+              <w:rPr>
+                <w:rFonts w:eastAsia="Times New Roman"/>
+                <w:color w:val="000000"/>
+                <w:sz w:val="20"/>
+                <w:szCs w:val="20"/>
+              </w:rPr>
+              <w:t>tạo</w:t>
+            </w:r>
+            <w:proofErr w:type="spellEnd"/>
+            <w:r>
+              <w:rPr>
+                <w:rFonts w:eastAsia="Times New Roman"/>
+                <w:color w:val="000000"/>
+                <w:sz w:val="20"/>
+                <w:szCs w:val="20"/>
+              </w:rPr>
+              <w:t xml:space="preserve"> </w:t>
+            </w:r>
+            <w:proofErr w:type="spellStart"/>
+            <w:r>
+              <w:rPr>
+                <w:rFonts w:eastAsia="Times New Roman"/>
+                <w:color w:val="000000"/>
+                <w:sz w:val="20"/>
+                <w:szCs w:val="20"/>
+              </w:rPr>
+              <w:t>cụm</w:t>
+            </w:r>
+            <w:proofErr w:type="spellEnd"/>
+            <w:r>
+              <w:rPr>
+                <w:rFonts w:eastAsia="Times New Roman"/>
+                <w:color w:val="000000"/>
+                <w:sz w:val="20"/>
+                <w:szCs w:val="20"/>
+              </w:rPr>
+              <w:t xml:space="preserve"> </w:t>
+            </w:r>
+            <w:proofErr w:type="spellStart"/>
+            <w:r>
+              <w:rPr>
+                <w:rFonts w:eastAsia="Times New Roman"/>
+                <w:color w:val="000000"/>
+                <w:sz w:val="20"/>
+                <w:szCs w:val="20"/>
+              </w:rPr>
+              <w:t>hồ</w:t>
+            </w:r>
+            <w:proofErr w:type="spellEnd"/>
+            <w:r>
+              <w:rPr>
+                <w:rFonts w:eastAsia="Times New Roman"/>
+                <w:color w:val="000000"/>
+                <w:sz w:val="20"/>
+                <w:szCs w:val="20"/>
+              </w:rPr>
+              <w:t xml:space="preserve"> </w:t>
+            </w:r>
+            <w:proofErr w:type="spellStart"/>
+            <w:r>
+              <w:rPr>
+                <w:rFonts w:eastAsia="Times New Roman"/>
+                <w:color w:val="000000"/>
+                <w:sz w:val="20"/>
+                <w:szCs w:val="20"/>
+              </w:rPr>
+              <w:t>nước</w:t>
+            </w:r>
+            <w:proofErr w:type="spellEnd"/>
+            <w:r>
+              <w:rPr>
+                <w:rFonts w:eastAsia="Times New Roman"/>
+                <w:color w:val="000000"/>
+                <w:sz w:val="20"/>
+                <w:szCs w:val="20"/>
+              </w:rPr>
+              <w:t xml:space="preserve"> </w:t>
+            </w:r>
+            <w:proofErr w:type="spellStart"/>
+            <w:r>
+              <w:rPr>
+                <w:rFonts w:eastAsia="Times New Roman"/>
+                <w:color w:val="000000"/>
+                <w:sz w:val="20"/>
+                <w:szCs w:val="20"/>
+              </w:rPr>
+              <w:t>và</w:t>
+            </w:r>
+            <w:proofErr w:type="spellEnd"/>
+            <w:r>
+              <w:rPr>
+                <w:rFonts w:eastAsia="Times New Roman"/>
+                <w:color w:val="000000"/>
+                <w:sz w:val="20"/>
+                <w:szCs w:val="20"/>
+              </w:rPr>
+              <w:t xml:space="preserve"> </w:t>
+            </w:r>
+            <w:proofErr w:type="spellStart"/>
+            <w:r>
+              <w:rPr>
+                <w:rFonts w:eastAsia="Times New Roman"/>
+                <w:color w:val="000000"/>
+                <w:sz w:val="20"/>
+                <w:szCs w:val="20"/>
+              </w:rPr>
+              <w:t>rừng</w:t>
+            </w:r>
+            <w:proofErr w:type="spellEnd"/>
+            <w:r>
+              <w:rPr>
+                <w:rFonts w:eastAsia="Times New Roman"/>
+                <w:color w:val="000000"/>
+                <w:sz w:val="20"/>
+                <w:szCs w:val="20"/>
+              </w:rPr>
+              <w:t xml:space="preserve"> </w:t>
+            </w:r>
+            <w:proofErr w:type="spellStart"/>
+            <w:r>
+              <w:rPr>
+                <w:rFonts w:eastAsia="Times New Roman"/>
+                <w:color w:val="000000"/>
+                <w:sz w:val="20"/>
+                <w:szCs w:val="20"/>
+              </w:rPr>
+              <w:t>cây</w:t>
+            </w:r>
+            <w:proofErr w:type="spellEnd"/>
+            <w:r>
+              <w:rPr>
+                <w:rFonts w:eastAsia="Times New Roman"/>
+                <w:color w:val="000000"/>
+                <w:sz w:val="20"/>
+                <w:szCs w:val="20"/>
+              </w:rPr>
+              <w:t xml:space="preserve"> </w:t>
+            </w:r>
+            <w:proofErr w:type="spellStart"/>
+            <w:r>
+              <w:rPr>
+                <w:rFonts w:eastAsia="Times New Roman"/>
+                <w:color w:val="000000"/>
+                <w:sz w:val="20"/>
+                <w:szCs w:val="20"/>
+              </w:rPr>
+              <w:t>tự</w:t>
+            </w:r>
+            <w:proofErr w:type="spellEnd"/>
+            <w:r>
+              <w:rPr>
+                <w:rFonts w:eastAsia="Times New Roman"/>
+                <w:color w:val="000000"/>
+                <w:sz w:val="20"/>
+                <w:szCs w:val="20"/>
+              </w:rPr>
+              <w:t xml:space="preserve"> </w:t>
+            </w:r>
+            <w:proofErr w:type="spellStart"/>
+            <w:r>
+              <w:rPr>
+                <w:rFonts w:eastAsia="Times New Roman"/>
+                <w:color w:val="000000"/>
+                <w:sz w:val="20"/>
+                <w:szCs w:val="20"/>
+              </w:rPr>
+              <w:t>nhiên</w:t>
+            </w:r>
+            <w:proofErr w:type="spellEnd"/>
+            <w:r>
+              <w:rPr>
+                <w:rFonts w:eastAsia="Times New Roman"/>
+                <w:color w:val="000000"/>
+                <w:sz w:val="20"/>
+                <w:szCs w:val="20"/>
+              </w:rPr>
+              <w:t xml:space="preserve"> (50% </w:t>
+            </w:r>
+            <w:proofErr w:type="spellStart"/>
+            <w:r>
+              <w:rPr>
+                <w:rFonts w:eastAsia="Times New Roman"/>
+                <w:color w:val="000000"/>
+                <w:sz w:val="20"/>
+                <w:szCs w:val="20"/>
+              </w:rPr>
+              <w:t>cỏ</w:t>
+            </w:r>
+            <w:proofErr w:type="spellEnd"/>
+            <w:r>
+              <w:rPr>
+                <w:rFonts w:eastAsia="Times New Roman"/>
+                <w:color w:val="000000"/>
+                <w:sz w:val="20"/>
+                <w:szCs w:val="20"/>
+              </w:rPr>
+              <w:t xml:space="preserve">, 25% </w:t>
+            </w:r>
+            <w:proofErr w:type="spellStart"/>
+            <w:r>
+              <w:rPr>
+                <w:rFonts w:eastAsia="Times New Roman"/>
+                <w:color w:val="000000"/>
+                <w:sz w:val="20"/>
+                <w:szCs w:val="20"/>
+              </w:rPr>
+              <w:t>rừng</w:t>
+            </w:r>
+            <w:proofErr w:type="spellEnd"/>
+            <w:r>
+              <w:rPr>
+                <w:rFonts w:eastAsia="Times New Roman"/>
+                <w:color w:val="000000"/>
+                <w:sz w:val="20"/>
+                <w:szCs w:val="20"/>
+              </w:rPr>
+              <w:t xml:space="preserve">, 15% </w:t>
+            </w:r>
+            <w:proofErr w:type="spellStart"/>
+            <w:r>
+              <w:rPr>
+                <w:rFonts w:eastAsia="Times New Roman"/>
+                <w:color w:val="000000"/>
+                <w:sz w:val="20"/>
+                <w:szCs w:val="20"/>
+              </w:rPr>
+              <w:t>nước</w:t>
+            </w:r>
+            <w:proofErr w:type="spellEnd"/>
+            <w:r>
+              <w:rPr>
+                <w:rFonts w:eastAsia="Times New Roman"/>
+                <w:color w:val="000000"/>
+                <w:sz w:val="20"/>
+                <w:szCs w:val="20"/>
+              </w:rPr>
+              <w:t xml:space="preserve">, 10% </w:t>
+            </w:r>
+            <w:proofErr w:type="spellStart"/>
+            <w:r>
+              <w:rPr>
+                <w:rFonts w:eastAsia="Times New Roman"/>
+                <w:color w:val="000000"/>
+                <w:sz w:val="20"/>
+                <w:szCs w:val="20"/>
+              </w:rPr>
+              <w:t>đá</w:t>
+            </w:r>
+            <w:proofErr w:type="spellEnd"/>
+            <w:r>
+              <w:rPr>
+                <w:rFonts w:eastAsia="Times New Roman"/>
+                <w:color w:val="000000"/>
+                <w:sz w:val="20"/>
+                <w:szCs w:val="20"/>
+              </w:rPr>
+              <w:t>).</w:t>
+            </w:r>
+          </w:p>
+          <w:p>
+            <w:pPr>
+              <w:widowControl/>
+              <w:rPr>
+                <w:rFonts w:ascii="Times New Roman" w:eastAsia="Times New Roman" w:hAnsi="Times New Roman" w:cs="Times New Roman"/>
+                <w:sz w:val="24"/>
+                <w:szCs w:val="24"/>
+              </w:rPr>
+            </w:pPr>
+            <w:r>
+              <w:rPr>
+                <w:rFonts w:eastAsia="Times New Roman"/>
+                <w:color w:val="000000"/>
+                <w:sz w:val="20"/>
+                <w:szCs w:val="20"/>
+              </w:rPr>
+              <w:t xml:space="preserve">• </w:t>
+            </w:r>
+            <w:proofErr w:type="spellStart"/>
+            <w:r>
+              <w:rPr>
+                <w:rFonts w:eastAsia="Times New Roman"/>
+                <w:color w:val="000000"/>
+                <w:sz w:val="20"/>
+                <w:szCs w:val="20"/>
+              </w:rPr>
+              <w:t>Cung</w:t>
+            </w:r>
+            <w:proofErr w:type="spellEnd"/>
+            <w:r>
+              <w:rPr>
+                <w:rFonts w:eastAsia="Times New Roman"/>
+                <w:color w:val="000000"/>
+                <w:sz w:val="20"/>
+                <w:szCs w:val="20"/>
+              </w:rPr>
+              <w:t xml:space="preserve"> </w:t>
+            </w:r>
+            <w:proofErr w:type="spellStart"/>
+            <w:r>
+              <w:rPr>
+                <w:rFonts w:eastAsia="Times New Roman"/>
+                <w:color w:val="000000"/>
+                <w:sz w:val="20"/>
+                <w:szCs w:val="20"/>
+              </w:rPr>
+              <w:t>cấp</w:t>
+            </w:r>
+            <w:proofErr w:type="spellEnd"/>
+            <w:r>
+              <w:rPr>
+                <w:rFonts w:eastAsia="Times New Roman"/>
+                <w:color w:val="000000"/>
+                <w:sz w:val="20"/>
+                <w:szCs w:val="20"/>
+              </w:rPr>
+              <w:t xml:space="preserve"> </w:t>
+            </w:r>
+            <w:proofErr w:type="spellStart"/>
+            <w:r>
+              <w:rPr>
+                <w:rFonts w:eastAsia="Times New Roman"/>
+                <w:color w:val="000000"/>
+                <w:sz w:val="20"/>
+                <w:szCs w:val="20"/>
+              </w:rPr>
+              <w:t>hàm</w:t>
+            </w:r>
+            <w:proofErr w:type="spellEnd"/>
+            <w:r>
+              <w:rPr>
+                <w:rFonts w:eastAsia="Times New Roman"/>
+                <w:color w:val="000000"/>
+                <w:sz w:val="20"/>
+                <w:szCs w:val="20"/>
+              </w:rPr>
+              <w:t xml:space="preserve"> </w:t>
+            </w:r>
+            <w:proofErr w:type="spellStart"/>
+            <w:r>
+              <w:rPr>
+                <w:rFonts w:eastAsia="Times New Roman"/>
+                <w:color w:val="000000"/>
+                <w:sz w:val="20"/>
+                <w:szCs w:val="20"/>
+              </w:rPr>
+              <w:t>generate_map</w:t>
+            </w:r>
+            <w:proofErr w:type="spellEnd"/>
+            <w:r>
+              <w:rPr>
+                <w:rFonts w:eastAsia="Times New Roman"/>
+                <w:color w:val="000000"/>
+                <w:sz w:val="20"/>
+                <w:szCs w:val="20"/>
+              </w:rPr>
+              <w:t>(rows=12, cols=12) -&gt; list[list[</w:t>
+            </w:r>
+            <w:proofErr w:type="spellStart"/>
+            <w:r>
+              <w:rPr>
+                <w:rFonts w:eastAsia="Times New Roman"/>
+                <w:color w:val="000000"/>
+                <w:sz w:val="20"/>
+                <w:szCs w:val="20"/>
+              </w:rPr>
+              <w:t>str</w:t>
+            </w:r>
+            <w:proofErr w:type="spellEnd"/>
+            <w:r>
+              <w:rPr>
+                <w:rFonts w:eastAsia="Times New Roman"/>
+                <w:color w:val="000000"/>
+                <w:sz w:val="20"/>
+                <w:szCs w:val="20"/>
+              </w:rPr>
+              <w:t>]].</w:t>
+            </w:r>
+          </w:p>
+        </w:tc>
+        <w:tc>
+          <w:tcPr>
+            <w:tcW w:w="0" w:type="auto"/>
+            <w:tcBorders>
+              <w:top w:val="single" w:sz="8" w:space="0" w:color="E0E0E0"/>
+              <w:left w:val="single" w:sz="8" w:space="0" w:color="E0E0E0"/>
+              <w:bottom w:val="single" w:sz="8" w:space="0" w:color="E0E0E0"/>
+              <w:right w:val="single" w:sz="8" w:space="0" w:color="E0E0E0"/>
+            </w:tcBorders>
+            <w:shd w:val="clear" w:color="auto" w:fill="F9F9F9"/>
+            <w:tcMar>
+              <w:top w:w="120" w:type="dxa"/>
+              <w:left w:w="120" w:type="dxa"/>
+              <w:bottom w:w="120" w:type="dxa"/>
+              <w:right w:w="120" w:type="dxa"/>
+            </w:tcMar>
+            <w:hideMark/>
+          </w:tcPr>
+          <w:p>
+            <w:pPr>
+              <w:widowControl/>
+              <w:rPr>
+                <w:rFonts w:ascii="Times New Roman" w:eastAsia="Times New Roman" w:hAnsi="Times New Roman" w:cs="Times New Roman"/>
+                <w:sz w:val="24"/>
+                <w:szCs w:val="24"/>
+              </w:rPr>
+            </w:pPr>
+            <w:r>
+              <w:rPr>
+                <w:rFonts w:eastAsia="Times New Roman"/>
+                <w:color w:val="000000"/>
+                <w:sz w:val="20"/>
+                <w:szCs w:val="20"/>
+              </w:rPr>
+              <w:t xml:space="preserve">• File </w:t>
+            </w:r>
+            <w:proofErr w:type="spellStart"/>
+            <w:r>
+              <w:rPr>
+                <w:rFonts w:eastAsia="Times New Roman"/>
+                <w:color w:val="000000"/>
+                <w:sz w:val="20"/>
+                <w:szCs w:val="20"/>
+              </w:rPr>
+              <w:t>bàn</w:t>
+            </w:r>
+            <w:proofErr w:type="spellEnd"/>
+            <w:r>
+              <w:rPr>
+                <w:rFonts w:eastAsia="Times New Roman"/>
+                <w:color w:val="000000"/>
+                <w:sz w:val="20"/>
+                <w:szCs w:val="20"/>
+              </w:rPr>
+              <w:t xml:space="preserve"> </w:t>
+            </w:r>
+            <w:proofErr w:type="spellStart"/>
+            <w:r>
+              <w:rPr>
+                <w:rFonts w:eastAsia="Times New Roman"/>
+                <w:color w:val="000000"/>
+                <w:sz w:val="20"/>
+                <w:szCs w:val="20"/>
+              </w:rPr>
+              <w:t>giao</w:t>
+            </w:r>
+            <w:proofErr w:type="spellEnd"/>
+            <w:r>
+              <w:rPr>
+                <w:rFonts w:eastAsia="Times New Roman"/>
+                <w:color w:val="000000"/>
+                <w:sz w:val="20"/>
+                <w:szCs w:val="20"/>
+              </w:rPr>
+              <w:t xml:space="preserve">: File </w:t>
+            </w:r>
+            <w:proofErr w:type="spellStart"/>
+            <w:r>
+              <w:rPr>
+                <w:rFonts w:eastAsia="Times New Roman"/>
+                <w:color w:val="000000"/>
+                <w:sz w:val="20"/>
+                <w:szCs w:val="20"/>
+              </w:rPr>
+              <w:t>chạy</w:t>
+            </w:r>
+            <w:proofErr w:type="spellEnd"/>
+            <w:r>
+              <w:rPr>
+                <w:rFonts w:eastAsia="Times New Roman"/>
+                <w:color w:val="000000"/>
+                <w:sz w:val="20"/>
+                <w:szCs w:val="20"/>
+              </w:rPr>
+              <w:t xml:space="preserve"> </w:t>
+            </w:r>
+            <w:proofErr w:type="spellStart"/>
+            <w:r>
+              <w:rPr>
+                <w:rFonts w:eastAsia="Times New Roman"/>
+                <w:color w:val="000000"/>
+                <w:sz w:val="20"/>
+                <w:szCs w:val="20"/>
+              </w:rPr>
+              <w:t>độc</w:t>
+            </w:r>
+            <w:proofErr w:type="spellEnd"/>
+            <w:r>
+              <w:rPr>
+                <w:rFonts w:eastAsia="Times New Roman"/>
+                <w:color w:val="000000"/>
+                <w:sz w:val="20"/>
+                <w:szCs w:val="20"/>
+              </w:rPr>
+              <w:t xml:space="preserve"> </w:t>
+            </w:r>
+            <w:proofErr w:type="spellStart"/>
+            <w:r>
+              <w:rPr>
+                <w:rFonts w:eastAsia="Times New Roman"/>
+                <w:color w:val="000000"/>
+                <w:sz w:val="20"/>
+                <w:szCs w:val="20"/>
+              </w:rPr>
+              <w:t>lập</w:t>
+            </w:r>
+            <w:proofErr w:type="spellEnd"/>
+            <w:r>
+              <w:rPr>
+                <w:rFonts w:eastAsia="Times New Roman"/>
+                <w:color w:val="000000"/>
+                <w:sz w:val="20"/>
+                <w:szCs w:val="20"/>
+              </w:rPr>
+              <w:t xml:space="preserve"> in ma </w:t>
+            </w:r>
+            <w:proofErr w:type="spellStart"/>
+            <w:r>
+              <w:rPr>
+                <w:rFonts w:eastAsia="Times New Roman"/>
+                <w:color w:val="000000"/>
+                <w:sz w:val="20"/>
+                <w:szCs w:val="20"/>
+              </w:rPr>
+              <w:t>trận</w:t>
+            </w:r>
+            <w:proofErr w:type="spellEnd"/>
+            <w:r>
+              <w:rPr>
+                <w:rFonts w:eastAsia="Times New Roman"/>
+                <w:color w:val="000000"/>
+                <w:sz w:val="20"/>
+                <w:szCs w:val="20"/>
+              </w:rPr>
+              <w:t xml:space="preserve"> </w:t>
+            </w:r>
+            <w:proofErr w:type="spellStart"/>
+            <w:r>
+              <w:rPr>
+                <w:rFonts w:eastAsia="Times New Roman"/>
+                <w:color w:val="000000"/>
+                <w:sz w:val="20"/>
+                <w:szCs w:val="20"/>
+              </w:rPr>
+              <w:t>ký</w:t>
+            </w:r>
+            <w:proofErr w:type="spellEnd"/>
+            <w:r>
+              <w:rPr>
+                <w:rFonts w:eastAsia="Times New Roman"/>
+                <w:color w:val="000000"/>
+                <w:sz w:val="20"/>
+                <w:szCs w:val="20"/>
+              </w:rPr>
+              <w:t xml:space="preserve"> </w:t>
+            </w:r>
+            <w:proofErr w:type="spellStart"/>
+            <w:r>
+              <w:rPr>
+                <w:rFonts w:eastAsia="Times New Roman"/>
+                <w:color w:val="000000"/>
+                <w:sz w:val="20"/>
+                <w:szCs w:val="20"/>
+              </w:rPr>
+              <w:t>tự</w:t>
+            </w:r>
+            <w:proofErr w:type="spellEnd"/>
+            <w:r>
+              <w:rPr>
+                <w:rFonts w:eastAsia="Times New Roman"/>
+                <w:color w:val="000000"/>
+                <w:sz w:val="20"/>
+                <w:szCs w:val="20"/>
+              </w:rPr>
+              <w:t xml:space="preserve"> 12x12 </w:t>
+            </w:r>
+            <w:proofErr w:type="spellStart"/>
+            <w:r>
+              <w:rPr>
+                <w:rFonts w:eastAsia="Times New Roman"/>
+                <w:color w:val="000000"/>
+                <w:sz w:val="20"/>
+                <w:szCs w:val="20"/>
+              </w:rPr>
+              <w:t>ra</w:t>
+            </w:r>
+            <w:proofErr w:type="spellEnd"/>
+            <w:r>
+              <w:rPr>
+                <w:rFonts w:eastAsia="Times New Roman"/>
+                <w:color w:val="000000"/>
+                <w:sz w:val="20"/>
+                <w:szCs w:val="20"/>
+              </w:rPr>
+              <w:t xml:space="preserve"> console </w:t>
+            </w:r>
+            <w:proofErr w:type="spellStart"/>
+            <w:r>
+              <w:rPr>
+                <w:rFonts w:eastAsia="Times New Roman"/>
+                <w:color w:val="000000"/>
+                <w:sz w:val="20"/>
+                <w:szCs w:val="20"/>
+              </w:rPr>
+              <w:t>thấy</w:t>
+            </w:r>
+            <w:proofErr w:type="spellEnd"/>
+            <w:r>
+              <w:rPr>
+                <w:rFonts w:eastAsia="Times New Roman"/>
+                <w:color w:val="000000"/>
+                <w:sz w:val="20"/>
+                <w:szCs w:val="20"/>
+              </w:rPr>
+              <w:t xml:space="preserve"> </w:t>
+            </w:r>
+            <w:proofErr w:type="spellStart"/>
+            <w:r>
+              <w:rPr>
+                <w:rFonts w:eastAsia="Times New Roman"/>
+                <w:color w:val="000000"/>
+                <w:sz w:val="20"/>
+                <w:szCs w:val="20"/>
+              </w:rPr>
+              <w:t>rõ</w:t>
+            </w:r>
+            <w:proofErr w:type="spellEnd"/>
+            <w:r>
+              <w:rPr>
+                <w:rFonts w:eastAsia="Times New Roman"/>
+                <w:color w:val="000000"/>
+                <w:sz w:val="20"/>
+                <w:szCs w:val="20"/>
+              </w:rPr>
+              <w:t xml:space="preserve"> </w:t>
+            </w:r>
+            <w:proofErr w:type="spellStart"/>
+            <w:r>
+              <w:rPr>
+                <w:rFonts w:eastAsia="Times New Roman"/>
+                <w:color w:val="000000"/>
+                <w:sz w:val="20"/>
+                <w:szCs w:val="20"/>
+              </w:rPr>
+              <w:t>các</w:t>
+            </w:r>
+            <w:proofErr w:type="spellEnd"/>
+            <w:r>
+              <w:rPr>
+                <w:rFonts w:eastAsia="Times New Roman"/>
+                <w:color w:val="000000"/>
+                <w:sz w:val="20"/>
+                <w:szCs w:val="20"/>
+              </w:rPr>
+              <w:t xml:space="preserve"> </w:t>
+            </w:r>
+            <w:proofErr w:type="spellStart"/>
+            <w:r>
+              <w:rPr>
+                <w:rFonts w:eastAsia="Times New Roman"/>
+                <w:color w:val="000000"/>
+                <w:sz w:val="20"/>
+                <w:szCs w:val="20"/>
+              </w:rPr>
+              <w:t>cụm</w:t>
+            </w:r>
+            <w:proofErr w:type="spellEnd"/>
+            <w:r>
+              <w:rPr>
+                <w:rFonts w:eastAsia="Times New Roman"/>
+                <w:color w:val="000000"/>
+                <w:sz w:val="20"/>
+                <w:szCs w:val="20"/>
+              </w:rPr>
+              <w:t xml:space="preserve"> </w:t>
+            </w:r>
+            <w:proofErr w:type="spellStart"/>
+            <w:r>
+              <w:rPr>
+                <w:rFonts w:eastAsia="Times New Roman"/>
+                <w:color w:val="000000"/>
+                <w:sz w:val="20"/>
+                <w:szCs w:val="20"/>
+              </w:rPr>
+              <w:t>liền</w:t>
+            </w:r>
+            <w:proofErr w:type="spellEnd"/>
+            <w:r>
+              <w:rPr>
+                <w:rFonts w:eastAsia="Times New Roman"/>
+                <w:color w:val="000000"/>
+                <w:sz w:val="20"/>
+                <w:szCs w:val="20"/>
+              </w:rPr>
+              <w:t xml:space="preserve"> </w:t>
+            </w:r>
+            <w:proofErr w:type="spellStart"/>
+            <w:r>
+              <w:rPr>
+                <w:rFonts w:eastAsia="Times New Roman"/>
+                <w:color w:val="000000"/>
+                <w:sz w:val="20"/>
+                <w:szCs w:val="20"/>
+              </w:rPr>
+              <w:t>dải</w:t>
+            </w:r>
+            <w:proofErr w:type="spellEnd"/>
+            <w:r>
+              <w:rPr>
+                <w:rFonts w:eastAsia="Times New Roman"/>
+                <w:color w:val="000000"/>
+                <w:sz w:val="20"/>
+                <w:szCs w:val="20"/>
+              </w:rPr>
+              <w:t xml:space="preserve">.• Comment: </w:t>
+            </w:r>
+            <w:proofErr w:type="spellStart"/>
+            <w:r>
+              <w:rPr>
+                <w:rFonts w:eastAsia="Times New Roman"/>
+                <w:color w:val="000000"/>
+                <w:sz w:val="20"/>
+                <w:szCs w:val="20"/>
+              </w:rPr>
+              <w:t>Giải</w:t>
+            </w:r>
+            <w:proofErr w:type="spellEnd"/>
+            <w:r>
+              <w:rPr>
+                <w:rFonts w:eastAsia="Times New Roman"/>
+                <w:color w:val="000000"/>
+                <w:sz w:val="20"/>
+                <w:szCs w:val="20"/>
+              </w:rPr>
+              <w:t xml:space="preserve"> </w:t>
+            </w:r>
+            <w:proofErr w:type="spellStart"/>
+            <w:r>
+              <w:rPr>
+                <w:rFonts w:eastAsia="Times New Roman"/>
+                <w:color w:val="000000"/>
+                <w:sz w:val="20"/>
+                <w:szCs w:val="20"/>
+              </w:rPr>
+              <w:t>thích</w:t>
+            </w:r>
+            <w:proofErr w:type="spellEnd"/>
+            <w:r>
+              <w:rPr>
+                <w:rFonts w:eastAsia="Times New Roman"/>
+                <w:color w:val="000000"/>
+                <w:sz w:val="20"/>
+                <w:szCs w:val="20"/>
+              </w:rPr>
+              <w:t xml:space="preserve"> </w:t>
+            </w:r>
+            <w:proofErr w:type="spellStart"/>
+            <w:r>
+              <w:rPr>
+                <w:rFonts w:eastAsia="Times New Roman"/>
+                <w:color w:val="000000"/>
+                <w:sz w:val="20"/>
+                <w:szCs w:val="20"/>
+              </w:rPr>
+              <w:t>cách</w:t>
+            </w:r>
+            <w:proofErr w:type="spellEnd"/>
+            <w:r>
+              <w:rPr>
+                <w:rFonts w:eastAsia="Times New Roman"/>
+                <w:color w:val="000000"/>
+                <w:sz w:val="20"/>
+                <w:szCs w:val="20"/>
+              </w:rPr>
+              <w:t xml:space="preserve"> </w:t>
+            </w:r>
+            <w:proofErr w:type="spellStart"/>
+            <w:r>
+              <w:rPr>
+                <w:rFonts w:eastAsia="Times New Roman"/>
+                <w:color w:val="000000"/>
+                <w:sz w:val="20"/>
+                <w:szCs w:val="20"/>
+              </w:rPr>
+              <w:t>thuật</w:t>
+            </w:r>
+            <w:proofErr w:type="spellEnd"/>
+            <w:r>
+              <w:rPr>
+                <w:rFonts w:eastAsia="Times New Roman"/>
+                <w:color w:val="000000"/>
+                <w:sz w:val="20"/>
+                <w:szCs w:val="20"/>
+              </w:rPr>
+              <w:t xml:space="preserve"> </w:t>
+            </w:r>
+            <w:proofErr w:type="spellStart"/>
+            <w:r>
+              <w:rPr>
+                <w:rFonts w:eastAsia="Times New Roman"/>
+                <w:color w:val="000000"/>
+                <w:sz w:val="20"/>
+                <w:szCs w:val="20"/>
+              </w:rPr>
+              <w:t>toán</w:t>
+            </w:r>
+            <w:proofErr w:type="spellEnd"/>
+            <w:r>
+              <w:rPr>
+                <w:rFonts w:eastAsia="Times New Roman"/>
+                <w:color w:val="000000"/>
+                <w:sz w:val="20"/>
+                <w:szCs w:val="20"/>
+              </w:rPr>
+              <w:t xml:space="preserve"> </w:t>
+            </w:r>
+            <w:proofErr w:type="spellStart"/>
+            <w:r>
+              <w:rPr>
+                <w:rFonts w:eastAsia="Times New Roman"/>
+                <w:color w:val="000000"/>
+                <w:sz w:val="20"/>
+                <w:szCs w:val="20"/>
+              </w:rPr>
+              <w:t>gom</w:t>
+            </w:r>
+            <w:proofErr w:type="spellEnd"/>
+            <w:r>
+              <w:rPr>
+                <w:rFonts w:eastAsia="Times New Roman"/>
+                <w:color w:val="000000"/>
+                <w:sz w:val="20"/>
+                <w:szCs w:val="20"/>
+              </w:rPr>
+              <w:t xml:space="preserve"> </w:t>
+            </w:r>
+            <w:proofErr w:type="spellStart"/>
+            <w:r>
+              <w:rPr>
+                <w:rFonts w:eastAsia="Times New Roman"/>
+                <w:color w:val="000000"/>
+                <w:sz w:val="20"/>
+                <w:szCs w:val="20"/>
+              </w:rPr>
+              <w:t>cụm</w:t>
+            </w:r>
+            <w:proofErr w:type="spellEnd"/>
+            <w:r>
+              <w:rPr>
+                <w:rFonts w:eastAsia="Times New Roman"/>
+                <w:color w:val="000000"/>
+                <w:sz w:val="20"/>
+                <w:szCs w:val="20"/>
+              </w:rPr>
+              <w:t xml:space="preserve"> ô </w:t>
+            </w:r>
+            <w:proofErr w:type="spellStart"/>
+            <w:r>
+              <w:rPr>
+                <w:rFonts w:eastAsia="Times New Roman"/>
+                <w:color w:val="000000"/>
+                <w:sz w:val="20"/>
+                <w:szCs w:val="20"/>
+              </w:rPr>
+              <w:t>để</w:t>
+            </w:r>
+            <w:proofErr w:type="spellEnd"/>
+            <w:r>
+              <w:rPr>
+                <w:rFonts w:eastAsia="Times New Roman"/>
+                <w:color w:val="000000"/>
+                <w:sz w:val="20"/>
+                <w:szCs w:val="20"/>
+              </w:rPr>
+              <w:t xml:space="preserve"> </w:t>
+            </w:r>
+            <w:proofErr w:type="spellStart"/>
+            <w:r>
+              <w:rPr>
+                <w:rFonts w:eastAsia="Times New Roman"/>
+                <w:color w:val="000000"/>
+                <w:sz w:val="20"/>
+                <w:szCs w:val="20"/>
+              </w:rPr>
+              <w:t>sau</w:t>
+            </w:r>
+            <w:proofErr w:type="spellEnd"/>
+            <w:r>
+              <w:rPr>
+                <w:rFonts w:eastAsia="Times New Roman"/>
+                <w:color w:val="000000"/>
+                <w:sz w:val="20"/>
+                <w:szCs w:val="20"/>
+              </w:rPr>
+              <w:t xml:space="preserve"> </w:t>
+            </w:r>
+            <w:proofErr w:type="spellStart"/>
+            <w:r>
+              <w:rPr>
+                <w:rFonts w:eastAsia="Times New Roman"/>
+                <w:color w:val="000000"/>
+                <w:sz w:val="20"/>
+                <w:szCs w:val="20"/>
+              </w:rPr>
+              <w:t>này</w:t>
+            </w:r>
+            <w:proofErr w:type="spellEnd"/>
+            <w:r>
+              <w:rPr>
+                <w:rFonts w:eastAsia="Times New Roman"/>
+                <w:color w:val="000000"/>
+                <w:sz w:val="20"/>
+                <w:szCs w:val="20"/>
+              </w:rPr>
+              <w:t xml:space="preserve"> </w:t>
+            </w:r>
+            <w:proofErr w:type="spellStart"/>
+            <w:r>
+              <w:rPr>
+                <w:rFonts w:eastAsia="Times New Roman"/>
+                <w:color w:val="000000"/>
+                <w:sz w:val="20"/>
+                <w:szCs w:val="20"/>
+              </w:rPr>
+              <w:t>làm</w:t>
+            </w:r>
+            <w:proofErr w:type="spellEnd"/>
+            <w:r>
+              <w:rPr>
+                <w:rFonts w:eastAsia="Times New Roman"/>
+                <w:color w:val="000000"/>
+                <w:sz w:val="20"/>
+                <w:szCs w:val="20"/>
+              </w:rPr>
+              <w:t xml:space="preserve"> </w:t>
+            </w:r>
+            <w:proofErr w:type="spellStart"/>
+            <w:r>
+              <w:rPr>
+                <w:rFonts w:eastAsia="Times New Roman"/>
+                <w:color w:val="000000"/>
+                <w:sz w:val="20"/>
+                <w:szCs w:val="20"/>
+              </w:rPr>
+              <w:t>báo</w:t>
+            </w:r>
+            <w:proofErr w:type="spellEnd"/>
+            <w:r>
+              <w:rPr>
+                <w:rFonts w:eastAsia="Times New Roman"/>
+                <w:color w:val="000000"/>
+                <w:sz w:val="20"/>
+                <w:szCs w:val="20"/>
+              </w:rPr>
+              <w:t xml:space="preserve"> </w:t>
+            </w:r>
+            <w:proofErr w:type="spellStart"/>
+            <w:r>
+              <w:rPr>
+                <w:rFonts w:eastAsia="Times New Roman"/>
+                <w:color w:val="000000"/>
+                <w:sz w:val="20"/>
+                <w:szCs w:val="20"/>
+              </w:rPr>
+              <w:t>cáo</w:t>
+            </w:r>
+            <w:proofErr w:type="spellEnd"/>
+            <w:r>
+              <w:rPr>
+                <w:rFonts w:eastAsia="Times New Roman"/>
+                <w:color w:val="000000"/>
+                <w:sz w:val="20"/>
+                <w:szCs w:val="20"/>
+              </w:rPr>
+              <w:t>.</w:t>
+            </w:r>
+          </w:p>
+        </w:tc>
+      </w:tr>
     </w:tbl>
     <w:p/>
     <w:sectPr>
@@ -5252,6 +14001,453 @@
 <file path=word/numbering.xml><?xml version="1.0" encoding="utf-8"?>
 <w:numbering xmlns:wpc="http://schemas.microsoft.com/office/word/2010/wordprocessingCanvas" xmlns:cx="http://schemas.microsoft.com/office/drawing/2014/chartex" xmlns:mc="http://schemas.openxmlformats.org/markup-compatibility/2006" xmlns:o="urn:schemas-microsoft-com:office:office" xmlns:r="http://schemas.openxmlformats.org/officeDocument/2006/relationships" xmlns:m="http://schemas.openxmlformats.org/officeDocument/2006/math" xmlns:v="urn:schemas-microsoft-com:vml" xmlns:wp14="http://schemas.microsoft.com/office/word/2010/wordprocessingDrawing" xmlns:wp="http://schemas.openxmlformats.org/drawingml/2006/wordprocessingDrawing" xmlns:w10="urn:schemas-microsoft-com:office:word" xmlns:w="http://schemas.openxmlformats.org/wordprocessingml/2006/main" xmlns:w14="http://schemas.microsoft.com/office/word/2010/wordml" xmlns:w15="http://schemas.microsoft.com/office/word/2012/wordml" xmlns:w16se="http://schemas.microsoft.com/office/word/2015/wordml/symex" xmlns:wpg="http://schemas.microsoft.com/office/word/2010/wordprocessingGroup" xmlns:wpi="http://schemas.microsoft.com/office/word/2010/wordprocessingInk" xmlns:wne="http://schemas.microsoft.com/office/word/2006/wordml" xmlns:wps="http://schemas.microsoft.com/office/word/2010/wordprocessingShape" mc:Ignorable="w14 w15 w16se wp14">
   <w:abstractNum w:abstractNumId="0" w15:restartNumberingAfterBreak="0">
+    <w:nsid w:val="16101D27"/>
+    <w:multiLevelType w:val="multilevel"/>
+    <w:tmpl w:val="2AAECDA8"/>
+    <w:lvl w:ilvl="0">
+      <w:start w:val="1"/>
+      <w:numFmt w:val="bullet"/>
+      <w:lvlText w:val=""/>
+      <w:lvlJc w:val="left"/>
+      <w:pPr>
+        <w:tabs>
+          <w:tab w:val="num" w:pos="720"/>
+        </w:tabs>
+        <w:ind w:left="720" w:hanging="360"/>
+      </w:pPr>
+      <w:rPr>
+        <w:rFonts w:ascii="Symbol" w:hAnsi="Symbol" w:hint="default"/>
+        <w:sz w:val="20"/>
+      </w:rPr>
+    </w:lvl>
+    <w:lvl w:ilvl="1" w:tentative="1">
+      <w:start w:val="1"/>
+      <w:numFmt w:val="bullet"/>
+      <w:lvlText w:val="o"/>
+      <w:lvlJc w:val="left"/>
+      <w:pPr>
+        <w:tabs>
+          <w:tab w:val="num" w:pos="1440"/>
+        </w:tabs>
+        <w:ind w:left="1440" w:hanging="360"/>
+      </w:pPr>
+      <w:rPr>
+        <w:rFonts w:ascii="Courier New" w:hAnsi="Courier New" w:hint="default"/>
+        <w:sz w:val="20"/>
+      </w:rPr>
+    </w:lvl>
+    <w:lvl w:ilvl="2" w:tentative="1">
+      <w:start w:val="1"/>
+      <w:numFmt w:val="bullet"/>
+      <w:lvlText w:val=""/>
+      <w:lvlJc w:val="left"/>
+      <w:pPr>
+        <w:tabs>
+          <w:tab w:val="num" w:pos="2160"/>
+        </w:tabs>
+        <w:ind w:left="2160" w:hanging="360"/>
+      </w:pPr>
+      <w:rPr>
+        <w:rFonts w:ascii="Wingdings" w:hAnsi="Wingdings" w:hint="default"/>
+        <w:sz w:val="20"/>
+      </w:rPr>
+    </w:lvl>
+    <w:lvl w:ilvl="3" w:tentative="1">
+      <w:start w:val="1"/>
+      <w:numFmt w:val="bullet"/>
+      <w:lvlText w:val=""/>
+      <w:lvlJc w:val="left"/>
+      <w:pPr>
+        <w:tabs>
+          <w:tab w:val="num" w:pos="2880"/>
+        </w:tabs>
+        <w:ind w:left="2880" w:hanging="360"/>
+      </w:pPr>
+      <w:rPr>
+        <w:rFonts w:ascii="Wingdings" w:hAnsi="Wingdings" w:hint="default"/>
+        <w:sz w:val="20"/>
+      </w:rPr>
+    </w:lvl>
+    <w:lvl w:ilvl="4" w:tentative="1">
+      <w:start w:val="1"/>
+      <w:numFmt w:val="bullet"/>
+      <w:lvlText w:val=""/>
+      <w:lvlJc w:val="left"/>
+      <w:pPr>
+        <w:tabs>
+          <w:tab w:val="num" w:pos="3600"/>
+        </w:tabs>
+        <w:ind w:left="3600" w:hanging="360"/>
+      </w:pPr>
+      <w:rPr>
+        <w:rFonts w:ascii="Wingdings" w:hAnsi="Wingdings" w:hint="default"/>
+        <w:sz w:val="20"/>
+      </w:rPr>
+    </w:lvl>
+    <w:lvl w:ilvl="5" w:tentative="1">
+      <w:start w:val="1"/>
+      <w:numFmt w:val="bullet"/>
+      <w:lvlText w:val=""/>
+      <w:lvlJc w:val="left"/>
+      <w:pPr>
+        <w:tabs>
+          <w:tab w:val="num" w:pos="4320"/>
+        </w:tabs>
+        <w:ind w:left="4320" w:hanging="360"/>
+      </w:pPr>
+      <w:rPr>
+        <w:rFonts w:ascii="Wingdings" w:hAnsi="Wingdings" w:hint="default"/>
+        <w:sz w:val="20"/>
+      </w:rPr>
+    </w:lvl>
+    <w:lvl w:ilvl="6" w:tentative="1">
+      <w:start w:val="1"/>
+      <w:numFmt w:val="bullet"/>
+      <w:lvlText w:val=""/>
+      <w:lvlJc w:val="left"/>
+      <w:pPr>
+        <w:tabs>
+          <w:tab w:val="num" w:pos="5040"/>
+        </w:tabs>
+        <w:ind w:left="5040" w:hanging="360"/>
+      </w:pPr>
+      <w:rPr>
+        <w:rFonts w:ascii="Wingdings" w:hAnsi="Wingdings" w:hint="default"/>
+        <w:sz w:val="20"/>
+      </w:rPr>
+    </w:lvl>
+    <w:lvl w:ilvl="7" w:tentative="1">
+      <w:start w:val="1"/>
+      <w:numFmt w:val="bullet"/>
+      <w:lvlText w:val=""/>
+      <w:lvlJc w:val="left"/>
+      <w:pPr>
+        <w:tabs>
+          <w:tab w:val="num" w:pos="5760"/>
+        </w:tabs>
+        <w:ind w:left="5760" w:hanging="360"/>
+      </w:pPr>
+      <w:rPr>
+        <w:rFonts w:ascii="Wingdings" w:hAnsi="Wingdings" w:hint="default"/>
+        <w:sz w:val="20"/>
+      </w:rPr>
+    </w:lvl>
+    <w:lvl w:ilvl="8" w:tentative="1">
+      <w:start w:val="1"/>
+      <w:numFmt w:val="bullet"/>
+      <w:lvlText w:val=""/>
+      <w:lvlJc w:val="left"/>
+      <w:pPr>
+        <w:tabs>
+          <w:tab w:val="num" w:pos="6480"/>
+        </w:tabs>
+        <w:ind w:left="6480" w:hanging="360"/>
+      </w:pPr>
+      <w:rPr>
+        <w:rFonts w:ascii="Wingdings" w:hAnsi="Wingdings" w:hint="default"/>
+        <w:sz w:val="20"/>
+      </w:rPr>
+    </w:lvl>
+  </w:abstractNum>
+  <w:abstractNum w:abstractNumId="1" w15:restartNumberingAfterBreak="0">
+    <w:nsid w:val="1A573111"/>
+    <w:multiLevelType w:val="multilevel"/>
+    <w:tmpl w:val="05EECDF8"/>
+    <w:lvl w:ilvl="0">
+      <w:start w:val="1"/>
+      <w:numFmt w:val="bullet"/>
+      <w:lvlText w:val=""/>
+      <w:lvlJc w:val="left"/>
+      <w:pPr>
+        <w:tabs>
+          <w:tab w:val="num" w:pos="720"/>
+        </w:tabs>
+        <w:ind w:left="720" w:hanging="360"/>
+      </w:pPr>
+      <w:rPr>
+        <w:rFonts w:ascii="Symbol" w:hAnsi="Symbol" w:hint="default"/>
+        <w:sz w:val="20"/>
+      </w:rPr>
+    </w:lvl>
+    <w:lvl w:ilvl="1" w:tentative="1">
+      <w:start w:val="1"/>
+      <w:numFmt w:val="bullet"/>
+      <w:lvlText w:val="o"/>
+      <w:lvlJc w:val="left"/>
+      <w:pPr>
+        <w:tabs>
+          <w:tab w:val="num" w:pos="1440"/>
+        </w:tabs>
+        <w:ind w:left="1440" w:hanging="360"/>
+      </w:pPr>
+      <w:rPr>
+        <w:rFonts w:ascii="Courier New" w:hAnsi="Courier New" w:hint="default"/>
+        <w:sz w:val="20"/>
+      </w:rPr>
+    </w:lvl>
+    <w:lvl w:ilvl="2" w:tentative="1">
+      <w:start w:val="1"/>
+      <w:numFmt w:val="bullet"/>
+      <w:lvlText w:val=""/>
+      <w:lvlJc w:val="left"/>
+      <w:pPr>
+        <w:tabs>
+          <w:tab w:val="num" w:pos="2160"/>
+        </w:tabs>
+        <w:ind w:left="2160" w:hanging="360"/>
+      </w:pPr>
+      <w:rPr>
+        <w:rFonts w:ascii="Wingdings" w:hAnsi="Wingdings" w:hint="default"/>
+        <w:sz w:val="20"/>
+      </w:rPr>
+    </w:lvl>
+    <w:lvl w:ilvl="3" w:tentative="1">
+      <w:start w:val="1"/>
+      <w:numFmt w:val="bullet"/>
+      <w:lvlText w:val=""/>
+      <w:lvlJc w:val="left"/>
+      <w:pPr>
+        <w:tabs>
+          <w:tab w:val="num" w:pos="2880"/>
+        </w:tabs>
+        <w:ind w:left="2880" w:hanging="360"/>
+      </w:pPr>
+      <w:rPr>
+        <w:rFonts w:ascii="Wingdings" w:hAnsi="Wingdings" w:hint="default"/>
+        <w:sz w:val="20"/>
+      </w:rPr>
+    </w:lvl>
+    <w:lvl w:ilvl="4" w:tentative="1">
+      <w:start w:val="1"/>
+      <w:numFmt w:val="bullet"/>
+      <w:lvlText w:val=""/>
+      <w:lvlJc w:val="left"/>
+      <w:pPr>
+        <w:tabs>
+          <w:tab w:val="num" w:pos="3600"/>
+        </w:tabs>
+        <w:ind w:left="3600" w:hanging="360"/>
+      </w:pPr>
+      <w:rPr>
+        <w:rFonts w:ascii="Wingdings" w:hAnsi="Wingdings" w:hint="default"/>
+        <w:sz w:val="20"/>
+      </w:rPr>
+    </w:lvl>
+    <w:lvl w:ilvl="5" w:tentative="1">
+      <w:start w:val="1"/>
+      <w:numFmt w:val="bullet"/>
+      <w:lvlText w:val=""/>
+      <w:lvlJc w:val="left"/>
+      <w:pPr>
+        <w:tabs>
+          <w:tab w:val="num" w:pos="4320"/>
+        </w:tabs>
+        <w:ind w:left="4320" w:hanging="360"/>
+      </w:pPr>
+      <w:rPr>
+        <w:rFonts w:ascii="Wingdings" w:hAnsi="Wingdings" w:hint="default"/>
+        <w:sz w:val="20"/>
+      </w:rPr>
+    </w:lvl>
+    <w:lvl w:ilvl="6" w:tentative="1">
+      <w:start w:val="1"/>
+      <w:numFmt w:val="bullet"/>
+      <w:lvlText w:val=""/>
+      <w:lvlJc w:val="left"/>
+      <w:pPr>
+        <w:tabs>
+          <w:tab w:val="num" w:pos="5040"/>
+        </w:tabs>
+        <w:ind w:left="5040" w:hanging="360"/>
+      </w:pPr>
+      <w:rPr>
+        <w:rFonts w:ascii="Wingdings" w:hAnsi="Wingdings" w:hint="default"/>
+        <w:sz w:val="20"/>
+      </w:rPr>
+    </w:lvl>
+    <w:lvl w:ilvl="7" w:tentative="1">
+      <w:start w:val="1"/>
+      <w:numFmt w:val="bullet"/>
+      <w:lvlText w:val=""/>
+      <w:lvlJc w:val="left"/>
+      <w:pPr>
+        <w:tabs>
+          <w:tab w:val="num" w:pos="5760"/>
+        </w:tabs>
+        <w:ind w:left="5760" w:hanging="360"/>
+      </w:pPr>
+      <w:rPr>
+        <w:rFonts w:ascii="Wingdings" w:hAnsi="Wingdings" w:hint="default"/>
+        <w:sz w:val="20"/>
+      </w:rPr>
+    </w:lvl>
+    <w:lvl w:ilvl="8" w:tentative="1">
+      <w:start w:val="1"/>
+      <w:numFmt w:val="bullet"/>
+      <w:lvlText w:val=""/>
+      <w:lvlJc w:val="left"/>
+      <w:pPr>
+        <w:tabs>
+          <w:tab w:val="num" w:pos="6480"/>
+        </w:tabs>
+        <w:ind w:left="6480" w:hanging="360"/>
+      </w:pPr>
+      <w:rPr>
+        <w:rFonts w:ascii="Wingdings" w:hAnsi="Wingdings" w:hint="default"/>
+        <w:sz w:val="20"/>
+      </w:rPr>
+    </w:lvl>
+  </w:abstractNum>
+  <w:abstractNum w:abstractNumId="2" w15:restartNumberingAfterBreak="0">
+    <w:nsid w:val="1D806BFB"/>
+    <w:multiLevelType w:val="multilevel"/>
+    <w:tmpl w:val="A24242FC"/>
+    <w:lvl w:ilvl="0">
+      <w:start w:val="1"/>
+      <w:numFmt w:val="bullet"/>
+      <w:lvlText w:val=""/>
+      <w:lvlJc w:val="left"/>
+      <w:pPr>
+        <w:tabs>
+          <w:tab w:val="num" w:pos="720"/>
+        </w:tabs>
+        <w:ind w:left="720" w:hanging="360"/>
+      </w:pPr>
+      <w:rPr>
+        <w:rFonts w:ascii="Symbol" w:hAnsi="Symbol" w:hint="default"/>
+        <w:sz w:val="20"/>
+      </w:rPr>
+    </w:lvl>
+    <w:lvl w:ilvl="1" w:tentative="1">
+      <w:start w:val="1"/>
+      <w:numFmt w:val="bullet"/>
+      <w:lvlText w:val="o"/>
+      <w:lvlJc w:val="left"/>
+      <w:pPr>
+        <w:tabs>
+          <w:tab w:val="num" w:pos="1440"/>
+        </w:tabs>
+        <w:ind w:left="1440" w:hanging="360"/>
+      </w:pPr>
+      <w:rPr>
+        <w:rFonts w:ascii="Courier New" w:hAnsi="Courier New" w:hint="default"/>
+        <w:sz w:val="20"/>
+      </w:rPr>
+    </w:lvl>
+    <w:lvl w:ilvl="2" w:tentative="1">
+      <w:start w:val="1"/>
+      <w:numFmt w:val="bullet"/>
+      <w:lvlText w:val=""/>
+      <w:lvlJc w:val="left"/>
+      <w:pPr>
+        <w:tabs>
+          <w:tab w:val="num" w:pos="2160"/>
+        </w:tabs>
+        <w:ind w:left="2160" w:hanging="360"/>
+      </w:pPr>
+      <w:rPr>
+        <w:rFonts w:ascii="Wingdings" w:hAnsi="Wingdings" w:hint="default"/>
+        <w:sz w:val="20"/>
+      </w:rPr>
+    </w:lvl>
+    <w:lvl w:ilvl="3" w:tentative="1">
+      <w:start w:val="1"/>
+      <w:numFmt w:val="bullet"/>
+      <w:lvlText w:val=""/>
+      <w:lvlJc w:val="left"/>
+      <w:pPr>
+        <w:tabs>
+          <w:tab w:val="num" w:pos="2880"/>
+        </w:tabs>
+        <w:ind w:left="2880" w:hanging="360"/>
+      </w:pPr>
+      <w:rPr>
+        <w:rFonts w:ascii="Wingdings" w:hAnsi="Wingdings" w:hint="default"/>
+        <w:sz w:val="20"/>
+      </w:rPr>
+    </w:lvl>
+    <w:lvl w:ilvl="4" w:tentative="1">
+      <w:start w:val="1"/>
+      <w:numFmt w:val="bullet"/>
+      <w:lvlText w:val=""/>
+      <w:lvlJc w:val="left"/>
+      <w:pPr>
+        <w:tabs>
+          <w:tab w:val="num" w:pos="3600"/>
+        </w:tabs>
+        <w:ind w:left="3600" w:hanging="360"/>
+      </w:pPr>
+      <w:rPr>
+        <w:rFonts w:ascii="Wingdings" w:hAnsi="Wingdings" w:hint="default"/>
+        <w:sz w:val="20"/>
+      </w:rPr>
+    </w:lvl>
+    <w:lvl w:ilvl="5" w:tentative="1">
+      <w:start w:val="1"/>
+      <w:numFmt w:val="bullet"/>
+      <w:lvlText w:val=""/>
+      <w:lvlJc w:val="left"/>
+      <w:pPr>
+        <w:tabs>
+          <w:tab w:val="num" w:pos="4320"/>
+        </w:tabs>
+        <w:ind w:left="4320" w:hanging="360"/>
+      </w:pPr>
+      <w:rPr>
+        <w:rFonts w:ascii="Wingdings" w:hAnsi="Wingdings" w:hint="default"/>
+        <w:sz w:val="20"/>
+      </w:rPr>
+    </w:lvl>
+    <w:lvl w:ilvl="6" w:tentative="1">
+      <w:start w:val="1"/>
+      <w:numFmt w:val="bullet"/>
+      <w:lvlText w:val=""/>
+      <w:lvlJc w:val="left"/>
+      <w:pPr>
+        <w:tabs>
+          <w:tab w:val="num" w:pos="5040"/>
+        </w:tabs>
+        <w:ind w:left="5040" w:hanging="360"/>
+      </w:pPr>
+      <w:rPr>
+        <w:rFonts w:ascii="Wingdings" w:hAnsi="Wingdings" w:hint="default"/>
+        <w:sz w:val="20"/>
+      </w:rPr>
+    </w:lvl>
+    <w:lvl w:ilvl="7" w:tentative="1">
+      <w:start w:val="1"/>
+      <w:numFmt w:val="bullet"/>
+      <w:lvlText w:val=""/>
+      <w:lvlJc w:val="left"/>
+      <w:pPr>
+        <w:tabs>
+          <w:tab w:val="num" w:pos="5760"/>
+        </w:tabs>
+        <w:ind w:left="5760" w:hanging="360"/>
+      </w:pPr>
+      <w:rPr>
+        <w:rFonts w:ascii="Wingdings" w:hAnsi="Wingdings" w:hint="default"/>
+        <w:sz w:val="20"/>
+      </w:rPr>
+    </w:lvl>
+    <w:lvl w:ilvl="8" w:tentative="1">
+      <w:start w:val="1"/>
+      <w:numFmt w:val="bullet"/>
+      <w:lvlText w:val=""/>
+      <w:lvlJc w:val="left"/>
+      <w:pPr>
+        <w:tabs>
+          <w:tab w:val="num" w:pos="6480"/>
+        </w:tabs>
+        <w:ind w:left="6480" w:hanging="360"/>
+      </w:pPr>
+      <w:rPr>
+        <w:rFonts w:ascii="Wingdings" w:hAnsi="Wingdings" w:hint="default"/>
+        <w:sz w:val="20"/>
+      </w:rPr>
+    </w:lvl>
+  </w:abstractNum>
+  <w:abstractNum w:abstractNumId="3" w15:restartNumberingAfterBreak="0">
     <w:nsid w:val="25A03529"/>
     <w:multiLevelType w:val="multilevel"/>
     <w:tmpl w:val="4C526BD0"/>
@@ -5472,7 +14668,305 @@
       </w:rPr>
     </w:lvl>
   </w:abstractNum>
-  <w:abstractNum w:abstractNumId="1" w15:restartNumberingAfterBreak="0">
+  <w:abstractNum w:abstractNumId="4" w15:restartNumberingAfterBreak="0">
+    <w:nsid w:val="2C2F4ED8"/>
+    <w:multiLevelType w:val="multilevel"/>
+    <w:tmpl w:val="E7CAB5A4"/>
+    <w:lvl w:ilvl="0">
+      <w:start w:val="1"/>
+      <w:numFmt w:val="bullet"/>
+      <w:lvlText w:val=""/>
+      <w:lvlJc w:val="left"/>
+      <w:pPr>
+        <w:tabs>
+          <w:tab w:val="num" w:pos="720"/>
+        </w:tabs>
+        <w:ind w:left="720" w:hanging="360"/>
+      </w:pPr>
+      <w:rPr>
+        <w:rFonts w:ascii="Symbol" w:hAnsi="Symbol" w:hint="default"/>
+        <w:sz w:val="20"/>
+      </w:rPr>
+    </w:lvl>
+    <w:lvl w:ilvl="1" w:tentative="1">
+      <w:start w:val="1"/>
+      <w:numFmt w:val="bullet"/>
+      <w:lvlText w:val="o"/>
+      <w:lvlJc w:val="left"/>
+      <w:pPr>
+        <w:tabs>
+          <w:tab w:val="num" w:pos="1440"/>
+        </w:tabs>
+        <w:ind w:left="1440" w:hanging="360"/>
+      </w:pPr>
+      <w:rPr>
+        <w:rFonts w:ascii="Courier New" w:hAnsi="Courier New" w:hint="default"/>
+        <w:sz w:val="20"/>
+      </w:rPr>
+    </w:lvl>
+    <w:lvl w:ilvl="2" w:tentative="1">
+      <w:start w:val="1"/>
+      <w:numFmt w:val="bullet"/>
+      <w:lvlText w:val=""/>
+      <w:lvlJc w:val="left"/>
+      <w:pPr>
+        <w:tabs>
+          <w:tab w:val="num" w:pos="2160"/>
+        </w:tabs>
+        <w:ind w:left="2160" w:hanging="360"/>
+      </w:pPr>
+      <w:rPr>
+        <w:rFonts w:ascii="Wingdings" w:hAnsi="Wingdings" w:hint="default"/>
+        <w:sz w:val="20"/>
+      </w:rPr>
+    </w:lvl>
+    <w:lvl w:ilvl="3" w:tentative="1">
+      <w:start w:val="1"/>
+      <w:numFmt w:val="bullet"/>
+      <w:lvlText w:val=""/>
+      <w:lvlJc w:val="left"/>
+      <w:pPr>
+        <w:tabs>
+          <w:tab w:val="num" w:pos="2880"/>
+        </w:tabs>
+        <w:ind w:left="2880" w:hanging="360"/>
+      </w:pPr>
+      <w:rPr>
+        <w:rFonts w:ascii="Wingdings" w:hAnsi="Wingdings" w:hint="default"/>
+        <w:sz w:val="20"/>
+      </w:rPr>
+    </w:lvl>
+    <w:lvl w:ilvl="4" w:tentative="1">
+      <w:start w:val="1"/>
+      <w:numFmt w:val="bullet"/>
+      <w:lvlText w:val=""/>
+      <w:lvlJc w:val="left"/>
+      <w:pPr>
+        <w:tabs>
+          <w:tab w:val="num" w:pos="3600"/>
+        </w:tabs>
+        <w:ind w:left="3600" w:hanging="360"/>
+      </w:pPr>
+      <w:rPr>
+        <w:rFonts w:ascii="Wingdings" w:hAnsi="Wingdings" w:hint="default"/>
+        <w:sz w:val="20"/>
+      </w:rPr>
+    </w:lvl>
+    <w:lvl w:ilvl="5" w:tentative="1">
+      <w:start w:val="1"/>
+      <w:numFmt w:val="bullet"/>
+      <w:lvlText w:val=""/>
+      <w:lvlJc w:val="left"/>
+      <w:pPr>
+        <w:tabs>
+          <w:tab w:val="num" w:pos="4320"/>
+        </w:tabs>
+        <w:ind w:left="4320" w:hanging="360"/>
+      </w:pPr>
+      <w:rPr>
+        <w:rFonts w:ascii="Wingdings" w:hAnsi="Wingdings" w:hint="default"/>
+        <w:sz w:val="20"/>
+      </w:rPr>
+    </w:lvl>
+    <w:lvl w:ilvl="6" w:tentative="1">
+      <w:start w:val="1"/>
+      <w:numFmt w:val="bullet"/>
+      <w:lvlText w:val=""/>
+      <w:lvlJc w:val="left"/>
+      <w:pPr>
+        <w:tabs>
+          <w:tab w:val="num" w:pos="5040"/>
+        </w:tabs>
+        <w:ind w:left="5040" w:hanging="360"/>
+      </w:pPr>
+      <w:rPr>
+        <w:rFonts w:ascii="Wingdings" w:hAnsi="Wingdings" w:hint="default"/>
+        <w:sz w:val="20"/>
+      </w:rPr>
+    </w:lvl>
+    <w:lvl w:ilvl="7" w:tentative="1">
+      <w:start w:val="1"/>
+      <w:numFmt w:val="bullet"/>
+      <w:lvlText w:val=""/>
+      <w:lvlJc w:val="left"/>
+      <w:pPr>
+        <w:tabs>
+          <w:tab w:val="num" w:pos="5760"/>
+        </w:tabs>
+        <w:ind w:left="5760" w:hanging="360"/>
+      </w:pPr>
+      <w:rPr>
+        <w:rFonts w:ascii="Wingdings" w:hAnsi="Wingdings" w:hint="default"/>
+        <w:sz w:val="20"/>
+      </w:rPr>
+    </w:lvl>
+    <w:lvl w:ilvl="8" w:tentative="1">
+      <w:start w:val="1"/>
+      <w:numFmt w:val="bullet"/>
+      <w:lvlText w:val=""/>
+      <w:lvlJc w:val="left"/>
+      <w:pPr>
+        <w:tabs>
+          <w:tab w:val="num" w:pos="6480"/>
+        </w:tabs>
+        <w:ind w:left="6480" w:hanging="360"/>
+      </w:pPr>
+      <w:rPr>
+        <w:rFonts w:ascii="Wingdings" w:hAnsi="Wingdings" w:hint="default"/>
+        <w:sz w:val="20"/>
+      </w:rPr>
+    </w:lvl>
+  </w:abstractNum>
+  <w:abstractNum w:abstractNumId="5" w15:restartNumberingAfterBreak="0">
+    <w:nsid w:val="3B903524"/>
+    <w:multiLevelType w:val="multilevel"/>
+    <w:tmpl w:val="C2747348"/>
+    <w:lvl w:ilvl="0">
+      <w:start w:val="1"/>
+      <w:numFmt w:val="bullet"/>
+      <w:lvlText w:val=""/>
+      <w:lvlJc w:val="left"/>
+      <w:pPr>
+        <w:tabs>
+          <w:tab w:val="num" w:pos="720"/>
+        </w:tabs>
+        <w:ind w:left="720" w:hanging="360"/>
+      </w:pPr>
+      <w:rPr>
+        <w:rFonts w:ascii="Symbol" w:hAnsi="Symbol" w:hint="default"/>
+        <w:sz w:val="20"/>
+      </w:rPr>
+    </w:lvl>
+    <w:lvl w:ilvl="1" w:tentative="1">
+      <w:start w:val="1"/>
+      <w:numFmt w:val="bullet"/>
+      <w:lvlText w:val="o"/>
+      <w:lvlJc w:val="left"/>
+      <w:pPr>
+        <w:tabs>
+          <w:tab w:val="num" w:pos="1440"/>
+        </w:tabs>
+        <w:ind w:left="1440" w:hanging="360"/>
+      </w:pPr>
+      <w:rPr>
+        <w:rFonts w:ascii="Courier New" w:hAnsi="Courier New" w:hint="default"/>
+        <w:sz w:val="20"/>
+      </w:rPr>
+    </w:lvl>
+    <w:lvl w:ilvl="2" w:tentative="1">
+      <w:start w:val="1"/>
+      <w:numFmt w:val="bullet"/>
+      <w:lvlText w:val=""/>
+      <w:lvlJc w:val="left"/>
+      <w:pPr>
+        <w:tabs>
+          <w:tab w:val="num" w:pos="2160"/>
+        </w:tabs>
+        <w:ind w:left="2160" w:hanging="360"/>
+      </w:pPr>
+      <w:rPr>
+        <w:rFonts w:ascii="Wingdings" w:hAnsi="Wingdings" w:hint="default"/>
+        <w:sz w:val="20"/>
+      </w:rPr>
+    </w:lvl>
+    <w:lvl w:ilvl="3" w:tentative="1">
+      <w:start w:val="1"/>
+      <w:numFmt w:val="bullet"/>
+      <w:lvlText w:val=""/>
+      <w:lvlJc w:val="left"/>
+      <w:pPr>
+        <w:tabs>
+          <w:tab w:val="num" w:pos="2880"/>
+        </w:tabs>
+        <w:ind w:left="2880" w:hanging="360"/>
+      </w:pPr>
+      <w:rPr>
+        <w:rFonts w:ascii="Wingdings" w:hAnsi="Wingdings" w:hint="default"/>
+        <w:sz w:val="20"/>
+      </w:rPr>
+    </w:lvl>
+    <w:lvl w:ilvl="4" w:tentative="1">
+      <w:start w:val="1"/>
+      <w:numFmt w:val="bullet"/>
+      <w:lvlText w:val=""/>
+      <w:lvlJc w:val="left"/>
+      <w:pPr>
+        <w:tabs>
+          <w:tab w:val="num" w:pos="3600"/>
+        </w:tabs>
+        <w:ind w:left="3600" w:hanging="360"/>
+      </w:pPr>
+      <w:rPr>
+        <w:rFonts w:ascii="Wingdings" w:hAnsi="Wingdings" w:hint="default"/>
+        <w:sz w:val="20"/>
+      </w:rPr>
+    </w:lvl>
+    <w:lvl w:ilvl="5" w:tentative="1">
+      <w:start w:val="1"/>
+      <w:numFmt w:val="bullet"/>
+      <w:lvlText w:val=""/>
+      <w:lvlJc w:val="left"/>
+      <w:pPr>
+        <w:tabs>
+          <w:tab w:val="num" w:pos="4320"/>
+        </w:tabs>
+        <w:ind w:left="4320" w:hanging="360"/>
+      </w:pPr>
+      <w:rPr>
+        <w:rFonts w:ascii="Wingdings" w:hAnsi="Wingdings" w:hint="default"/>
+        <w:sz w:val="20"/>
+      </w:rPr>
+    </w:lvl>
+    <w:lvl w:ilvl="6" w:tentative="1">
+      <w:start w:val="1"/>
+      <w:numFmt w:val="bullet"/>
+      <w:lvlText w:val=""/>
+      <w:lvlJc w:val="left"/>
+      <w:pPr>
+        <w:tabs>
+          <w:tab w:val="num" w:pos="5040"/>
+        </w:tabs>
+        <w:ind w:left="5040" w:hanging="360"/>
+      </w:pPr>
+      <w:rPr>
+        <w:rFonts w:ascii="Wingdings" w:hAnsi="Wingdings" w:hint="default"/>
+        <w:sz w:val="20"/>
+      </w:rPr>
+    </w:lvl>
+    <w:lvl w:ilvl="7" w:tentative="1">
+      <w:start w:val="1"/>
+      <w:numFmt w:val="bullet"/>
+      <w:lvlText w:val=""/>
+      <w:lvlJc w:val="left"/>
+      <w:pPr>
+        <w:tabs>
+          <w:tab w:val="num" w:pos="5760"/>
+        </w:tabs>
+        <w:ind w:left="5760" w:hanging="360"/>
+      </w:pPr>
+      <w:rPr>
+        <w:rFonts w:ascii="Wingdings" w:hAnsi="Wingdings" w:hint="default"/>
+        <w:sz w:val="20"/>
+      </w:rPr>
+    </w:lvl>
+    <w:lvl w:ilvl="8" w:tentative="1">
+      <w:start w:val="1"/>
+      <w:numFmt w:val="bullet"/>
+      <w:lvlText w:val=""/>
+      <w:lvlJc w:val="left"/>
+      <w:pPr>
+        <w:tabs>
+          <w:tab w:val="num" w:pos="6480"/>
+        </w:tabs>
+        <w:ind w:left="6480" w:hanging="360"/>
+      </w:pPr>
+      <w:rPr>
+        <w:rFonts w:ascii="Wingdings" w:hAnsi="Wingdings" w:hint="default"/>
+        <w:sz w:val="20"/>
+      </w:rPr>
+    </w:lvl>
+  </w:abstractNum>
+  <w:abstractNum w:abstractNumId="6" w15:restartNumberingAfterBreak="0">
     <w:nsid w:val="5DDB6A84"/>
     <w:multiLevelType w:val="multilevel"/>
     <w:tmpl w:val="3E12BB12"/>
@@ -5693,11 +15187,178 @@
       </w:rPr>
     </w:lvl>
   </w:abstractNum>
+  <w:abstractNum w:abstractNumId="7" w15:restartNumberingAfterBreak="0">
+    <w:nsid w:val="74DA2B1B"/>
+    <w:multiLevelType w:val="multilevel"/>
+    <w:tmpl w:val="D1CE8714"/>
+    <w:lvl w:ilvl="0">
+      <w:start w:val="1"/>
+      <w:numFmt w:val="bullet"/>
+      <w:lvlText w:val=""/>
+      <w:lvlJc w:val="left"/>
+      <w:pPr>
+        <w:tabs>
+          <w:tab w:val="num" w:pos="720"/>
+        </w:tabs>
+        <w:ind w:left="720" w:hanging="360"/>
+      </w:pPr>
+      <w:rPr>
+        <w:rFonts w:ascii="Symbol" w:hAnsi="Symbol" w:hint="default"/>
+        <w:sz w:val="20"/>
+      </w:rPr>
+    </w:lvl>
+    <w:lvl w:ilvl="1" w:tentative="1">
+      <w:start w:val="1"/>
+      <w:numFmt w:val="bullet"/>
+      <w:lvlText w:val="o"/>
+      <w:lvlJc w:val="left"/>
+      <w:pPr>
+        <w:tabs>
+          <w:tab w:val="num" w:pos="1440"/>
+        </w:tabs>
+        <w:ind w:left="1440" w:hanging="360"/>
+      </w:pPr>
+      <w:rPr>
+        <w:rFonts w:ascii="Courier New" w:hAnsi="Courier New" w:hint="default"/>
+        <w:sz w:val="20"/>
+      </w:rPr>
+    </w:lvl>
+    <w:lvl w:ilvl="2" w:tentative="1">
+      <w:start w:val="1"/>
+      <w:numFmt w:val="bullet"/>
+      <w:lvlText w:val=""/>
+      <w:lvlJc w:val="left"/>
+      <w:pPr>
+        <w:tabs>
+          <w:tab w:val="num" w:pos="2160"/>
+        </w:tabs>
+        <w:ind w:left="2160" w:hanging="360"/>
+      </w:pPr>
+      <w:rPr>
+        <w:rFonts w:ascii="Wingdings" w:hAnsi="Wingdings" w:hint="default"/>
+        <w:sz w:val="20"/>
+      </w:rPr>
+    </w:lvl>
+    <w:lvl w:ilvl="3" w:tentative="1">
+      <w:start w:val="1"/>
+      <w:numFmt w:val="bullet"/>
+      <w:lvlText w:val=""/>
+      <w:lvlJc w:val="left"/>
+      <w:pPr>
+        <w:tabs>
+          <w:tab w:val="num" w:pos="2880"/>
+        </w:tabs>
+        <w:ind w:left="2880" w:hanging="360"/>
+      </w:pPr>
+      <w:rPr>
+        <w:rFonts w:ascii="Wingdings" w:hAnsi="Wingdings" w:hint="default"/>
+        <w:sz w:val="20"/>
+      </w:rPr>
+    </w:lvl>
+    <w:lvl w:ilvl="4" w:tentative="1">
+      <w:start w:val="1"/>
+      <w:numFmt w:val="bullet"/>
+      <w:lvlText w:val=""/>
+      <w:lvlJc w:val="left"/>
+      <w:pPr>
+        <w:tabs>
+          <w:tab w:val="num" w:pos="3600"/>
+        </w:tabs>
+        <w:ind w:left="3600" w:hanging="360"/>
+      </w:pPr>
+      <w:rPr>
+        <w:rFonts w:ascii="Wingdings" w:hAnsi="Wingdings" w:hint="default"/>
+        <w:sz w:val="20"/>
+      </w:rPr>
+    </w:lvl>
+    <w:lvl w:ilvl="5" w:tentative="1">
+      <w:start w:val="1"/>
+      <w:numFmt w:val="bullet"/>
+      <w:lvlText w:val=""/>
+      <w:lvlJc w:val="left"/>
+      <w:pPr>
+        <w:tabs>
+          <w:tab w:val="num" w:pos="4320"/>
+        </w:tabs>
+        <w:ind w:left="4320" w:hanging="360"/>
+      </w:pPr>
+      <w:rPr>
+        <w:rFonts w:ascii="Wingdings" w:hAnsi="Wingdings" w:hint="default"/>
+        <w:sz w:val="20"/>
+      </w:rPr>
+    </w:lvl>
+    <w:lvl w:ilvl="6" w:tentative="1">
+      <w:start w:val="1"/>
+      <w:numFmt w:val="bullet"/>
+      <w:lvlText w:val=""/>
+      <w:lvlJc w:val="left"/>
+      <w:pPr>
+        <w:tabs>
+          <w:tab w:val="num" w:pos="5040"/>
+        </w:tabs>
+        <w:ind w:left="5040" w:hanging="360"/>
+      </w:pPr>
+      <w:rPr>
+        <w:rFonts w:ascii="Wingdings" w:hAnsi="Wingdings" w:hint="default"/>
+        <w:sz w:val="20"/>
+      </w:rPr>
+    </w:lvl>
+    <w:lvl w:ilvl="7" w:tentative="1">
+      <w:start w:val="1"/>
+      <w:numFmt w:val="bullet"/>
+      <w:lvlText w:val=""/>
+      <w:lvlJc w:val="left"/>
+      <w:pPr>
+        <w:tabs>
+          <w:tab w:val="num" w:pos="5760"/>
+        </w:tabs>
+        <w:ind w:left="5760" w:hanging="360"/>
+      </w:pPr>
+      <w:rPr>
+        <w:rFonts w:ascii="Wingdings" w:hAnsi="Wingdings" w:hint="default"/>
+        <w:sz w:val="20"/>
+      </w:rPr>
+    </w:lvl>
+    <w:lvl w:ilvl="8" w:tentative="1">
+      <w:start w:val="1"/>
+      <w:numFmt w:val="bullet"/>
+      <w:lvlText w:val=""/>
+      <w:lvlJc w:val="left"/>
+      <w:pPr>
+        <w:tabs>
+          <w:tab w:val="num" w:pos="6480"/>
+        </w:tabs>
+        <w:ind w:left="6480" w:hanging="360"/>
+      </w:pPr>
+      <w:rPr>
+        <w:rFonts w:ascii="Wingdings" w:hAnsi="Wingdings" w:hint="default"/>
+        <w:sz w:val="20"/>
+      </w:rPr>
+    </w:lvl>
+  </w:abstractNum>
   <w:num w:numId="1">
-    <w:abstractNumId w:val="1"/>
+    <w:abstractNumId w:val="6"/>
   </w:num>
   <w:num w:numId="2">
+    <w:abstractNumId w:val="3"/>
+  </w:num>
+  <w:num w:numId="3">
+    <w:abstractNumId w:val="2"/>
+  </w:num>
+  <w:num w:numId="4">
     <w:abstractNumId w:val="0"/>
+  </w:num>
+  <w:num w:numId="5">
+    <w:abstractNumId w:val="4"/>
+  </w:num>
+  <w:num w:numId="6">
+    <w:abstractNumId w:val="7"/>
+  </w:num>
+  <w:num w:numId="7">
+    <w:abstractNumId w:val="5"/>
+  </w:num>
+  <w:num w:numId="8">
+    <w:abstractNumId w:val="1"/>
   </w:num>
 </w:numbering>
 </file>
@@ -6306,6 +15967,23 @@
       <w:tblStyleColBandSize w:val="1"/>
     </w:tblPr>
   </w:style>
+  <w:style w:type="paragraph" w:styleId="NormalWeb">
+    <w:name w:val="Normal (Web)"/>
+    <w:basedOn w:val="Normal"/>
+    <w:uiPriority w:val="99"/>
+    <w:semiHidden/>
+    <w:unhideWhenUsed/>
+    <w:rsid w:val="00BB52AE"/>
+    <w:pPr>
+      <w:widowControl/>
+      <w:spacing w:before="100" w:beforeAutospacing="1" w:after="100" w:afterAutospacing="1"/>
+    </w:pPr>
+    <w:rPr>
+      <w:rFonts w:ascii="Times New Roman" w:eastAsia="Times New Roman" w:hAnsi="Times New Roman" w:cs="Times New Roman"/>
+      <w:sz w:val="24"/>
+      <w:szCs w:val="24"/>
+    </w:rPr>
+  </w:style>
 </w:styles>
 </file>
 
